--- a/TCC O impacto do tratamento de dados no desempenho de dashboards de business intelligence.docx
+++ b/TCC O impacto do tratamento de dados no desempenho de dashboards de business intelligence.docx
@@ -142,82 +142,119 @@
       <w:pPr>
         <w:pStyle w:val="TtuloTGINFO"/>
         <w:rPr>
-          <w:b w:val="0"/>
+          <w:color w:val="000000" w:themeColor="text1"/>
+        </w:rPr>
+      </w:pPr>
+      <w:r>
+        <w:rPr>
           <w:bCs/>
           <w:color w:val="000000"/>
         </w:rPr>
-      </w:pPr>
+        <w:t xml:space="preserve">O impacto do </w:t>
+      </w:r>
+      <w:r>
+        <w:t>tratamento</w:t>
+      </w:r>
       <w:r>
         <w:rPr>
           <w:bCs/>
           <w:color w:val="000000"/>
         </w:rPr>
-        <w:t xml:space="preserve">O impacto do </w:t>
-      </w:r>
-      <w:r>
-        <w:t>tratamento</w:t>
+        <w:t xml:space="preserve"> de dados no desempenho de dashboards de </w:t>
       </w:r>
       <w:r>
         <w:rPr>
           <w:bCs/>
-          <w:color w:val="000000"/>
-        </w:rPr>
-        <w:t xml:space="preserve"> de dados no desempenho de dashboards de business </w:t>
+          <w:color w:val="000000" w:themeColor="text1"/>
+        </w:rPr>
+        <w:t>B</w:t>
+      </w:r>
+      <w:r>
+        <w:rPr>
+          <w:bCs/>
+          <w:color w:val="000000" w:themeColor="text1"/>
+        </w:rPr>
+        <w:t xml:space="preserve">usiness </w:t>
       </w:r>
       <w:proofErr w:type="spellStart"/>
       <w:r>
         <w:rPr>
           <w:bCs/>
-          <w:color w:val="000000"/>
-        </w:rPr>
-        <w:t>intelligence</w:t>
+          <w:color w:val="000000" w:themeColor="text1"/>
+        </w:rPr>
+        <w:t>I</w:t>
+      </w:r>
+      <w:r>
+        <w:rPr>
+          <w:bCs/>
+          <w:color w:val="000000" w:themeColor="text1"/>
+        </w:rPr>
+        <w:t>ntelligence</w:t>
       </w:r>
       <w:proofErr w:type="spellEnd"/>
       <w:r>
         <w:rPr>
           <w:bCs/>
-          <w:color w:val="000000"/>
+          <w:color w:val="000000" w:themeColor="text1"/>
         </w:rPr>
         <w:t xml:space="preserve">: </w:t>
       </w:r>
-    </w:p>
-    <w:p>
-      <w:pPr>
-        <w:pStyle w:val="TtuloTGINFO"/>
-      </w:pPr>
-      <w:r>
-        <w:rPr>
-          <w:color w:val="000000"/>
+      <w:r>
+        <w:rPr>
+          <w:bCs/>
+          <w:color w:val="000000" w:themeColor="text1"/>
+        </w:rPr>
+        <w:t xml:space="preserve"> </w:t>
+      </w:r>
+      <w:r>
+        <w:rPr>
+          <w:color w:val="000000" w:themeColor="text1"/>
         </w:rPr>
         <w:t xml:space="preserve">Uma análise comparativa entre </w:t>
       </w:r>
       <w:proofErr w:type="spellStart"/>
       <w:r>
         <w:rPr>
-          <w:color w:val="000000"/>
-        </w:rPr>
-        <w:t>pyspark</w:t>
+          <w:color w:val="000000" w:themeColor="text1"/>
+        </w:rPr>
+        <w:t>P</w:t>
+      </w:r>
+      <w:r>
+        <w:rPr>
+          <w:color w:val="000000" w:themeColor="text1"/>
+        </w:rPr>
+        <w:t>yspark</w:t>
       </w:r>
       <w:proofErr w:type="spellEnd"/>
       <w:r>
         <w:rPr>
-          <w:color w:val="000000"/>
+          <w:color w:val="000000" w:themeColor="text1"/>
         </w:rPr>
         <w:t xml:space="preserve"> e </w:t>
       </w:r>
-      <w:proofErr w:type="spellStart"/>
-      <w:r>
-        <w:rPr>
-          <w:color w:val="000000"/>
-        </w:rPr>
-        <w:t>power</w:t>
-      </w:r>
-      <w:proofErr w:type="spellEnd"/>
-      <w:r>
-        <w:rPr>
-          <w:color w:val="000000"/>
-        </w:rPr>
-        <w:t xml:space="preserve"> query</w:t>
+      <w:r>
+        <w:rPr>
+          <w:color w:val="000000" w:themeColor="text1"/>
+        </w:rPr>
+        <w:t>P</w:t>
+      </w:r>
+      <w:r>
+        <w:rPr>
+          <w:color w:val="000000" w:themeColor="text1"/>
+        </w:rPr>
+        <w:t xml:space="preserve">ower </w:t>
+      </w:r>
+      <w:r>
+        <w:rPr>
+          <w:color w:val="000000" w:themeColor="text1"/>
+        </w:rPr>
+        <w:t>Q</w:t>
+      </w:r>
+      <w:r>
+        <w:rPr>
+          <w:color w:val="000000" w:themeColor="text1"/>
+        </w:rPr>
+        <w:t>uery</w:t>
       </w:r>
     </w:p>
     <w:p>
@@ -238,21 +275,7 @@
         <w:rPr>
           <w:color w:val="000000"/>
         </w:rPr>
-        <w:t xml:space="preserve">Danilo Tamio Takato Gomes, João Victor Marinho de Andrade, Dr. Henrique </w:t>
-      </w:r>
-      <w:proofErr w:type="spellStart"/>
-      <w:r>
-        <w:rPr>
-          <w:color w:val="000000"/>
-        </w:rPr>
-        <w:t>Dezani</w:t>
-      </w:r>
-      <w:proofErr w:type="spellEnd"/>
-      <w:r>
-        <w:rPr>
-          <w:color w:val="000000"/>
-        </w:rPr>
-        <w:t xml:space="preserve">, </w:t>
+        <w:t xml:space="preserve">Danilo Tamio Takato Gomes, João Victor Marinho de Andrade, Dr. Henrique Dezani, </w:t>
       </w:r>
     </w:p>
     <w:p>
@@ -273,149 +296,208 @@
           <w:sz w:val="24"/>
           <w:szCs w:val="24"/>
         </w:rPr>
-        <w:t xml:space="preserve">Dr. Adriana Alvarenga </w:t>
-      </w:r>
-      <w:proofErr w:type="spellStart"/>
-      <w:r>
-        <w:rPr>
-          <w:b w:val="0"/>
+        <w:t>Dr. Adriana Alvarenga Dezani</w:t>
+      </w:r>
+    </w:p>
+    <w:p>
+      <w:pPr>
+        <w:pStyle w:val="TtuloTGINFO"/>
+      </w:pPr>
+    </w:p>
+    <w:p>
+      <w:pPr>
+        <w:pStyle w:val="TtuloTGINFO"/>
+      </w:pPr>
+    </w:p>
+    <w:p>
+      <w:pPr>
+        <w:pStyle w:val="TtuloTGINFO"/>
+      </w:pPr>
+    </w:p>
+    <w:p>
+      <w:pPr>
+        <w:pStyle w:val="TtuloTGINFO"/>
+      </w:pPr>
+    </w:p>
+    <w:p>
+      <w:pPr>
+        <w:pStyle w:val="TtuloTGINFO"/>
+      </w:pPr>
+    </w:p>
+    <w:p>
+      <w:pPr>
+        <w:pStyle w:val="TtuloTGINFO"/>
+      </w:pPr>
+    </w:p>
+    <w:p>
+      <w:pPr>
+        <w:pStyle w:val="TtuloTGINFO"/>
+      </w:pPr>
+    </w:p>
+    <w:p>
+      <w:pPr>
+        <w:pStyle w:val="TtuloTGINFO"/>
+      </w:pPr>
+    </w:p>
+    <w:p>
+      <w:pPr>
+        <w:pStyle w:val="TtuloTGINFO"/>
+      </w:pPr>
+    </w:p>
+    <w:p>
+      <w:pPr>
+        <w:pStyle w:val="TtuloTGINFO"/>
+      </w:pPr>
+    </w:p>
+    <w:p>
+      <w:pPr>
+        <w:pStyle w:val="TtuloTGINFO"/>
+      </w:pPr>
+    </w:p>
+    <w:p>
+      <w:pPr>
+        <w:pStyle w:val="TtuloTGINFO"/>
+      </w:pPr>
+    </w:p>
+    <w:p>
+      <w:pPr>
+        <w:pStyle w:val="TtuloTGINFO"/>
+        <w:jc w:val="left"/>
+      </w:pPr>
+    </w:p>
+    <w:p>
+      <w:pPr>
+        <w:pStyle w:val="TtuloTGINFO"/>
+      </w:pPr>
+    </w:p>
+    <w:p>
+      <w:pPr>
+        <w:pStyle w:val="TtuloTGINFO"/>
+      </w:pPr>
+    </w:p>
+    <w:p>
+      <w:pPr>
+        <w:pStyle w:val="TtuloTGINFO"/>
+        <w:rPr>
+          <w:sz w:val="24"/>
+          <w:szCs w:val="24"/>
+        </w:rPr>
+      </w:pPr>
+      <w:r>
+        <w:rPr>
+          <w:sz w:val="24"/>
+          <w:szCs w:val="24"/>
+        </w:rPr>
+        <w:t>Fatec São José do Rio Preto</w:t>
+      </w:r>
+    </w:p>
+    <w:p>
+      <w:pPr>
+        <w:pStyle w:val="TtuloTGINFO"/>
+        <w:rPr>
+          <w:sz w:val="24"/>
+          <w:szCs w:val="24"/>
+        </w:rPr>
+      </w:pPr>
+      <w:r>
+        <w:rPr>
+          <w:sz w:val="24"/>
+          <w:szCs w:val="24"/>
+        </w:rPr>
+        <w:t>Curso Superior de Tecnologia em Informática para Negócios</w:t>
+      </w:r>
+    </w:p>
+    <w:p>
+      <w:pPr>
+        <w:pStyle w:val="TtuloTGINFO"/>
+        <w:rPr>
+          <w:sz w:val="24"/>
+          <w:szCs w:val="24"/>
+        </w:rPr>
+      </w:pPr>
+      <w:r>
+        <w:rPr>
+          <w:sz w:val="24"/>
+          <w:szCs w:val="24"/>
+        </w:rPr>
+        <w:t>2026</w:t>
+      </w:r>
+    </w:p>
+    <w:p>
+      <w:pPr>
+        <w:pStyle w:val="TtuloTGINFO"/>
+        <w:rPr>
+          <w:color w:val="000000" w:themeColor="text1"/>
+        </w:rPr>
+      </w:pPr>
+      <w:r>
+        <w:rPr>
           <w:bCs/>
           <w:color w:val="000000"/>
-          <w:sz w:val="24"/>
-          <w:szCs w:val="24"/>
-        </w:rPr>
-        <w:t>Dezani</w:t>
+        </w:rPr>
+        <w:lastRenderedPageBreak/>
+        <w:t xml:space="preserve">O impacto do </w:t>
+      </w:r>
+      <w:r>
+        <w:t>tratamento</w:t>
+      </w:r>
+      <w:r>
+        <w:rPr>
+          <w:bCs/>
+          <w:color w:val="000000"/>
+        </w:rPr>
+        <w:t xml:space="preserve"> de dados no desempenho de dashboards de </w:t>
+      </w:r>
+      <w:r>
+        <w:rPr>
+          <w:bCs/>
+          <w:color w:val="000000" w:themeColor="text1"/>
+        </w:rPr>
+        <w:t xml:space="preserve">Business </w:t>
+      </w:r>
+      <w:proofErr w:type="spellStart"/>
+      <w:r>
+        <w:rPr>
+          <w:bCs/>
+          <w:color w:val="000000" w:themeColor="text1"/>
+        </w:rPr>
+        <w:t>Intelligence</w:t>
       </w:r>
       <w:proofErr w:type="spellEnd"/>
+      <w:r>
+        <w:rPr>
+          <w:bCs/>
+          <w:color w:val="000000" w:themeColor="text1"/>
+        </w:rPr>
+        <w:t xml:space="preserve">:  </w:t>
+      </w:r>
+      <w:r>
+        <w:rPr>
+          <w:color w:val="000000" w:themeColor="text1"/>
+        </w:rPr>
+        <w:t xml:space="preserve">Uma análise comparativa entre </w:t>
+      </w:r>
+      <w:proofErr w:type="spellStart"/>
+      <w:r>
+        <w:rPr>
+          <w:color w:val="000000" w:themeColor="text1"/>
+        </w:rPr>
+        <w:t>Pyspark</w:t>
+      </w:r>
+      <w:proofErr w:type="spellEnd"/>
+      <w:r>
+        <w:rPr>
+          <w:color w:val="000000" w:themeColor="text1"/>
+        </w:rPr>
+        <w:t xml:space="preserve"> e Power Query</w:t>
+      </w:r>
     </w:p>
     <w:p>
       <w:pPr>
         <w:pStyle w:val="TtuloTGINFO"/>
-      </w:pPr>
-    </w:p>
-    <w:p>
-      <w:pPr>
-        <w:pStyle w:val="TtuloTGINFO"/>
-      </w:pPr>
-    </w:p>
-    <w:p>
-      <w:pPr>
-        <w:pStyle w:val="TtuloTGINFO"/>
-      </w:pPr>
-    </w:p>
-    <w:p>
-      <w:pPr>
-        <w:pStyle w:val="TtuloTGINFO"/>
-      </w:pPr>
-    </w:p>
-    <w:p>
-      <w:pPr>
-        <w:pStyle w:val="TtuloTGINFO"/>
-      </w:pPr>
-    </w:p>
-    <w:p>
-      <w:pPr>
-        <w:pStyle w:val="TtuloTGINFO"/>
-      </w:pPr>
-    </w:p>
-    <w:p>
-      <w:pPr>
-        <w:pStyle w:val="TtuloTGINFO"/>
-      </w:pPr>
-    </w:p>
-    <w:p>
-      <w:pPr>
-        <w:pStyle w:val="TtuloTGINFO"/>
-      </w:pPr>
-    </w:p>
-    <w:p>
-      <w:pPr>
-        <w:pStyle w:val="TtuloTGINFO"/>
-      </w:pPr>
-    </w:p>
-    <w:p>
-      <w:pPr>
-        <w:pStyle w:val="TtuloTGINFO"/>
-      </w:pPr>
-    </w:p>
-    <w:p>
-      <w:pPr>
-        <w:pStyle w:val="TtuloTGINFO"/>
-      </w:pPr>
-    </w:p>
-    <w:p>
-      <w:pPr>
-        <w:pStyle w:val="TtuloTGINFO"/>
-      </w:pPr>
-    </w:p>
-    <w:p>
-      <w:pPr>
-        <w:pStyle w:val="TtuloTGINFO"/>
-        <w:jc w:val="left"/>
-      </w:pPr>
-    </w:p>
-    <w:p>
-      <w:pPr>
-        <w:pStyle w:val="TtuloTGINFO"/>
-      </w:pPr>
-    </w:p>
-    <w:p>
-      <w:pPr>
-        <w:pStyle w:val="TtuloTGINFO"/>
-      </w:pPr>
-    </w:p>
-    <w:p>
-      <w:pPr>
-        <w:pStyle w:val="TtuloTGINFO"/>
-        <w:rPr>
-          <w:sz w:val="24"/>
-          <w:szCs w:val="24"/>
-        </w:rPr>
-      </w:pPr>
-      <w:r>
-        <w:rPr>
-          <w:sz w:val="24"/>
-          <w:szCs w:val="24"/>
-        </w:rPr>
-        <w:t>Fatec São José do Rio Preto</w:t>
-      </w:r>
-    </w:p>
-    <w:p>
-      <w:pPr>
-        <w:pStyle w:val="TtuloTGINFO"/>
-        <w:rPr>
-          <w:sz w:val="24"/>
-          <w:szCs w:val="24"/>
-        </w:rPr>
-      </w:pPr>
-      <w:r>
-        <w:rPr>
-          <w:sz w:val="24"/>
-          <w:szCs w:val="24"/>
-        </w:rPr>
-        <w:t>Curso Superior de Tecnologia em Informática para Negócios</w:t>
-      </w:r>
-    </w:p>
-    <w:p>
-      <w:pPr>
-        <w:pStyle w:val="TtuloTGINFO"/>
-        <w:rPr>
-          <w:sz w:val="24"/>
-          <w:szCs w:val="24"/>
-        </w:rPr>
-      </w:pPr>
-      <w:r>
-        <w:rPr>
-          <w:sz w:val="24"/>
-          <w:szCs w:val="24"/>
-        </w:rPr>
-        <w:t>2026</w:t>
-      </w:r>
-    </w:p>
-    <w:p>
-      <w:pPr>
-        <w:pStyle w:val="TtuloTGINFO"/>
-        <w:jc w:val="left"/>
+        <w:rPr>
+          <w:color w:val="000000" w:themeColor="text1"/>
+        </w:rPr>
       </w:pPr>
     </w:p>
     <w:p>
@@ -431,21 +513,7 @@
         <w:rPr>
           <w:color w:val="000000"/>
         </w:rPr>
-        <w:t xml:space="preserve">Danilo Tamio Takato Gomes, João Victor Marinho de Andrade, Dr. Henrique </w:t>
-      </w:r>
-      <w:proofErr w:type="spellStart"/>
-      <w:r>
-        <w:rPr>
-          <w:color w:val="000000"/>
-        </w:rPr>
-        <w:t>Dezani</w:t>
-      </w:r>
-      <w:proofErr w:type="spellEnd"/>
-      <w:r>
-        <w:rPr>
-          <w:color w:val="000000"/>
-        </w:rPr>
-        <w:t xml:space="preserve">, </w:t>
+        <w:t xml:space="preserve">Danilo Tamio Takato Gomes, João Victor Marinho de Andrade, Dr. Henrique Dezani, </w:t>
       </w:r>
     </w:p>
     <w:p>
@@ -461,16 +529,8 @@
         <w:rPr>
           <w:color w:val="000000"/>
         </w:rPr>
-        <w:t xml:space="preserve">Dr. Adriana Alvarenga </w:t>
-      </w:r>
-      <w:proofErr w:type="spellStart"/>
-      <w:r>
-        <w:rPr>
-          <w:color w:val="000000"/>
-        </w:rPr>
-        <w:t>Dezani</w:t>
-      </w:r>
-      <w:proofErr w:type="spellEnd"/>
+        <w:t>Dr. Adriana Alvarenga Dezani</w:t>
+      </w:r>
     </w:p>
     <w:p>
       <w:pPr>
@@ -534,58 +594,58 @@
       </w:r>
       <w:r>
         <w:rPr>
+          <w:color w:val="000000" w:themeColor="text1"/>
           <w:sz w:val="20"/>
           <w:szCs w:val="20"/>
         </w:rPr>
-        <w:t xml:space="preserve">Este trabalho apresenta uma análise comparativa de desempenho entre o Power BI (Power Query/M) e o </w:t>
-      </w:r>
-      <w:proofErr w:type="spellStart"/>
-      <w:r>
-        <w:rPr>
+        <w:t>Neste</w:t>
+      </w:r>
+      <w:r>
+        <w:rPr>
+          <w:color w:val="000000" w:themeColor="text1"/>
           <w:sz w:val="20"/>
           <w:szCs w:val="20"/>
         </w:rPr>
-        <w:t>PySpark</w:t>
-      </w:r>
-      <w:proofErr w:type="spellEnd"/>
-      <w:r>
-        <w:rPr>
+        <w:t xml:space="preserve"> trabalho </w:t>
+      </w:r>
+      <w:r>
+        <w:rPr>
+          <w:color w:val="000000" w:themeColor="text1"/>
           <w:sz w:val="20"/>
           <w:szCs w:val="20"/>
         </w:rPr>
-        <w:t xml:space="preserve"> no processamento e tratamento de grandes volumes de dados tabulares. Utilizando a base de corridas de táxi amarelo de Nova Iorque (NYC </w:t>
-      </w:r>
-      <w:proofErr w:type="spellStart"/>
-      <w:r>
-        <w:rPr>
+        <w:t xml:space="preserve">é </w:t>
+      </w:r>
+      <w:r>
+        <w:rPr>
+          <w:color w:val="000000" w:themeColor="text1"/>
           <w:sz w:val="20"/>
           <w:szCs w:val="20"/>
         </w:rPr>
-        <w:t>Yellow</w:t>
-      </w:r>
-      <w:proofErr w:type="spellEnd"/>
-      <w:r>
-        <w:rPr>
+        <w:t>apresenta</w:t>
+      </w:r>
+      <w:r>
+        <w:rPr>
+          <w:color w:val="000000" w:themeColor="text1"/>
           <w:sz w:val="20"/>
           <w:szCs w:val="20"/>
         </w:rPr>
-        <w:t xml:space="preserve"> Taxi </w:t>
-      </w:r>
-      <w:proofErr w:type="spellStart"/>
-      <w:r>
-        <w:rPr>
+        <w:t>da</w:t>
+      </w:r>
+      <w:r>
+        <w:rPr>
+          <w:color w:val="000000" w:themeColor="text1"/>
           <w:sz w:val="20"/>
           <w:szCs w:val="20"/>
         </w:rPr>
-        <w:t>Trip</w:t>
-      </w:r>
-      <w:proofErr w:type="spellEnd"/>
+        <w:t xml:space="preserve"> </w:t>
+      </w:r>
       <w:r>
         <w:rPr>
           <w:sz w:val="20"/>
           <w:szCs w:val="20"/>
         </w:rPr>
-        <w:t xml:space="preserve"> Data), disponível no </w:t>
+        <w:t xml:space="preserve">uma análise comparativa de desempenho entre o Power BI (Power Query/M) e o </w:t>
       </w:r>
       <w:proofErr w:type="spellStart"/>
       <w:r>
@@ -593,7 +653,7 @@
           <w:sz w:val="20"/>
           <w:szCs w:val="20"/>
         </w:rPr>
-        <w:t>Kaggle</w:t>
+        <w:t>PySpark</w:t>
       </w:r>
       <w:proofErr w:type="spellEnd"/>
       <w:r>
@@ -601,7 +661,7 @@
           <w:sz w:val="20"/>
           <w:szCs w:val="20"/>
         </w:rPr>
-        <w:t xml:space="preserve">, foram aplicadas transformações idênticas nos dois ambientes — conversão de unidades, classificação de faixas de preço e distância, cálculo de duração e velocidade, e tratamento financeiro — com o objetivo de medir e comparar o tempo total de </w:t>
+        <w:t xml:space="preserve"> no processamento e tratamento de grandes volumes de dados tabulares. Utilizando a base de corridas de táxi amarelo de Nova Iorque (NYC </w:t>
       </w:r>
       <w:proofErr w:type="spellStart"/>
       <w:r>
@@ -609,7 +669,7 @@
           <w:sz w:val="20"/>
           <w:szCs w:val="20"/>
         </w:rPr>
-        <w:t>refresh</w:t>
+        <w:t>Yellow</w:t>
       </w:r>
       <w:proofErr w:type="spellEnd"/>
       <w:r>
@@ -617,6 +677,52 @@
           <w:sz w:val="20"/>
           <w:szCs w:val="20"/>
         </w:rPr>
+        <w:t xml:space="preserve"> Taxi </w:t>
+      </w:r>
+      <w:proofErr w:type="spellStart"/>
+      <w:r>
+        <w:rPr>
+          <w:sz w:val="20"/>
+          <w:szCs w:val="20"/>
+        </w:rPr>
+        <w:t>Trip</w:t>
+      </w:r>
+      <w:proofErr w:type="spellEnd"/>
+      <w:r>
+        <w:rPr>
+          <w:sz w:val="20"/>
+          <w:szCs w:val="20"/>
+        </w:rPr>
+        <w:t xml:space="preserve"> Data), disponível no </w:t>
+      </w:r>
+      <w:proofErr w:type="spellStart"/>
+      <w:r>
+        <w:rPr>
+          <w:sz w:val="20"/>
+          <w:szCs w:val="20"/>
+        </w:rPr>
+        <w:t>Kaggle</w:t>
+      </w:r>
+      <w:proofErr w:type="spellEnd"/>
+      <w:r>
+        <w:rPr>
+          <w:sz w:val="20"/>
+          <w:szCs w:val="20"/>
+        </w:rPr>
+        <w:t xml:space="preserve">, foram aplicadas transformações idênticas nos dois ambientes — conversão de unidades, classificação de faixas de preço e distância, cálculo de duração e velocidade, e tratamento financeiro — com o objetivo de medir e comparar o tempo total de </w:t>
+      </w:r>
+      <w:r>
+        <w:rPr>
+          <w:sz w:val="20"/>
+          <w:szCs w:val="20"/>
+        </w:rPr>
+        <w:t>atualização</w:t>
+      </w:r>
+      <w:r>
+        <w:rPr>
+          <w:sz w:val="20"/>
+          <w:szCs w:val="20"/>
+        </w:rPr>
         <w:t xml:space="preserve">. Os experimentos foram executados em ambiente local controlado, com especificações de hardware documentadas, e os resultados consolidados em tabelas comparativas. </w:t>
       </w:r>
     </w:p>
@@ -649,14 +755,10 @@
       <w:r>
         <w:rPr>
           <w:b/>
-          <w:lang w:val="pt-BR"/>
         </w:rPr>
         <w:t>Abstract:</w:t>
       </w:r>
       <w:r>
-        <w:rPr>
-          <w:lang w:val="pt-BR"/>
-        </w:rPr>
         <w:t xml:space="preserve"> </w:t>
       </w:r>
       <w:r>
@@ -681,14 +783,10 @@
       <w:r>
         <w:rPr>
           <w:b/>
-          <w:lang w:val="pt-BR"/>
         </w:rPr>
         <w:t>Keywords:</w:t>
       </w:r>
       <w:r>
-        <w:rPr>
-          <w:lang w:val="pt-BR"/>
-        </w:rPr>
         <w:t xml:space="preserve"> </w:t>
       </w:r>
       <w:r>
@@ -742,7 +840,58 @@
       </w:r>
       <w:proofErr w:type="spellEnd"/>
       <w:r>
-        <w:t xml:space="preserve"> são utilizadas em ambientes de engenharia de dados e análise de Big Data. Este trabalho investiga, de forma comparativa, o desempenho dessas ferramentas em um cenário real de grande volume de dados.</w:t>
+        <w:t xml:space="preserve"> são utilizadas em ambientes de engenharia de dados e análise de Big Data</w:t>
+      </w:r>
+      <w:r>
+        <w:t xml:space="preserve"> </w:t>
+      </w:r>
+      <w:r>
+        <w:rPr>
+          <w:color w:val="000000" w:themeColor="text1"/>
+        </w:rPr>
+        <w:t>(</w:t>
+      </w:r>
+      <w:r>
+        <w:rPr>
+          <w:color w:val="000000" w:themeColor="text1"/>
+        </w:rPr>
+        <w:t>MICROSOFT, 2025; ZAHARIA et al., 2016</w:t>
+      </w:r>
+      <w:r>
+        <w:rPr>
+          <w:color w:val="000000" w:themeColor="text1"/>
+        </w:rPr>
+        <w:t>)</w:t>
+      </w:r>
+      <w:r>
+        <w:rPr>
+          <w:color w:val="000000" w:themeColor="text1"/>
+        </w:rPr>
+        <w:t xml:space="preserve">. </w:t>
+      </w:r>
+      <w:r>
+        <w:rPr>
+          <w:color w:val="000000" w:themeColor="text1"/>
+        </w:rPr>
+        <w:t>Ne</w:t>
+      </w:r>
+      <w:r>
+        <w:rPr>
+          <w:color w:val="000000" w:themeColor="text1"/>
+        </w:rPr>
+        <w:t>ste trabalho investiga</w:t>
+      </w:r>
+      <w:r>
+        <w:rPr>
+          <w:color w:val="000000" w:themeColor="text1"/>
+        </w:rPr>
+        <w:t>-se</w:t>
+      </w:r>
+      <w:r>
+        <w:t>, de forma comparativa, o desempenho dessas ferramentas em um cenário real de grande volume de dados</w:t>
+      </w:r>
+      <w:r>
+        <w:t>.</w:t>
       </w:r>
     </w:p>
     <w:p>
@@ -760,6 +909,7 @@
         <w:spacing w:line="360" w:lineRule="auto"/>
       </w:pPr>
       <w:r>
+        <w:lastRenderedPageBreak/>
         <w:t xml:space="preserve">Este trabalho tem como objetivo geral comparar o desempenho de processamento entre o Power BI (Power Query/linguagem M) e o </w:t>
       </w:r>
       <w:proofErr w:type="spellStart"/>
@@ -786,19 +936,13 @@
         <w:t xml:space="preserve"> </w:t>
       </w:r>
       <w:r>
-        <w:t xml:space="preserve">conjunto </w:t>
-      </w:r>
-      <w:r>
-        <w:lastRenderedPageBreak/>
-        <w:t xml:space="preserve">padronizado de transformações em ambos os ambientes; medir o tempo de </w:t>
-      </w:r>
-      <w:proofErr w:type="spellStart"/>
-      <w:r>
-        <w:t>refresh</w:t>
-      </w:r>
-      <w:proofErr w:type="spellEnd"/>
-      <w:r>
-        <w:t xml:space="preserve"> em cada ferramenta; avaliar a escalabilidade em bases com 100 mil registros, 1 milhão de registros e na base completa, que supera os 10 milhões de registros; e consolidar os resultados em uma análise comparativa quantitativa e qualitativa</w:t>
+        <w:t xml:space="preserve">conjunto padronizado de transformações em ambos os ambientes; medir o tempo de </w:t>
+      </w:r>
+      <w:r>
+        <w:t xml:space="preserve">atualização </w:t>
+      </w:r>
+      <w:r>
+        <w:t>em cada ferramenta; avaliar a escalabilidade em bases com 100 mil registros, 1 milhão de registros e na base completa, que supera os 10 milhões de registros; e consolidar os resultados em uma análise comparativa quantitativa e qualitativa</w:t>
       </w:r>
       <w:r>
         <w:t>.</w:t>
@@ -885,7 +1029,16 @@
       </w:r>
       <w:proofErr w:type="spellEnd"/>
       <w:r>
-        <w:t xml:space="preserve"> Data, disponível publicamente na plataforma </w:t>
+        <w:t xml:space="preserve"> Data</w:t>
+      </w:r>
+      <w:r>
+        <w:t>¹</w:t>
+      </w:r>
+      <w:r>
+        <w:t>,</w:t>
+      </w:r>
+      <w:r>
+        <w:t xml:space="preserve"> disponível publicamente na plataforma </w:t>
       </w:r>
       <w:proofErr w:type="spellStart"/>
       <w:r>
@@ -893,7 +1046,7 @@
       </w:r>
       <w:proofErr w:type="spellEnd"/>
       <w:r>
-        <w:t xml:space="preserve"> (https://www.kaggle.com/datasets/elemento/nyc-yellow-taxi-trip-data). Trata-se de registros reais de corridas de táxi amarelo na cidade de Nova Iorque, com amplo volume de linhas e diversidade de atributos, tornando-a adequada para testes de desempenho de ETL.</w:t>
+        <w:t>. Trata-se de registros reais de corridas de táxi amarelo na cidade de Nova Iorque, com amplo volume de linhas e diversidade de atributos, tornando-a adequada para testes de desempenho de ETL.</w:t>
       </w:r>
     </w:p>
     <w:p>
@@ -941,14 +1094,50 @@
         <w:spacing w:line="360" w:lineRule="auto"/>
       </w:pPr>
       <w:r>
-        <w:t>A Tabela 1 apresenta o dicionário de dados da base utilizada, descrevendo cada coluna original e seu significado no contexto das corridas de táxi.</w:t>
+        <w:rPr>
+          <w:color w:val="000000" w:themeColor="text1"/>
+        </w:rPr>
+        <w:t>Na</w:t>
+      </w:r>
+      <w:r>
+        <w:rPr>
+          <w:color w:val="000000" w:themeColor="text1"/>
+        </w:rPr>
+        <w:t xml:space="preserve"> Tabela 1 </w:t>
+      </w:r>
+      <w:r>
+        <w:rPr>
+          <w:color w:val="000000" w:themeColor="text1"/>
+        </w:rPr>
+        <w:t xml:space="preserve">é </w:t>
+      </w:r>
+      <w:r>
+        <w:rPr>
+          <w:color w:val="000000" w:themeColor="text1"/>
+        </w:rPr>
+        <w:t>apresenta</w:t>
+      </w:r>
+      <w:r>
+        <w:rPr>
+          <w:color w:val="000000" w:themeColor="text1"/>
+        </w:rPr>
+        <w:t>do</w:t>
+      </w:r>
+      <w:r>
+        <w:rPr>
+          <w:color w:val="000000" w:themeColor="text1"/>
+        </w:rPr>
+        <w:t xml:space="preserve"> </w:t>
+      </w:r>
+      <w:r>
+        <w:t>o dicionário de dados da base utilizada, descrevendo cada coluna original e seu significado no contexto das corridas de táxi.</w:t>
       </w:r>
     </w:p>
     <w:p>
       <w:pPr>
         <w:pStyle w:val="ParagrafoPadraoTGINFO"/>
         <w:spacing w:line="360" w:lineRule="auto"/>
-        <w:ind w:left="1276" w:firstLine="142"/>
+        <w:ind w:left="1418" w:firstLine="0"/>
       </w:pPr>
       <w:r>
         <w:t xml:space="preserve">Tabela 1 — Dicionário de Dados: NYC </w:t>
@@ -968,6 +1157,12 @@
       <w:proofErr w:type="spellEnd"/>
       <w:r>
         <w:t xml:space="preserve"> Data</w:t>
+      </w:r>
+      <w:r>
+        <w:rPr>
+          <w:rStyle w:val="Refdenotaderodap"/>
+        </w:rPr>
+        <w:footnoteReference w:id="1"/>
       </w:r>
     </w:p>
     <w:tbl>
@@ -1199,6 +1394,7 @@
                 <w:b w:val="0"/>
                 <w:bCs w:val="0"/>
               </w:rPr>
+              <w:lastRenderedPageBreak/>
               <w:t>passenger_count</w:t>
             </w:r>
             <w:proofErr w:type="spellEnd"/>
@@ -1392,7 +1588,6 @@
             </w:r>
             <w:proofErr w:type="spellStart"/>
             <w:r>
-              <w:lastRenderedPageBreak/>
               <w:t>pickup</w:t>
             </w:r>
             <w:proofErr w:type="spellEnd"/>
@@ -1425,7 +1620,6 @@
                 <w:b w:val="0"/>
                 <w:bCs w:val="0"/>
               </w:rPr>
-              <w:lastRenderedPageBreak/>
               <w:t>DOLocationID</w:t>
             </w:r>
             <w:proofErr w:type="spellEnd"/>
@@ -1893,6 +2087,9 @@
       <w:r>
         <w:t>), garantindo a comparabilidade dos resultados obtidos durante os testes.</w:t>
       </w:r>
+      <w:r>
+        <w:t xml:space="preserve"> </w:t>
+      </w:r>
     </w:p>
     <w:p>
       <w:pPr>
@@ -1900,7 +2097,19 @@
         <w:spacing w:line="360" w:lineRule="auto"/>
       </w:pPr>
       <w:r>
-        <w:t>Para fins de análise, as transformações foram divididas em dois grupos: tratamento leve e tratamento pesado, permitindo avaliar o comportamento das ferramentas em diferentes níveis de complexidade computacional.</w:t>
+        <w:t xml:space="preserve">Para fins de análise, as transformações foram divididas em dois grupos: </w:t>
+      </w:r>
+      <w:r>
+        <w:t>transformações de baixa complexidade</w:t>
+      </w:r>
+      <w:r>
+        <w:t xml:space="preserve"> e </w:t>
+      </w:r>
+      <w:r>
+        <w:t>transformação de alta complexidade</w:t>
+      </w:r>
+      <w:r>
+        <w:t>, permitindo avaliar o comportamento das ferramentas em diferentes níveis de complexidade computacional.</w:t>
       </w:r>
     </w:p>
     <w:p>
@@ -1939,7 +2148,7 @@
           <w:b/>
           <w:bCs/>
         </w:rPr>
-        <w:t>Tratamento Leve</w:t>
+        <w:t>Transformações de baixa complexidade</w:t>
       </w:r>
     </w:p>
     <w:p>
@@ -1948,7 +2157,10 @@
         <w:spacing w:line="360" w:lineRule="auto"/>
       </w:pPr>
       <w:r>
-        <w:t xml:space="preserve">O tratamento leve foi estruturado para representar operações comuns em processos de ETL aplicados em ambientes de Business </w:t>
+        <w:t>As transformações de baixa complexidade foram estruturadas para</w:t>
+      </w:r>
+      <w:r>
+        <w:t xml:space="preserve"> representar operações comuns em processos de ETL aplicados em ambientes de Business </w:t>
       </w:r>
       <w:proofErr w:type="spellStart"/>
       <w:r>
@@ -1956,7 +2168,11 @@
       </w:r>
       <w:proofErr w:type="spellEnd"/>
       <w:r>
-        <w:t xml:space="preserve"> e análise de dados. As transformações realizadas incluíram o filtro de método de pagamento, no qual foram mantidos apenas os registros com pagamento em cartão de crédito (tipo 1) ou dinheiro (tipo 2), eliminando os demais tipos considerados irrelevantes para a análise. Também foi realizado o cálculo da duração da viagem em minutos, obtido a partir da diferença entre as colunas </w:t>
+        <w:t xml:space="preserve"> e análise de dados. As transformações realizadas incluíram o filtro de método de pagamento, no qual foram mantidos apenas os registros com pagamento em cartão de crédito (tipo 1) ou </w:t>
+      </w:r>
+      <w:r>
+        <w:lastRenderedPageBreak/>
+        <w:t xml:space="preserve">dinheiro (tipo 2), eliminando os demais tipos considerados irrelevantes para a análise. Também foi realizado o cálculo da duração da viagem em minutos, obtido a partir da diferença entre as colunas </w:t>
       </w:r>
       <w:proofErr w:type="spellStart"/>
       <w:r>
@@ -1993,7 +2209,6 @@
       </w:r>
       <w:proofErr w:type="spellStart"/>
       <w:r>
-        <w:lastRenderedPageBreak/>
         <w:t>trip_distance_km</w:t>
       </w:r>
       <w:proofErr w:type="spellEnd"/>
@@ -2102,16 +2317,23 @@
           <w:b/>
           <w:bCs/>
         </w:rPr>
-        <w:t>Tratamento Pesado</w:t>
+        <w:t>Transformações de Alta Complexidade</w:t>
       </w:r>
     </w:p>
     <w:p>
       <w:pPr>
         <w:pStyle w:val="ParagrafoPadraoTGINFO"/>
         <w:spacing w:line="360" w:lineRule="auto"/>
-      </w:pPr>
-      <w:r>
-        <w:t>O tratamento pesado foi desenvolvido com o objetivo de aumentar a carga computacional exigida durante o processamento dos dados, permitindo avaliar o impacto da complexidade das operações no desempenho das ferramentas analisadas. Nesse cenário, foram aplicadas transformações adicionais relacionadas à ordenação, agregação e execução de cálculos matemáticos intensivos.</w:t>
+        <w:ind w:firstLine="709"/>
+      </w:pPr>
+      <w:r>
+        <w:t>As transformações de alta complexidade foram desenvolvidas</w:t>
+      </w:r>
+      <w:r>
+        <w:t xml:space="preserve"> </w:t>
+      </w:r>
+      <w:r>
+        <w:t>com o objetivo de aumentar a carga computacional exigida durante o processamento dos dados, permitindo avaliar o impacto da complexidade das operações no desempenho das ferramentas analisadas. Nesse cenário, foram aplicadas transformações adicionais relacionadas à ordenação, agregação e execução de cálculos matemáticos intensivos.</w:t>
       </w:r>
     </w:p>
     <w:p>
@@ -2185,7 +2407,20 @@
         <w:spacing w:line="360" w:lineRule="auto"/>
       </w:pPr>
       <w:r>
-        <w:t>Além disso, foi adicionada uma coluna derivada baseada em cálculos matemáticos iterativos utilizando funções exponenciais aplicadas repetidamente sobre os dados agregados. Essa transformação teve como finalidade simular cenários de alta exigência computacional, elevando significativamente o consumo de CPU e memória durante a execução do processo. Dessa forma, o tratamento pesado possibilitou avaliar o comportamento das ferramentas em situações de maior complexidade operacional e demanda de recursos computacionais.</w:t>
+        <w:lastRenderedPageBreak/>
+        <w:t xml:space="preserve">Além disso, foi adicionada uma coluna derivada baseada em cálculos matemáticos iterativos utilizando funções exponenciais aplicadas repetidamente sobre os dados agregados. Essa transformação teve como finalidade simular cenários de alta exigência computacional, elevando significativamente o consumo de CPU e memória durante a execução do processo. Dessa forma, </w:t>
+      </w:r>
+      <w:r>
+        <w:t>a</w:t>
+      </w:r>
+      <w:r>
+        <w:t xml:space="preserve"> </w:t>
+      </w:r>
+      <w:r>
+        <w:t>transformação de alta complexidade</w:t>
+      </w:r>
+      <w:r>
+        <w:t xml:space="preserve"> possibilitou avaliar o comportamento das ferramentas em situações de maior complexidade operacional e demanda de recursos computacionais.</w:t>
       </w:r>
     </w:p>
     <w:p>
@@ -2203,7 +2438,6 @@
           <w:b/>
           <w:bCs/>
         </w:rPr>
-        <w:lastRenderedPageBreak/>
         <w:t>2</w:t>
       </w:r>
       <w:r>
@@ -2413,6 +2647,7 @@
         <w:jc w:val="both"/>
       </w:pPr>
       <w:r>
+        <w:lastRenderedPageBreak/>
         <w:t>REVISÃO DA LITERATURA</w:t>
       </w:r>
     </w:p>
@@ -2487,11 +2722,7 @@
       </w:r>
       <w:proofErr w:type="spellEnd"/>
       <w:r>
-        <w:t xml:space="preserve"> em sua obra The Data Warehouse ETL Toolkit, na qual o ETL é </w:t>
-      </w:r>
-      <w:r>
-        <w:lastRenderedPageBreak/>
-        <w:t xml:space="preserve">definido como elemento central no fluxo de dados. Segundo </w:t>
+        <w:t xml:space="preserve"> em sua obra The Data Warehouse ETL Toolkit, na qual o ETL é definido como elemento central no fluxo de dados. Segundo </w:t>
       </w:r>
       <w:proofErr w:type="spellStart"/>
       <w:r>
@@ -2540,15 +2771,7 @@
       </w:r>
       <w:proofErr w:type="spellEnd"/>
       <w:r>
-        <w:t xml:space="preserve"> e Caserta (2011), “a etapa de transformação é onde ocorre a limpeza, a padronização e a conformidade dos dados, garantindo que estejam prontos para uso analítico”. Entre as principais atividades realizadas nessa etapa destacam-se a limpeza de dados, com remoção de erros, duplicidades e tratamento de valores nulos; a padronização, envolvendo ajustes de formatos </w:t>
-      </w:r>
-      <w:proofErr w:type="spellStart"/>
-      <w:r>
-        <w:t>como</w:t>
-      </w:r>
-      <w:proofErr w:type="spellEnd"/>
-      <w:r>
-        <w:t xml:space="preserve"> datas, moedas e textos; e a integração de dados, responsável pela unificação de informações provenientes de diferentes fontes. Além disso, os autores ressaltam que “dados de baixa qualidade comprometem diretamente a confiabilidade das informações”, reforçando a importância dessa etapa no processo de ETL.</w:t>
+        <w:t xml:space="preserve"> e Caserta (2011), “a etapa de transformação é onde ocorre a limpeza, a padronização e a conformidade dos dados, garantindo que estejam prontos para uso analítico”. Entre as principais atividades realizadas nessa etapa destacam-se a limpeza de dados, com remoção de erros, duplicidades e tratamento de valores nulos; a padronização, envolvendo ajustes de formatos como datas, moedas e textos; e a integração de dados, responsável pela unificação de informações provenientes de diferentes fontes. Além disso, os autores ressaltam que “dados de baixa qualidade comprometem diretamente a confiabilidade das informações”, reforçando a importância dessa etapa no processo de ETL.</w:t>
       </w:r>
     </w:p>
     <w:p>
@@ -2581,11 +2804,11 @@
       </w:r>
       <w:proofErr w:type="spellEnd"/>
       <w:r>
-        <w:t xml:space="preserve"> e Caserta (2011), “o processo de carga deve garantir desempenho e integridade, assegurando que os dados sejam disponibilizados corretamente para consulta”. A carga pode ocorrer de diferentes formas, como carga completa, em que todos os dados são carregados; carga incremental, em que apenas novos dados são adicionados; e carga em tempo real, caracterizada pela atualização contínua das informações. Dessa forma, o ETL desempenha um papel essencial no tratamento de dados, permitindo que informações provenientes de múltiplas fontes sejam preparadas de maneira estruturada e confiável. A eficiência desse </w:t>
+        <w:t xml:space="preserve"> e Caserta (2011), “o processo de carga deve garantir desempenho e integridade, assegurando que os dados sejam disponibilizados corretamente para consulta”. A carga pode ocorrer de diferentes formas, </w:t>
       </w:r>
       <w:r>
         <w:lastRenderedPageBreak/>
-        <w:t>processo impacta diretamente a qualidade das análises, sendo um fator determinante no desempenho de ferramentas que dependem da transformação e carregamento de dados.</w:t>
+        <w:t>como carga completa, em que todos os dados são carregados; carga incremental, em que apenas novos dados são adicionados; e carga em tempo real, caracterizada pela atualização contínua das informações. Dessa forma, o ETL desempenha um papel essencial no tratamento de dados, permitindo que informações provenientes de múltiplas fontes sejam preparadas de maneira estruturada e confiável. A eficiência desse processo impacta diretamente a qualidade das análises, sendo um fator determinante no desempenho de ferramentas que dependem da transformação e carregamento de dados.</w:t>
       </w:r>
     </w:p>
     <w:p>
@@ -2708,6 +2931,7 @@
         <w:spacing w:line="360" w:lineRule="auto"/>
       </w:pPr>
       <w:r>
+        <w:lastRenderedPageBreak/>
         <w:t xml:space="preserve">A arquitetura secundária está relacionada ao processamento interno dos dados no Spark. Nessa camada, destacam-se estruturas como os </w:t>
       </w:r>
       <w:proofErr w:type="spellStart"/>
@@ -2781,7 +3005,6 @@
         <w:spacing w:line="360" w:lineRule="auto"/>
       </w:pPr>
       <w:r>
-        <w:lastRenderedPageBreak/>
         <w:t xml:space="preserve">Os </w:t>
       </w:r>
       <w:proofErr w:type="spellStart"/>
@@ -3005,7 +3228,16 @@
       </w:r>
       <w:proofErr w:type="spellEnd"/>
       <w:r>
-        <w:t>). Possui uma interface gráfica amigável que permite a obtenção de dados a partir de diversas fontes, além de um editor avançado que possibilita a aplicação de transformações por meio de código.</w:t>
+        <w:t>). Possui uma interface gráfica amigável que permite a obtenção de dados a partir de diversas fontes, além de um editor avançado que possibilita a aplicação de transformações por meio de código</w:t>
+      </w:r>
+      <w:r>
+        <w:t xml:space="preserve"> </w:t>
+      </w:r>
+      <w:r>
+        <w:t>(MICROSOFT, 2026)</w:t>
+      </w:r>
+      <w:r>
+        <w:t>.</w:t>
       </w:r>
     </w:p>
     <w:p>
@@ -3014,16 +3246,25 @@
         <w:spacing w:line="360" w:lineRule="auto"/>
       </w:pPr>
       <w:r>
-        <w:t>Essa ferramenta está disponível em diferentes produtos e serviços da Microsoft, como o Microsoft Excel e o Power BI. O destino dos dados tratados depende do ambiente em que o Power Query é utilizado, podendo ser armazenados em planilhas, modelos de dados ou outras estruturas analíticas.</w:t>
+        <w:lastRenderedPageBreak/>
+        <w:t>Essa ferramenta está disponível em diferentes produtos e serviços da Microsoft, como o Microsoft Excel e o Power BI. O destino dos dados tratados depende do ambiente em que o Power Query é utilizado, podendo ser armazenados em planilhas, modelos de dados ou outras estruturas analíticas</w:t>
+      </w:r>
+      <w:r>
+        <w:t xml:space="preserve"> </w:t>
+      </w:r>
+      <w:r>
+        <w:t>(MICROSOFT, 2026).</w:t>
       </w:r>
     </w:p>
     <w:p>
       <w:pPr>
         <w:pStyle w:val="ParagrafoPadraoTGINFO"/>
         <w:spacing w:line="360" w:lineRule="auto"/>
-      </w:pPr>
-      <w:r>
-        <w:lastRenderedPageBreak/>
+        <w:rPr>
+          <w:color w:val="000000" w:themeColor="text1"/>
+        </w:rPr>
+      </w:pPr>
+      <w:r>
         <w:t xml:space="preserve">O Power Query é voltado ao processamento de dados no modelo ETL, sendo especialmente adequado para pequenos e médios volumes de dados, com baixa a média complexidade. Sua execução ocorre, em grande parte, de forma local, embora também possa realizar processamento parcial diretamente na fonte de dados por meio de otimizações como o query </w:t>
       </w:r>
       <w:proofErr w:type="spellStart"/>
@@ -3032,6 +3273,30 @@
       </w:r>
       <w:proofErr w:type="spellEnd"/>
       <w:r>
+        <w:t xml:space="preserve"> </w:t>
+      </w:r>
+      <w:r>
+        <w:rPr>
+          <w:color w:val="000000" w:themeColor="text1"/>
+        </w:rPr>
+        <w:t>(</w:t>
+      </w:r>
+      <w:r>
+        <w:rPr>
+          <w:color w:val="000000" w:themeColor="text1"/>
+        </w:rPr>
+        <w:t>MICROSOFT, 2026</w:t>
+      </w:r>
+      <w:r>
+        <w:rPr>
+          <w:color w:val="000000" w:themeColor="text1"/>
+        </w:rPr>
+        <w:t>)</w:t>
+      </w:r>
+      <w:r>
+        <w:rPr>
+          <w:color w:val="000000" w:themeColor="text1"/>
+        </w:rPr>
         <w:t>.</w:t>
       </w:r>
     </w:p>
@@ -3082,10 +3347,285 @@
       <w:pPr>
         <w:pStyle w:val="ParagrafoPadraoTGINFO"/>
         <w:spacing w:line="360" w:lineRule="auto"/>
+        <w:ind w:left="1276"/>
+      </w:pPr>
+      <w:r>
+        <w:t>Código 1 – Exemplo de consulta em linguagem M</w:t>
+      </w:r>
+    </w:p>
+    <w:p>
+      <w:pPr>
+        <w:pStyle w:val="ParagrafoPadraoTGINFO"/>
+        <w:shd w:val="clear" w:color="auto" w:fill="F2F2F2" w:themeFill="background1" w:themeFillShade="F2"/>
+        <w:spacing w:line="360" w:lineRule="auto"/>
+        <w:rPr>
+          <w:rFonts w:ascii="Consolas" w:hAnsi="Consolas" w:cs="Consolas"/>
+          <w:sz w:val="20"/>
+          <w:szCs w:val="20"/>
+        </w:rPr>
       </w:pPr>
       <w:proofErr w:type="spellStart"/>
       <w:r>
+        <w:rPr>
+          <w:rFonts w:ascii="Consolas" w:hAnsi="Consolas" w:cs="Consolas"/>
+          <w:sz w:val="20"/>
+          <w:szCs w:val="20"/>
+        </w:rPr>
         <w:t>let</w:t>
+      </w:r>
+      <w:proofErr w:type="spellEnd"/>
+    </w:p>
+    <w:p>
+      <w:pPr>
+        <w:pStyle w:val="ParagrafoPadraoTGINFO"/>
+        <w:shd w:val="clear" w:color="auto" w:fill="F2F2F2" w:themeFill="background1" w:themeFillShade="F2"/>
+        <w:spacing w:line="360" w:lineRule="auto"/>
+        <w:rPr>
+          <w:rFonts w:ascii="Consolas" w:hAnsi="Consolas" w:cs="Consolas"/>
+          <w:sz w:val="20"/>
+          <w:szCs w:val="20"/>
+        </w:rPr>
+      </w:pPr>
+      <w:r>
+        <w:rPr>
+          <w:rFonts w:ascii="Consolas" w:hAnsi="Consolas" w:cs="Consolas"/>
+          <w:sz w:val="20"/>
+          <w:szCs w:val="20"/>
+        </w:rPr>
+        <w:t xml:space="preserve">    Fonte = </w:t>
+      </w:r>
+      <w:proofErr w:type="spellStart"/>
+      <w:r>
+        <w:rPr>
+          <w:rFonts w:ascii="Consolas" w:hAnsi="Consolas" w:cs="Consolas"/>
+          <w:sz w:val="20"/>
+          <w:szCs w:val="20"/>
+        </w:rPr>
+        <w:t>Csv.Document</w:t>
+      </w:r>
+      <w:proofErr w:type="spellEnd"/>
+      <w:r>
+        <w:rPr>
+          <w:rFonts w:ascii="Consolas" w:hAnsi="Consolas" w:cs="Consolas"/>
+          <w:sz w:val="20"/>
+          <w:szCs w:val="20"/>
+        </w:rPr>
+        <w:t>(</w:t>
+      </w:r>
+      <w:proofErr w:type="spellStart"/>
+      <w:r>
+        <w:rPr>
+          <w:rFonts w:ascii="Consolas" w:hAnsi="Consolas" w:cs="Consolas"/>
+          <w:sz w:val="20"/>
+          <w:szCs w:val="20"/>
+        </w:rPr>
+        <w:t>File.Contents</w:t>
+      </w:r>
+      <w:proofErr w:type="spellEnd"/>
+      <w:r>
+        <w:rPr>
+          <w:rFonts w:ascii="Consolas" w:hAnsi="Consolas" w:cs="Consolas"/>
+          <w:sz w:val="20"/>
+          <w:szCs w:val="20"/>
+        </w:rPr>
+        <w:t>("dados.csv")),</w:t>
+      </w:r>
+    </w:p>
+    <w:p>
+      <w:pPr>
+        <w:pStyle w:val="ParagrafoPadraoTGINFO"/>
+        <w:shd w:val="clear" w:color="auto" w:fill="F2F2F2" w:themeFill="background1" w:themeFillShade="F2"/>
+        <w:spacing w:line="360" w:lineRule="auto"/>
+        <w:rPr>
+          <w:rFonts w:ascii="Consolas" w:hAnsi="Consolas" w:cs="Consolas"/>
+          <w:sz w:val="20"/>
+          <w:szCs w:val="20"/>
+        </w:rPr>
+      </w:pPr>
+      <w:r>
+        <w:rPr>
+          <w:rFonts w:ascii="Consolas" w:hAnsi="Consolas" w:cs="Consolas"/>
+          <w:sz w:val="20"/>
+          <w:szCs w:val="20"/>
+        </w:rPr>
+        <w:t xml:space="preserve">    </w:t>
+      </w:r>
+      <w:proofErr w:type="spellStart"/>
+      <w:r>
+        <w:rPr>
+          <w:rFonts w:ascii="Consolas" w:hAnsi="Consolas" w:cs="Consolas"/>
+          <w:sz w:val="20"/>
+          <w:szCs w:val="20"/>
+        </w:rPr>
+        <w:t>PromoverCabecalho</w:t>
+      </w:r>
+      <w:proofErr w:type="spellEnd"/>
+      <w:r>
+        <w:rPr>
+          <w:rFonts w:ascii="Consolas" w:hAnsi="Consolas" w:cs="Consolas"/>
+          <w:sz w:val="20"/>
+          <w:szCs w:val="20"/>
+        </w:rPr>
+        <w:t xml:space="preserve"> = </w:t>
+      </w:r>
+      <w:proofErr w:type="spellStart"/>
+      <w:r>
+        <w:rPr>
+          <w:rFonts w:ascii="Consolas" w:hAnsi="Consolas" w:cs="Consolas"/>
+          <w:sz w:val="20"/>
+          <w:szCs w:val="20"/>
+        </w:rPr>
+        <w:t>Table.PromoteHeaders</w:t>
+      </w:r>
+      <w:proofErr w:type="spellEnd"/>
+      <w:r>
+        <w:rPr>
+          <w:rFonts w:ascii="Consolas" w:hAnsi="Consolas" w:cs="Consolas"/>
+          <w:sz w:val="20"/>
+          <w:szCs w:val="20"/>
+        </w:rPr>
+        <w:t>(Fonte),</w:t>
+      </w:r>
+    </w:p>
+    <w:p>
+      <w:pPr>
+        <w:pStyle w:val="ParagrafoPadraoTGINFO"/>
+        <w:shd w:val="clear" w:color="auto" w:fill="F2F2F2" w:themeFill="background1" w:themeFillShade="F2"/>
+        <w:spacing w:line="360" w:lineRule="auto"/>
+        <w:rPr>
+          <w:rFonts w:ascii="Consolas" w:hAnsi="Consolas" w:cs="Consolas"/>
+          <w:sz w:val="20"/>
+          <w:szCs w:val="20"/>
+        </w:rPr>
+      </w:pPr>
+      <w:r>
+        <w:rPr>
+          <w:rFonts w:ascii="Consolas" w:hAnsi="Consolas" w:cs="Consolas"/>
+          <w:sz w:val="20"/>
+          <w:szCs w:val="20"/>
+        </w:rPr>
+        <w:t xml:space="preserve">    </w:t>
+      </w:r>
+      <w:proofErr w:type="spellStart"/>
+      <w:r>
+        <w:rPr>
+          <w:rFonts w:ascii="Consolas" w:hAnsi="Consolas" w:cs="Consolas"/>
+          <w:sz w:val="20"/>
+          <w:szCs w:val="20"/>
+        </w:rPr>
+        <w:t>FiltrarLinhas</w:t>
+      </w:r>
+      <w:proofErr w:type="spellEnd"/>
+      <w:r>
+        <w:rPr>
+          <w:rFonts w:ascii="Consolas" w:hAnsi="Consolas" w:cs="Consolas"/>
+          <w:sz w:val="20"/>
+          <w:szCs w:val="20"/>
+        </w:rPr>
+        <w:t xml:space="preserve"> = </w:t>
+      </w:r>
+      <w:proofErr w:type="spellStart"/>
+      <w:r>
+        <w:rPr>
+          <w:rFonts w:ascii="Consolas" w:hAnsi="Consolas" w:cs="Consolas"/>
+          <w:sz w:val="20"/>
+          <w:szCs w:val="20"/>
+        </w:rPr>
+        <w:t>Table.SelectRows</w:t>
+      </w:r>
+      <w:proofErr w:type="spellEnd"/>
+      <w:r>
+        <w:rPr>
+          <w:rFonts w:ascii="Consolas" w:hAnsi="Consolas" w:cs="Consolas"/>
+          <w:sz w:val="20"/>
+          <w:szCs w:val="20"/>
+        </w:rPr>
+        <w:t>(</w:t>
+      </w:r>
+      <w:proofErr w:type="spellStart"/>
+      <w:r>
+        <w:rPr>
+          <w:rFonts w:ascii="Consolas" w:hAnsi="Consolas" w:cs="Consolas"/>
+          <w:sz w:val="20"/>
+          <w:szCs w:val="20"/>
+        </w:rPr>
+        <w:t>PromoverCabecalho</w:t>
+      </w:r>
+      <w:proofErr w:type="spellEnd"/>
+      <w:r>
+        <w:rPr>
+          <w:rFonts w:ascii="Consolas" w:hAnsi="Consolas" w:cs="Consolas"/>
+          <w:sz w:val="20"/>
+          <w:szCs w:val="20"/>
+        </w:rPr>
+        <w:t xml:space="preserve">, </w:t>
+      </w:r>
+      <w:proofErr w:type="spellStart"/>
+      <w:r>
+        <w:rPr>
+          <w:rFonts w:ascii="Consolas" w:hAnsi="Consolas" w:cs="Consolas"/>
+          <w:sz w:val="20"/>
+          <w:szCs w:val="20"/>
+        </w:rPr>
+        <w:t>each</w:t>
+      </w:r>
+      <w:proofErr w:type="spellEnd"/>
+      <w:r>
+        <w:rPr>
+          <w:rFonts w:ascii="Consolas" w:hAnsi="Consolas" w:cs="Consolas"/>
+          <w:sz w:val="20"/>
+          <w:szCs w:val="20"/>
+        </w:rPr>
+        <w:t xml:space="preserve"> [Idade] &gt; 18)</w:t>
+      </w:r>
+    </w:p>
+    <w:p>
+      <w:pPr>
+        <w:pStyle w:val="ParagrafoPadraoTGINFO"/>
+        <w:shd w:val="clear" w:color="auto" w:fill="F2F2F2" w:themeFill="background1" w:themeFillShade="F2"/>
+        <w:spacing w:line="360" w:lineRule="auto"/>
+        <w:rPr>
+          <w:rFonts w:ascii="Consolas" w:hAnsi="Consolas" w:cs="Consolas"/>
+          <w:sz w:val="20"/>
+          <w:szCs w:val="20"/>
+        </w:rPr>
+      </w:pPr>
+      <w:r>
+        <w:rPr>
+          <w:rFonts w:ascii="Consolas" w:hAnsi="Consolas" w:cs="Consolas"/>
+          <w:sz w:val="20"/>
+          <w:szCs w:val="20"/>
+        </w:rPr>
+        <w:t>in</w:t>
+      </w:r>
+    </w:p>
+    <w:p>
+      <w:pPr>
+        <w:pStyle w:val="ParagrafoPadraoTGINFO"/>
+        <w:shd w:val="clear" w:color="auto" w:fill="F2F2F2" w:themeFill="background1" w:themeFillShade="F2"/>
+        <w:spacing w:line="360" w:lineRule="auto"/>
+        <w:rPr>
+          <w:rFonts w:ascii="Consolas" w:hAnsi="Consolas" w:cs="Consolas"/>
+          <w:sz w:val="20"/>
+          <w:szCs w:val="20"/>
+        </w:rPr>
+      </w:pPr>
+      <w:r>
+        <w:rPr>
+          <w:rFonts w:ascii="Consolas" w:hAnsi="Consolas" w:cs="Consolas"/>
+          <w:sz w:val="20"/>
+          <w:szCs w:val="20"/>
+        </w:rPr>
+        <w:t xml:space="preserve">    </w:t>
+      </w:r>
+      <w:proofErr w:type="spellStart"/>
+      <w:r>
+        <w:rPr>
+          <w:rFonts w:ascii="Consolas" w:hAnsi="Consolas" w:cs="Consolas"/>
+          <w:sz w:val="20"/>
+          <w:szCs w:val="20"/>
+        </w:rPr>
+        <w:t>FiltrarLinhas</w:t>
       </w:r>
       <w:proofErr w:type="spellEnd"/>
     </w:p>
@@ -3093,25 +3633,16 @@
       <w:pPr>
         <w:pStyle w:val="ParagrafoPadraoTGINFO"/>
         <w:spacing w:line="360" w:lineRule="auto"/>
-      </w:pPr>
-      <w:r>
-        <w:t xml:space="preserve">    Fonte = </w:t>
-      </w:r>
-      <w:proofErr w:type="spellStart"/>
-      <w:r>
-        <w:t>Csv.Document</w:t>
-      </w:r>
-      <w:proofErr w:type="spellEnd"/>
-      <w:r>
-        <w:t>(</w:t>
-      </w:r>
-      <w:proofErr w:type="spellStart"/>
-      <w:r>
-        <w:t>File.Contents</w:t>
-      </w:r>
-      <w:proofErr w:type="spellEnd"/>
-      <w:r>
-        <w:t>("dados.csv")),</w:t>
+        <w:ind w:left="1985"/>
+        <w:rPr>
+          <w:color w:val="000000" w:themeColor="text1"/>
+        </w:rPr>
+      </w:pPr>
+      <w:r>
+        <w:rPr>
+          <w:color w:val="000000" w:themeColor="text1"/>
+        </w:rPr>
+        <w:t>Fonte: MICROSOFT (2026)</w:t>
       </w:r>
     </w:p>
     <w:p>
@@ -3120,7 +3651,8 @@
         <w:spacing w:line="360" w:lineRule="auto"/>
       </w:pPr>
       <w:r>
-        <w:t xml:space="preserve">    </w:t>
+        <w:lastRenderedPageBreak/>
+        <w:t xml:space="preserve">Nesse exemplo, a etapa Fonte realiza a leitura de um arquivo CSV, em seguida </w:t>
       </w:r>
       <w:proofErr w:type="spellStart"/>
       <w:r>
@@ -3128,15 +3660,15 @@
       </w:r>
       <w:proofErr w:type="spellEnd"/>
       <w:r>
-        <w:t xml:space="preserve"> = </w:t>
+        <w:t xml:space="preserve"> define a primeira linha de cabeçalho da tabela, e </w:t>
       </w:r>
       <w:proofErr w:type="spellStart"/>
       <w:r>
-        <w:t>Table.PromoteHeaders</w:t>
+        <w:t>FiltrarLinhas</w:t>
       </w:r>
       <w:proofErr w:type="spellEnd"/>
       <w:r>
-        <w:t>(Fonte),</w:t>
+        <w:t xml:space="preserve"> aplica um filtro para selecionar apenas registros com idade maior que 18 anos. Por fim, a instrução in retorna o resultado da consulta, evidenciando como o Power Query organiza as transformações de forma sequencial e automatizada.</w:t>
       </w:r>
     </w:p>
     <w:p>
@@ -3145,96 +3677,6 @@
         <w:spacing w:line="360" w:lineRule="auto"/>
       </w:pPr>
       <w:r>
-        <w:t xml:space="preserve">    </w:t>
-      </w:r>
-      <w:proofErr w:type="spellStart"/>
-      <w:r>
-        <w:t>FiltrarLinhas</w:t>
-      </w:r>
-      <w:proofErr w:type="spellEnd"/>
-      <w:r>
-        <w:t xml:space="preserve"> = </w:t>
-      </w:r>
-      <w:proofErr w:type="spellStart"/>
-      <w:r>
-        <w:t>Table.SelectRows</w:t>
-      </w:r>
-      <w:proofErr w:type="spellEnd"/>
-      <w:r>
-        <w:t>(</w:t>
-      </w:r>
-      <w:proofErr w:type="spellStart"/>
-      <w:r>
-        <w:t>PromoverCabecalho</w:t>
-      </w:r>
-      <w:proofErr w:type="spellEnd"/>
-      <w:r>
-        <w:t xml:space="preserve">, </w:t>
-      </w:r>
-      <w:proofErr w:type="spellStart"/>
-      <w:r>
-        <w:t>each</w:t>
-      </w:r>
-      <w:proofErr w:type="spellEnd"/>
-      <w:r>
-        <w:t xml:space="preserve"> [Idade] &gt; 18)</w:t>
-      </w:r>
-    </w:p>
-    <w:p>
-      <w:pPr>
-        <w:pStyle w:val="ParagrafoPadraoTGINFO"/>
-        <w:spacing w:line="360" w:lineRule="auto"/>
-      </w:pPr>
-      <w:r>
-        <w:t>in</w:t>
-      </w:r>
-    </w:p>
-    <w:p>
-      <w:pPr>
-        <w:pStyle w:val="ParagrafoPadraoTGINFO"/>
-        <w:spacing w:line="360" w:lineRule="auto"/>
-      </w:pPr>
-      <w:r>
-        <w:t xml:space="preserve">    </w:t>
-      </w:r>
-      <w:proofErr w:type="spellStart"/>
-      <w:r>
-        <w:t>FiltrarLinhas</w:t>
-      </w:r>
-      <w:proofErr w:type="spellEnd"/>
-    </w:p>
-    <w:p>
-      <w:pPr>
-        <w:pStyle w:val="ParagrafoPadraoTGINFO"/>
-        <w:spacing w:line="360" w:lineRule="auto"/>
-      </w:pPr>
-      <w:r>
-        <w:t xml:space="preserve">Nesse exemplo, a etapa Fonte realiza a leitura de um arquivo CSV, em seguida </w:t>
-      </w:r>
-      <w:proofErr w:type="spellStart"/>
-      <w:r>
-        <w:t>PromoverCabecalho</w:t>
-      </w:r>
-      <w:proofErr w:type="spellEnd"/>
-      <w:r>
-        <w:t xml:space="preserve"> define a primeira linha de cabeçalho da tabela, e </w:t>
-      </w:r>
-      <w:proofErr w:type="spellStart"/>
-      <w:r>
-        <w:t>FiltrarLinhas</w:t>
-      </w:r>
-      <w:proofErr w:type="spellEnd"/>
-      <w:r>
-        <w:t xml:space="preserve"> aplica um filtro para selecionar apenas registros com idade maior que 18 anos. Por fim, a instrução in retorna o resultado da consulta, evidenciando como o Power Query organiza as transformações de forma sequencial e automatizada.</w:t>
-      </w:r>
-    </w:p>
-    <w:p>
-      <w:pPr>
-        <w:pStyle w:val="ParagrafoPadraoTGINFO"/>
-        <w:spacing w:line="360" w:lineRule="auto"/>
-      </w:pPr>
-      <w:r>
-        <w:lastRenderedPageBreak/>
         <w:t>Além disso, o Power Query também oferece integração com linguagens como Python e R, possibilitando a realização de análises mais avançadas e personalizadas, especialmente em cenários de ciência de dados.</w:t>
       </w:r>
     </w:p>
@@ -3353,6 +3795,7 @@
           <w:b/>
           <w:bCs/>
         </w:rPr>
+        <w:lastRenderedPageBreak/>
         <w:t xml:space="preserve">4.2 </w:t>
       </w:r>
       <w:r>
@@ -3370,7 +3813,25 @@
         <w:spacing w:line="360" w:lineRule="auto"/>
       </w:pPr>
       <w:r>
-        <w:t>Com o objetivo de comparar o comportamento das ferramentas em diferentes níveis de complexidade computacional, os tratamentos aplicados foram divididos em dois grupos: tratamento leve e tratamento pesado.</w:t>
+        <w:t xml:space="preserve">Com o objetivo de comparar o comportamento das ferramentas em diferentes níveis de complexidade computacional, os tratamentos aplicados foram divididos em dois grupos: </w:t>
+      </w:r>
+      <w:r>
+        <w:t>transformações de baixa complexidade</w:t>
+      </w:r>
+      <w:r>
+        <w:t xml:space="preserve"> e </w:t>
+      </w:r>
+      <w:r>
+        <w:t>transformaç</w:t>
+      </w:r>
+      <w:r>
+        <w:t>ões</w:t>
+      </w:r>
+      <w:r>
+        <w:t xml:space="preserve"> de alta complexidade</w:t>
+      </w:r>
+      <w:r>
+        <w:t>.</w:t>
       </w:r>
     </w:p>
     <w:p>
@@ -3379,8 +3840,28 @@
         <w:spacing w:line="360" w:lineRule="auto"/>
       </w:pPr>
       <w:r>
-        <w:lastRenderedPageBreak/>
-        <w:t xml:space="preserve">Os tratamentos aplicados seguiram a divisão apresentada na metodologia, sendo separados em tratamento leve e tratamento pesado. O tratamento leve contemplou operações comuns de ETL utilizadas em ambientes de Business </w:t>
+        <w:t xml:space="preserve">Os tratamentos aplicados seguiram a divisão apresentada na metodologia, sendo separados em </w:t>
+      </w:r>
+      <w:r>
+        <w:t>transformações de baixa complexidade</w:t>
+      </w:r>
+      <w:r>
+        <w:t xml:space="preserve"> e </w:t>
+      </w:r>
+      <w:r>
+        <w:t>transformação de alta complexidade</w:t>
+      </w:r>
+      <w:r>
+        <w:t xml:space="preserve">. </w:t>
+      </w:r>
+      <w:r>
+        <w:t>As transformações</w:t>
+      </w:r>
+      <w:r>
+        <w:t xml:space="preserve"> de baixa complexidade</w:t>
+      </w:r>
+      <w:r>
+        <w:t xml:space="preserve"> contemplou operações comuns de ETL utilizadas em ambientes de Business </w:t>
       </w:r>
       <w:proofErr w:type="spellStart"/>
       <w:r>
@@ -3388,7 +3869,25 @@
       </w:r>
       <w:proofErr w:type="spellEnd"/>
       <w:r>
-        <w:t>, enquanto o tratamento pesado adicionou operações de maior custo computacional, como ordenações, agrupamentos e cálculos iterativos.</w:t>
+        <w:t xml:space="preserve">, enquanto </w:t>
+      </w:r>
+      <w:r>
+        <w:t>a</w:t>
+      </w:r>
+      <w:r>
+        <w:t>s</w:t>
+      </w:r>
+      <w:r>
+        <w:t xml:space="preserve"> transformaç</w:t>
+      </w:r>
+      <w:r>
+        <w:t>ões</w:t>
+      </w:r>
+      <w:r>
+        <w:t xml:space="preserve"> de alta complexidade</w:t>
+      </w:r>
+      <w:r>
+        <w:t xml:space="preserve"> adicionou operações de maior custo computacional, como ordenações, agrupamentos e cálculos iterativos.</w:t>
       </w:r>
     </w:p>
     <w:p>
@@ -3397,7 +3896,25 @@
         <w:spacing w:line="360" w:lineRule="auto"/>
       </w:pPr>
       <w:r>
-        <w:t>As operações de ordenação e agrupamento exigem maior reorganização dos dados em memória, enquanto os cálculos iterativos foram utilizados para simular cenários de maior exigência de processamento. Dessa forma, o tratamento pesado permitiu analisar o comportamento das ferramentas em condições de maior complexidade computacional e maior demanda de recursos da máquina.</w:t>
+        <w:t xml:space="preserve">As operações de ordenação e agrupamento exigem maior reorganização dos dados em memória, enquanto os cálculos iterativos foram utilizados para simular cenários de maior exigência de processamento. Dessa forma, </w:t>
+      </w:r>
+      <w:r>
+        <w:t>a</w:t>
+      </w:r>
+      <w:r>
+        <w:t>s</w:t>
+      </w:r>
+      <w:r>
+        <w:t xml:space="preserve"> transformaç</w:t>
+      </w:r>
+      <w:r>
+        <w:t>ões</w:t>
+      </w:r>
+      <w:r>
+        <w:t xml:space="preserve"> de alta complexidade</w:t>
+      </w:r>
+      <w:r>
+        <w:t xml:space="preserve"> permitiu analisar o comportamento das ferramentas em condições de maior complexidade computacional e maior demanda de recursos da máquina.</w:t>
       </w:r>
     </w:p>
     <w:p>
@@ -3450,7 +3967,22 @@
         <w:spacing w:line="360" w:lineRule="auto"/>
       </w:pPr>
       <w:r>
-        <w:t>As transformações foram executadas localmente na máquina utilizada nos testes, contemplando operações de filtragem, conversão de tipos, cálculos derivados e classificação dos dados. Posteriormente, foram adicionadas operações mais complexas relacionadas ao tratamento pesado, como agrupamentos, ordenações e cálculos iterativos.</w:t>
+        <w:t>As transformações foram executadas localmente na máquina utilizada nos testes, contemplando operações de filtragem, conversão de tipos, cálculos derivados e classificação dos dados. Posteriormente, foram adicionadas operações mais complexas relacionadas a</w:t>
+      </w:r>
+      <w:r>
+        <w:t xml:space="preserve">s </w:t>
+      </w:r>
+      <w:r>
+        <w:t>transformaç</w:t>
+      </w:r>
+      <w:r>
+        <w:t>ões</w:t>
+      </w:r>
+      <w:r>
+        <w:t xml:space="preserve"> de alta complexidade</w:t>
+      </w:r>
+      <w:r>
+        <w:t>, como agrupamentos, ordenações e cálculos iterativos.</w:t>
       </w:r>
     </w:p>
     <w:p>
@@ -3528,6 +4060,7 @@
         <w:spacing w:line="360" w:lineRule="auto"/>
       </w:pPr>
       <w:r>
+        <w:lastRenderedPageBreak/>
         <w:t xml:space="preserve">No segundo cenário, o processo de ETL foi implementado utilizando </w:t>
       </w:r>
       <w:proofErr w:type="spellStart"/>
@@ -3561,11 +4094,7 @@
       </w:r>
       <w:proofErr w:type="spellEnd"/>
       <w:r>
-        <w:t xml:space="preserve">. Entretanto, observou-se que fatores externos, como latência de rede, tempo de </w:t>
-      </w:r>
-      <w:r>
-        <w:lastRenderedPageBreak/>
-        <w:t>resposta do ambiente remoto e transferência de dados, influenciavam diretamente os resultados obtidos durante os testes de atualização.</w:t>
+        <w:t>. Entretanto, observou-se que fatores externos, como latência de rede, tempo de resposta do ambiente remoto e transferência de dados, influenciavam diretamente os resultados obtidos durante os testes de atualização.</w:t>
       </w:r>
     </w:p>
     <w:p>
@@ -3585,11 +4114,9 @@
       <w:r>
         <w:t xml:space="preserve">Essa abordagem permitiu reduzir interferências relacionadas à comunicação entre ambientes distintos, proporcionando uma comparação mais equilibrada entre os cenários avaliados, uma vez que ambos passaram a ser executados localmente durante o processo de </w:t>
       </w:r>
-      <w:proofErr w:type="spellStart"/>
-      <w:r>
-        <w:t>refresh</w:t>
-      </w:r>
-      <w:proofErr w:type="spellEnd"/>
+      <w:r>
+        <w:t>atualização</w:t>
+      </w:r>
       <w:r>
         <w:t>.</w:t>
       </w:r>
@@ -3663,11 +4190,9 @@
       <w:r>
         <w:t xml:space="preserve">Dessa forma, optou-se por utilizar como métrica principal o tempo total de </w:t>
       </w:r>
-      <w:proofErr w:type="spellStart"/>
-      <w:r>
-        <w:t>refresh</w:t>
-      </w:r>
-      <w:proofErr w:type="spellEnd"/>
+      <w:r>
+        <w:t>atualização</w:t>
+      </w:r>
       <w:r>
         <w:t xml:space="preserve"> no Power BI, por representar o tempo efetivamente percebido pelo usuário final, incluindo leitura, transformação e carregamento dos dados.</w:t>
       </w:r>
@@ -3689,13 +4214,24 @@
       <w:r>
         <w:t xml:space="preserve">Além do tempo total de </w:t>
       </w:r>
-      <w:proofErr w:type="spellStart"/>
-      <w:r>
-        <w:t>refresh</w:t>
-      </w:r>
-      <w:proofErr w:type="spellEnd"/>
-      <w:r>
-        <w:t>, também foram monitorados indicadores relacionados ao consumo computacional, incluindo uso médio de CPU, pico de utilização de CPU, consumo médio de memória RAM e pico de utilização de memória RAM. O monitoramento computacional foi realizado utilizando o Windows Performance Monitor (</w:t>
+      <w:r>
+        <w:rPr>
+          <w:color w:val="000000" w:themeColor="text1"/>
+        </w:rPr>
+        <w:t>atualização</w:t>
+      </w:r>
+      <w:r>
+        <w:rPr>
+          <w:color w:val="FF0000"/>
+        </w:rPr>
+        <w:t xml:space="preserve"> </w:t>
+      </w:r>
+      <w:r>
+        <w:t xml:space="preserve">também foram monitorados indicadores relacionados ao consumo computacional, incluindo uso médio de CPU, pico de utilização de CPU, consumo médio de memória RAM e pico de utilização de memória RAM. O monitoramento computacional foi realizado utilizando o Windows Performance Monitor </w:t>
+      </w:r>
+      <w:r>
+        <w:lastRenderedPageBreak/>
+        <w:t>(</w:t>
       </w:r>
       <w:proofErr w:type="spellStart"/>
       <w:r>
@@ -3715,7 +4251,25 @@
         <w:t>Durante os testes envolvendo a base completa com mais de 10 milhões de registros</w:t>
       </w:r>
       <w:r>
-        <w:t xml:space="preserve"> e o tratamento pesado no Power Query, observou-se inviabilidade prática de execução, com ausência de conclusão do processamento mesmo após longos períodos de execução.</w:t>
+        <w:t xml:space="preserve"> e </w:t>
+      </w:r>
+      <w:r>
+        <w:t>as</w:t>
+      </w:r>
+      <w:r>
+        <w:t xml:space="preserve"> </w:t>
+      </w:r>
+      <w:r>
+        <w:t>transformaç</w:t>
+      </w:r>
+      <w:r>
+        <w:t>ões</w:t>
+      </w:r>
+      <w:r>
+        <w:t xml:space="preserve"> de alta complexidade</w:t>
+      </w:r>
+      <w:r>
+        <w:t xml:space="preserve"> no Power Query, observou-se inviabilidade prática de execução, com ausência de conclusão do processamento mesmo após longos períodos de execução.</w:t>
       </w:r>
     </w:p>
     <w:p>
@@ -3724,7 +4278,6 @@
         <w:spacing w:line="360" w:lineRule="auto"/>
       </w:pPr>
       <w:r>
-        <w:lastRenderedPageBreak/>
         <w:t>Em função disso, foi estabelecido um limite máximo de 3600 segundos (1 hora) para os testes. Cenários que não concluíram o processamento dentro desse período foram classificados como inviáveis para utilização prática no contexto analisado.</w:t>
       </w:r>
     </w:p>
@@ -3751,16 +4304,53 @@
       <w:pPr>
         <w:pStyle w:val="ParagrafoPadraoTGINFO"/>
         <w:spacing w:line="360" w:lineRule="auto"/>
+      </w:pPr>
+      <w:r>
+        <w:t xml:space="preserve">Os resultados obtidos durante os experimentos são apresentados nas Tabelas 2, 3, 4 e 5. As Tabelas 2 e 3 apresentam os tempos de atualização observados em cada cenário de teste, permitindo comparar o desempenho do Power Query e do processo de tratamento realizado em </w:t>
+      </w:r>
+      <w:proofErr w:type="spellStart"/>
+      <w:r>
+        <w:t>PySpark</w:t>
+      </w:r>
+      <w:proofErr w:type="spellEnd"/>
+      <w:r>
+        <w:t>/</w:t>
+      </w:r>
+      <w:proofErr w:type="spellStart"/>
+      <w:r>
+        <w:t>Databricks</w:t>
+      </w:r>
+      <w:proofErr w:type="spellEnd"/>
+      <w:r>
+        <w:t xml:space="preserve"> em diferentes volumes de dados e níveis de complexidade das transformações. Complementarmente, as Tabelas 4 e 5 apresentam os indicadores de monitoramento computacional coletados durante as execuções, possibilitando analisar o impacto de cada abordagem sobre os recursos da máquina utilizada nos testes.</w:t>
+      </w:r>
+    </w:p>
+    <w:p>
+      <w:pPr>
+        <w:pStyle w:val="ParagrafoPadraoTGINFO"/>
+        <w:spacing w:line="360" w:lineRule="auto"/>
+      </w:pPr>
+      <w:r>
+        <w:t>Com base nos resultados apresentados nas tabelas, foram elaborados o Gráfico 1 e o Gráfico 2 com o objetivo de facilitar a visualização comparativa dos tempos médios de atualização. O Gráfico 1 apresenta os resultados obtidos nas transformações de baixa complexidade, enquanto o Gráfico 2 apresenta os resultados das transformações de alta complexidade, permitindo identificar diferenças de desempenho e comportamento das ferramentas nos cenários analisados.</w:t>
+      </w:r>
+    </w:p>
+    <w:p>
+      <w:pPr>
+        <w:pStyle w:val="ParagrafoPadraoTGINFO"/>
+      </w:pPr>
+    </w:p>
+    <w:p>
+      <w:pPr>
+        <w:pStyle w:val="ParagrafoPadraoTGINFO"/>
+        <w:spacing w:line="360" w:lineRule="auto"/>
         <w:ind w:left="1276"/>
       </w:pPr>
       <w:r>
         <w:t xml:space="preserve">Tabela 2 — Tempo de </w:t>
       </w:r>
-      <w:proofErr w:type="spellStart"/>
-      <w:r>
-        <w:t>Refresh</w:t>
-      </w:r>
-      <w:proofErr w:type="spellEnd"/>
+      <w:r>
+        <w:t>atualização</w:t>
+      </w:r>
       <w:r>
         <w:t xml:space="preserve"> no Power Query</w:t>
       </w:r>
@@ -3772,11 +4362,11 @@
         <w:tblLook w:val="04A0" w:firstRow="1" w:lastRow="0" w:firstColumn="1" w:lastColumn="0" w:noHBand="0" w:noVBand="1"/>
       </w:tblPr>
       <w:tblGrid>
-        <w:gridCol w:w="1798"/>
-        <w:gridCol w:w="1405"/>
-        <w:gridCol w:w="1616"/>
-        <w:gridCol w:w="1616"/>
-        <w:gridCol w:w="1616"/>
+        <w:gridCol w:w="1775"/>
+        <w:gridCol w:w="1314"/>
+        <w:gridCol w:w="1568"/>
+        <w:gridCol w:w="1589"/>
+        <w:gridCol w:w="1589"/>
         <w:gridCol w:w="1236"/>
       </w:tblGrid>
       <w:tr>
@@ -3797,15 +4387,13 @@
                 <w:rFonts w:eastAsiaTheme="majorEastAsia"/>
                 <w:b/>
                 <w:bCs/>
-                <w:sz w:val="24"/>
-              </w:rPr>
-            </w:pPr>
-            <w:r>
-              <w:rPr>
-                <w:rFonts w:eastAsiaTheme="majorEastAsia"/>
-                <w:b/>
-                <w:bCs/>
-                <w:sz w:val="24"/>
+              </w:rPr>
+            </w:pPr>
+            <w:r>
+              <w:rPr>
+                <w:rFonts w:eastAsiaTheme="majorEastAsia"/>
+                <w:b/>
+                <w:bCs/>
               </w:rPr>
               <w:t>Volume de dados</w:t>
             </w:r>
@@ -3825,15 +4413,13 @@
                 <w:rFonts w:eastAsiaTheme="majorEastAsia"/>
                 <w:b/>
                 <w:bCs/>
-                <w:sz w:val="24"/>
-              </w:rPr>
-            </w:pPr>
-            <w:r>
-              <w:rPr>
-                <w:rFonts w:eastAsiaTheme="majorEastAsia"/>
-                <w:b/>
-                <w:bCs/>
-                <w:sz w:val="24"/>
+              </w:rPr>
+            </w:pPr>
+            <w:r>
+              <w:rPr>
+                <w:rFonts w:eastAsiaTheme="majorEastAsia"/>
+                <w:b/>
+                <w:bCs/>
               </w:rPr>
               <w:t>Tratamento</w:t>
             </w:r>
@@ -3853,15 +4439,13 @@
                 <w:rFonts w:eastAsiaTheme="majorEastAsia"/>
                 <w:b/>
                 <w:bCs/>
-                <w:sz w:val="24"/>
-              </w:rPr>
-            </w:pPr>
-            <w:r>
-              <w:rPr>
-                <w:rFonts w:eastAsiaTheme="majorEastAsia"/>
-                <w:b/>
-                <w:bCs/>
-                <w:sz w:val="24"/>
+              </w:rPr>
+            </w:pPr>
+            <w:r>
+              <w:rPr>
+                <w:rFonts w:eastAsiaTheme="majorEastAsia"/>
+                <w:b/>
+                <w:bCs/>
               </w:rPr>
               <w:t>Execução 1 (s)</w:t>
             </w:r>
@@ -3881,15 +4465,13 @@
                 <w:rFonts w:eastAsiaTheme="majorEastAsia"/>
                 <w:b/>
                 <w:bCs/>
-                <w:sz w:val="24"/>
-              </w:rPr>
-            </w:pPr>
-            <w:r>
-              <w:rPr>
-                <w:rFonts w:eastAsiaTheme="majorEastAsia"/>
-                <w:b/>
-                <w:bCs/>
-                <w:sz w:val="24"/>
+              </w:rPr>
+            </w:pPr>
+            <w:r>
+              <w:rPr>
+                <w:rFonts w:eastAsiaTheme="majorEastAsia"/>
+                <w:b/>
+                <w:bCs/>
               </w:rPr>
               <w:t>Execução 2 (s)</w:t>
             </w:r>
@@ -3909,15 +4491,13 @@
                 <w:rFonts w:eastAsiaTheme="majorEastAsia"/>
                 <w:b/>
                 <w:bCs/>
-                <w:sz w:val="24"/>
-              </w:rPr>
-            </w:pPr>
-            <w:r>
-              <w:rPr>
-                <w:rFonts w:eastAsiaTheme="majorEastAsia"/>
-                <w:b/>
-                <w:bCs/>
-                <w:sz w:val="24"/>
+              </w:rPr>
+            </w:pPr>
+            <w:r>
+              <w:rPr>
+                <w:rFonts w:eastAsiaTheme="majorEastAsia"/>
+                <w:b/>
+                <w:bCs/>
               </w:rPr>
               <w:t>Execução 3 (s)</w:t>
             </w:r>
@@ -3937,15 +4517,13 @@
                 <w:rFonts w:eastAsiaTheme="majorEastAsia"/>
                 <w:b/>
                 <w:bCs/>
-                <w:sz w:val="24"/>
-              </w:rPr>
-            </w:pPr>
-            <w:r>
-              <w:rPr>
-                <w:rFonts w:eastAsiaTheme="majorEastAsia"/>
-                <w:b/>
-                <w:bCs/>
-                <w:sz w:val="24"/>
+              </w:rPr>
+            </w:pPr>
+            <w:r>
+              <w:rPr>
+                <w:rFonts w:eastAsiaTheme="majorEastAsia"/>
+                <w:b/>
+                <w:bCs/>
               </w:rPr>
               <w:t>Média (s)</w:t>
             </w:r>
@@ -3970,15 +4548,13 @@
                 <w:rFonts w:eastAsiaTheme="majorEastAsia"/>
                 <w:b/>
                 <w:bCs/>
-                <w:sz w:val="24"/>
-              </w:rPr>
-            </w:pPr>
-            <w:r>
-              <w:rPr>
-                <w:rFonts w:eastAsiaTheme="majorEastAsia"/>
-                <w:b/>
-                <w:bCs/>
-                <w:sz w:val="24"/>
+              </w:rPr>
+            </w:pPr>
+            <w:r>
+              <w:rPr>
+                <w:rFonts w:eastAsiaTheme="majorEastAsia"/>
+                <w:b/>
+                <w:bCs/>
               </w:rPr>
               <w:t>100 mil</w:t>
             </w:r>
@@ -4126,16 +4702,15 @@
                 <w:rFonts w:eastAsiaTheme="majorEastAsia"/>
                 <w:b/>
                 <w:bCs/>
-                <w:sz w:val="24"/>
-              </w:rPr>
-            </w:pPr>
-            <w:r>
-              <w:rPr>
-                <w:rFonts w:eastAsiaTheme="majorEastAsia"/>
-                <w:b/>
-                <w:bCs/>
-                <w:sz w:val="24"/>
-              </w:rPr>
+              </w:rPr>
+            </w:pPr>
+            <w:r>
+              <w:rPr>
+                <w:rFonts w:eastAsiaTheme="majorEastAsia"/>
+                <w:b/>
+                <w:bCs/>
+              </w:rPr>
+              <w:lastRenderedPageBreak/>
               <w:t>100 mil</w:t>
             </w:r>
           </w:p>
@@ -4289,15 +4864,13 @@
                 <w:rFonts w:eastAsiaTheme="majorEastAsia"/>
                 <w:b/>
                 <w:bCs/>
-                <w:sz w:val="24"/>
-              </w:rPr>
-            </w:pPr>
-            <w:r>
-              <w:rPr>
-                <w:rFonts w:eastAsiaTheme="majorEastAsia"/>
-                <w:b/>
-                <w:bCs/>
-                <w:sz w:val="24"/>
+              </w:rPr>
+            </w:pPr>
+            <w:r>
+              <w:rPr>
+                <w:rFonts w:eastAsiaTheme="majorEastAsia"/>
+                <w:b/>
+                <w:bCs/>
               </w:rPr>
               <w:t>1 milhão</w:t>
             </w:r>
@@ -4449,15 +5022,13 @@
                 <w:rFonts w:eastAsiaTheme="majorEastAsia"/>
                 <w:b/>
                 <w:bCs/>
-                <w:sz w:val="24"/>
-              </w:rPr>
-            </w:pPr>
-            <w:r>
-              <w:rPr>
-                <w:rFonts w:eastAsiaTheme="majorEastAsia"/>
-                <w:b/>
-                <w:bCs/>
-                <w:sz w:val="24"/>
+              </w:rPr>
+            </w:pPr>
+            <w:r>
+              <w:rPr>
+                <w:rFonts w:eastAsiaTheme="majorEastAsia"/>
+                <w:b/>
+                <w:bCs/>
               </w:rPr>
               <w:t>1 milhão</w:t>
             </w:r>
@@ -4612,15 +5183,13 @@
                 <w:rFonts w:eastAsiaTheme="majorEastAsia"/>
                 <w:b/>
                 <w:bCs/>
-                <w:sz w:val="24"/>
-              </w:rPr>
-            </w:pPr>
-            <w:r>
-              <w:rPr>
-                <w:rFonts w:eastAsiaTheme="majorEastAsia"/>
-                <w:b/>
-                <w:bCs/>
-                <w:sz w:val="24"/>
+              </w:rPr>
+            </w:pPr>
+            <w:r>
+              <w:rPr>
+                <w:rFonts w:eastAsiaTheme="majorEastAsia"/>
+                <w:b/>
+                <w:bCs/>
               </w:rPr>
               <w:t>10 milhões</w:t>
             </w:r>
@@ -4772,15 +5341,13 @@
                 <w:rFonts w:eastAsiaTheme="majorEastAsia"/>
                 <w:b/>
                 <w:bCs/>
-                <w:sz w:val="24"/>
-              </w:rPr>
-            </w:pPr>
-            <w:r>
-              <w:rPr>
-                <w:rFonts w:eastAsiaTheme="majorEastAsia"/>
-                <w:b/>
-                <w:bCs/>
-                <w:sz w:val="24"/>
+              </w:rPr>
+            </w:pPr>
+            <w:r>
+              <w:rPr>
+                <w:rFonts w:eastAsiaTheme="majorEastAsia"/>
+                <w:b/>
+                <w:bCs/>
               </w:rPr>
               <w:t>10 milhões</w:t>
             </w:r>
@@ -4944,11 +5511,9 @@
       <w:r>
         <w:t xml:space="preserve">Tabela 3 — Tempo de </w:t>
       </w:r>
-      <w:proofErr w:type="spellStart"/>
-      <w:r>
-        <w:t>Refresh</w:t>
-      </w:r>
-      <w:proofErr w:type="spellEnd"/>
+      <w:r>
+        <w:t>atualização</w:t>
+      </w:r>
       <w:r>
         <w:t xml:space="preserve"> no Power BI com Dados Tratados em </w:t>
       </w:r>
@@ -4973,12 +5538,12 @@
         <w:tblLook w:val="04A0" w:firstRow="1" w:lastRow="0" w:firstColumn="1" w:lastColumn="0" w:noHBand="0" w:noVBand="1"/>
       </w:tblPr>
       <w:tblGrid>
-        <w:gridCol w:w="1842"/>
-        <w:gridCol w:w="1405"/>
-        <w:gridCol w:w="1639"/>
-        <w:gridCol w:w="1639"/>
-        <w:gridCol w:w="1639"/>
-        <w:gridCol w:w="1123"/>
+        <w:gridCol w:w="1808"/>
+        <w:gridCol w:w="1329"/>
+        <w:gridCol w:w="1592"/>
+        <w:gridCol w:w="1609"/>
+        <w:gridCol w:w="1609"/>
+        <w:gridCol w:w="1124"/>
       </w:tblGrid>
       <w:tr>
         <w:trPr>
@@ -4998,15 +5563,13 @@
                 <w:rFonts w:eastAsiaTheme="majorEastAsia"/>
                 <w:b/>
                 <w:bCs/>
-                <w:sz w:val="24"/>
-              </w:rPr>
-            </w:pPr>
-            <w:r>
-              <w:rPr>
-                <w:rFonts w:eastAsiaTheme="majorEastAsia"/>
-                <w:b/>
-                <w:bCs/>
-                <w:sz w:val="24"/>
+              </w:rPr>
+            </w:pPr>
+            <w:r>
+              <w:rPr>
+                <w:rFonts w:eastAsiaTheme="majorEastAsia"/>
+                <w:b/>
+                <w:bCs/>
               </w:rPr>
               <w:t>Volume de dados</w:t>
             </w:r>
@@ -5026,15 +5589,13 @@
                 <w:rFonts w:eastAsiaTheme="majorEastAsia"/>
                 <w:b/>
                 <w:bCs/>
-                <w:sz w:val="24"/>
-              </w:rPr>
-            </w:pPr>
-            <w:r>
-              <w:rPr>
-                <w:rFonts w:eastAsiaTheme="majorEastAsia"/>
-                <w:b/>
-                <w:bCs/>
-                <w:sz w:val="24"/>
+              </w:rPr>
+            </w:pPr>
+            <w:r>
+              <w:rPr>
+                <w:rFonts w:eastAsiaTheme="majorEastAsia"/>
+                <w:b/>
+                <w:bCs/>
               </w:rPr>
               <w:t>Tratamento</w:t>
             </w:r>
@@ -5054,15 +5615,13 @@
                 <w:rFonts w:eastAsiaTheme="majorEastAsia"/>
                 <w:b/>
                 <w:bCs/>
-                <w:sz w:val="24"/>
-              </w:rPr>
-            </w:pPr>
-            <w:r>
-              <w:rPr>
-                <w:rFonts w:eastAsiaTheme="majorEastAsia"/>
-                <w:b/>
-                <w:bCs/>
-                <w:sz w:val="24"/>
+              </w:rPr>
+            </w:pPr>
+            <w:r>
+              <w:rPr>
+                <w:rFonts w:eastAsiaTheme="majorEastAsia"/>
+                <w:b/>
+                <w:bCs/>
               </w:rPr>
               <w:t>Execução 1 (s)</w:t>
             </w:r>
@@ -5082,15 +5641,13 @@
                 <w:rFonts w:eastAsiaTheme="majorEastAsia"/>
                 <w:b/>
                 <w:bCs/>
-                <w:sz w:val="24"/>
-              </w:rPr>
-            </w:pPr>
-            <w:r>
-              <w:rPr>
-                <w:rFonts w:eastAsiaTheme="majorEastAsia"/>
-                <w:b/>
-                <w:bCs/>
-                <w:sz w:val="24"/>
+              </w:rPr>
+            </w:pPr>
+            <w:r>
+              <w:rPr>
+                <w:rFonts w:eastAsiaTheme="majorEastAsia"/>
+                <w:b/>
+                <w:bCs/>
               </w:rPr>
               <w:t>Execução 2 (s)</w:t>
             </w:r>
@@ -5110,15 +5667,13 @@
                 <w:rFonts w:eastAsiaTheme="majorEastAsia"/>
                 <w:b/>
                 <w:bCs/>
-                <w:sz w:val="24"/>
-              </w:rPr>
-            </w:pPr>
-            <w:r>
-              <w:rPr>
-                <w:rFonts w:eastAsiaTheme="majorEastAsia"/>
-                <w:b/>
-                <w:bCs/>
-                <w:sz w:val="24"/>
+              </w:rPr>
+            </w:pPr>
+            <w:r>
+              <w:rPr>
+                <w:rFonts w:eastAsiaTheme="majorEastAsia"/>
+                <w:b/>
+                <w:bCs/>
               </w:rPr>
               <w:t>Execução 3 (s)</w:t>
             </w:r>
@@ -5138,15 +5693,13 @@
                 <w:rFonts w:eastAsiaTheme="majorEastAsia"/>
                 <w:b/>
                 <w:bCs/>
-                <w:sz w:val="24"/>
-              </w:rPr>
-            </w:pPr>
-            <w:r>
-              <w:rPr>
-                <w:rFonts w:eastAsiaTheme="majorEastAsia"/>
-                <w:b/>
-                <w:bCs/>
-                <w:sz w:val="24"/>
+              </w:rPr>
+            </w:pPr>
+            <w:r>
+              <w:rPr>
+                <w:rFonts w:eastAsiaTheme="majorEastAsia"/>
+                <w:b/>
+                <w:bCs/>
               </w:rPr>
               <w:t>Média (s)</w:t>
             </w:r>
@@ -5171,15 +5724,13 @@
                 <w:rFonts w:eastAsiaTheme="majorEastAsia"/>
                 <w:b/>
                 <w:bCs/>
-                <w:sz w:val="24"/>
-              </w:rPr>
-            </w:pPr>
-            <w:r>
-              <w:rPr>
-                <w:rFonts w:eastAsiaTheme="majorEastAsia"/>
-                <w:b/>
-                <w:bCs/>
-                <w:sz w:val="24"/>
+              </w:rPr>
+            </w:pPr>
+            <w:r>
+              <w:rPr>
+                <w:rFonts w:eastAsiaTheme="majorEastAsia"/>
+                <w:b/>
+                <w:bCs/>
               </w:rPr>
               <w:t>100 mil</w:t>
             </w:r>
@@ -5328,15 +5879,13 @@
                 <w:rFonts w:eastAsiaTheme="majorEastAsia"/>
                 <w:b/>
                 <w:bCs/>
-                <w:sz w:val="24"/>
-              </w:rPr>
-            </w:pPr>
-            <w:r>
-              <w:rPr>
-                <w:rFonts w:eastAsiaTheme="majorEastAsia"/>
-                <w:b/>
-                <w:bCs/>
-                <w:sz w:val="24"/>
+              </w:rPr>
+            </w:pPr>
+            <w:r>
+              <w:rPr>
+                <w:rFonts w:eastAsiaTheme="majorEastAsia"/>
+                <w:b/>
+                <w:bCs/>
               </w:rPr>
               <w:t>100 mil</w:t>
             </w:r>
@@ -5491,15 +6040,13 @@
                 <w:rFonts w:eastAsiaTheme="majorEastAsia"/>
                 <w:b/>
                 <w:bCs/>
-                <w:sz w:val="24"/>
-              </w:rPr>
-            </w:pPr>
-            <w:r>
-              <w:rPr>
-                <w:rFonts w:eastAsiaTheme="majorEastAsia"/>
-                <w:b/>
-                <w:bCs/>
-                <w:sz w:val="24"/>
+              </w:rPr>
+            </w:pPr>
+            <w:r>
+              <w:rPr>
+                <w:rFonts w:eastAsiaTheme="majorEastAsia"/>
+                <w:b/>
+                <w:bCs/>
               </w:rPr>
               <w:t>1 milhão</w:t>
             </w:r>
@@ -5651,15 +6198,13 @@
                 <w:rFonts w:eastAsiaTheme="majorEastAsia"/>
                 <w:b/>
                 <w:bCs/>
-                <w:sz w:val="24"/>
-              </w:rPr>
-            </w:pPr>
-            <w:r>
-              <w:rPr>
-                <w:rFonts w:eastAsiaTheme="majorEastAsia"/>
-                <w:b/>
-                <w:bCs/>
-                <w:sz w:val="24"/>
+              </w:rPr>
+            </w:pPr>
+            <w:r>
+              <w:rPr>
+                <w:rFonts w:eastAsiaTheme="majorEastAsia"/>
+                <w:b/>
+                <w:bCs/>
               </w:rPr>
               <w:t>1 milhão</w:t>
             </w:r>
@@ -5814,15 +6359,13 @@
                 <w:rFonts w:eastAsiaTheme="majorEastAsia"/>
                 <w:b/>
                 <w:bCs/>
-                <w:sz w:val="24"/>
-              </w:rPr>
-            </w:pPr>
-            <w:r>
-              <w:rPr>
-                <w:rFonts w:eastAsiaTheme="majorEastAsia"/>
-                <w:b/>
-                <w:bCs/>
-                <w:sz w:val="24"/>
+              </w:rPr>
+            </w:pPr>
+            <w:r>
+              <w:rPr>
+                <w:rFonts w:eastAsiaTheme="majorEastAsia"/>
+                <w:b/>
+                <w:bCs/>
               </w:rPr>
               <w:t>10 milhões</w:t>
             </w:r>
@@ -5974,15 +6517,13 @@
                 <w:rFonts w:eastAsiaTheme="majorEastAsia"/>
                 <w:b/>
                 <w:bCs/>
-                <w:sz w:val="24"/>
-              </w:rPr>
-            </w:pPr>
-            <w:r>
-              <w:rPr>
-                <w:rFonts w:eastAsiaTheme="majorEastAsia"/>
-                <w:b/>
-                <w:bCs/>
-                <w:sz w:val="24"/>
+              </w:rPr>
+            </w:pPr>
+            <w:r>
+              <w:rPr>
+                <w:rFonts w:eastAsiaTheme="majorEastAsia"/>
+                <w:b/>
+                <w:bCs/>
               </w:rPr>
               <w:t>10 milhões</w:t>
             </w:r>
@@ -6144,7 +6685,6 @@
         <w:ind w:left="1276"/>
       </w:pPr>
       <w:r>
-        <w:lastRenderedPageBreak/>
         <w:t>Tabela 4 -Monitoramento Computacional — Power Query</w:t>
       </w:r>
     </w:p>
@@ -6155,12 +6695,12 @@
         <w:tblLook w:val="04A0" w:firstRow="1" w:lastRow="0" w:firstColumn="1" w:lastColumn="0" w:noHBand="0" w:noVBand="1"/>
       </w:tblPr>
       <w:tblGrid>
-        <w:gridCol w:w="1367"/>
-        <w:gridCol w:w="1405"/>
-        <w:gridCol w:w="1706"/>
-        <w:gridCol w:w="1909"/>
-        <w:gridCol w:w="1381"/>
-        <w:gridCol w:w="1519"/>
+        <w:gridCol w:w="1305"/>
+        <w:gridCol w:w="1108"/>
+        <w:gridCol w:w="1811"/>
+        <w:gridCol w:w="1756"/>
+        <w:gridCol w:w="1470"/>
+        <w:gridCol w:w="1621"/>
       </w:tblGrid>
       <w:tr>
         <w:trPr>
@@ -6180,15 +6720,13 @@
                 <w:rFonts w:eastAsiaTheme="majorEastAsia"/>
                 <w:b/>
                 <w:bCs/>
-                <w:sz w:val="24"/>
-              </w:rPr>
-            </w:pPr>
-            <w:r>
-              <w:rPr>
-                <w:rFonts w:eastAsiaTheme="majorEastAsia"/>
-                <w:b/>
-                <w:bCs/>
-                <w:sz w:val="24"/>
+              </w:rPr>
+            </w:pPr>
+            <w:r>
+              <w:rPr>
+                <w:rFonts w:eastAsiaTheme="majorEastAsia"/>
+                <w:b/>
+                <w:bCs/>
               </w:rPr>
               <w:t>Volume de dados</w:t>
             </w:r>
@@ -6208,15 +6746,13 @@
                 <w:rFonts w:eastAsiaTheme="majorEastAsia"/>
                 <w:b/>
                 <w:bCs/>
-                <w:sz w:val="24"/>
-              </w:rPr>
-            </w:pPr>
-            <w:r>
-              <w:rPr>
-                <w:rFonts w:eastAsiaTheme="majorEastAsia"/>
-                <w:b/>
-                <w:bCs/>
-                <w:sz w:val="24"/>
+              </w:rPr>
+            </w:pPr>
+            <w:r>
+              <w:rPr>
+                <w:rFonts w:eastAsiaTheme="majorEastAsia"/>
+                <w:b/>
+                <w:bCs/>
               </w:rPr>
               <w:t>Tratamento</w:t>
             </w:r>
@@ -6236,15 +6772,13 @@
                 <w:rFonts w:eastAsiaTheme="majorEastAsia"/>
                 <w:b/>
                 <w:bCs/>
-                <w:sz w:val="24"/>
-              </w:rPr>
-            </w:pPr>
-            <w:r>
-              <w:rPr>
-                <w:rFonts w:eastAsiaTheme="majorEastAsia"/>
-                <w:b/>
-                <w:bCs/>
-                <w:sz w:val="24"/>
+              </w:rPr>
+            </w:pPr>
+            <w:r>
+              <w:rPr>
+                <w:rFonts w:eastAsiaTheme="majorEastAsia"/>
+                <w:b/>
+                <w:bCs/>
               </w:rPr>
               <w:t>Disco Médio (Bytes/s)</w:t>
             </w:r>
@@ -6264,15 +6798,13 @@
                 <w:rFonts w:eastAsiaTheme="majorEastAsia"/>
                 <w:b/>
                 <w:bCs/>
-                <w:sz w:val="24"/>
-              </w:rPr>
-            </w:pPr>
-            <w:r>
-              <w:rPr>
-                <w:rFonts w:eastAsiaTheme="majorEastAsia"/>
-                <w:b/>
-                <w:bCs/>
-                <w:sz w:val="24"/>
+              </w:rPr>
+            </w:pPr>
+            <w:r>
+              <w:rPr>
+                <w:rFonts w:eastAsiaTheme="majorEastAsia"/>
+                <w:b/>
+                <w:bCs/>
               </w:rPr>
               <w:t>RAM Disponível Média (MB)</w:t>
             </w:r>
@@ -6292,15 +6824,13 @@
                 <w:rFonts w:eastAsiaTheme="majorEastAsia"/>
                 <w:b/>
                 <w:bCs/>
-                <w:sz w:val="24"/>
-              </w:rPr>
-            </w:pPr>
-            <w:r>
-              <w:rPr>
-                <w:rFonts w:eastAsiaTheme="majorEastAsia"/>
-                <w:b/>
-                <w:bCs/>
-                <w:sz w:val="24"/>
+              </w:rPr>
+            </w:pPr>
+            <w:r>
+              <w:rPr>
+                <w:rFonts w:eastAsiaTheme="majorEastAsia"/>
+                <w:b/>
+                <w:bCs/>
               </w:rPr>
               <w:t>CPU Geral Média (%)</w:t>
             </w:r>
@@ -6320,15 +6850,13 @@
                 <w:rFonts w:eastAsiaTheme="majorEastAsia"/>
                 <w:b/>
                 <w:bCs/>
-                <w:sz w:val="24"/>
-              </w:rPr>
-            </w:pPr>
-            <w:r>
-              <w:rPr>
-                <w:rFonts w:eastAsiaTheme="majorEastAsia"/>
-                <w:b/>
-                <w:bCs/>
-                <w:sz w:val="24"/>
+              </w:rPr>
+            </w:pPr>
+            <w:r>
+              <w:rPr>
+                <w:rFonts w:eastAsiaTheme="majorEastAsia"/>
+                <w:b/>
+                <w:bCs/>
               </w:rPr>
               <w:t>CPU Power BI Média (%)</w:t>
             </w:r>
@@ -6353,15 +6881,13 @@
                 <w:rFonts w:eastAsiaTheme="majorEastAsia"/>
                 <w:b/>
                 <w:bCs/>
-                <w:sz w:val="24"/>
-              </w:rPr>
-            </w:pPr>
-            <w:r>
-              <w:rPr>
-                <w:rFonts w:eastAsiaTheme="majorEastAsia"/>
-                <w:b/>
-                <w:bCs/>
-                <w:sz w:val="24"/>
+              </w:rPr>
+            </w:pPr>
+            <w:r>
+              <w:rPr>
+                <w:rFonts w:eastAsiaTheme="majorEastAsia"/>
+                <w:b/>
+                <w:bCs/>
               </w:rPr>
               <w:t>100 mil</w:t>
             </w:r>
@@ -6513,15 +7039,13 @@
                 <w:rFonts w:eastAsiaTheme="majorEastAsia"/>
                 <w:b/>
                 <w:bCs/>
-                <w:sz w:val="24"/>
-              </w:rPr>
-            </w:pPr>
-            <w:r>
-              <w:rPr>
-                <w:rFonts w:eastAsiaTheme="majorEastAsia"/>
-                <w:b/>
-                <w:bCs/>
-                <w:sz w:val="24"/>
+              </w:rPr>
+            </w:pPr>
+            <w:r>
+              <w:rPr>
+                <w:rFonts w:eastAsiaTheme="majorEastAsia"/>
+                <w:b/>
+                <w:bCs/>
               </w:rPr>
               <w:t>100 mil</w:t>
             </w:r>
@@ -6676,15 +7200,13 @@
                 <w:rFonts w:eastAsiaTheme="majorEastAsia"/>
                 <w:b/>
                 <w:bCs/>
-                <w:sz w:val="24"/>
-              </w:rPr>
-            </w:pPr>
-            <w:r>
-              <w:rPr>
-                <w:rFonts w:eastAsiaTheme="majorEastAsia"/>
-                <w:b/>
-                <w:bCs/>
-                <w:sz w:val="24"/>
+              </w:rPr>
+            </w:pPr>
+            <w:r>
+              <w:rPr>
+                <w:rFonts w:eastAsiaTheme="majorEastAsia"/>
+                <w:b/>
+                <w:bCs/>
               </w:rPr>
               <w:t>1 milhão</w:t>
             </w:r>
@@ -6836,15 +7358,13 @@
                 <w:rFonts w:eastAsiaTheme="majorEastAsia"/>
                 <w:b/>
                 <w:bCs/>
-                <w:sz w:val="24"/>
-              </w:rPr>
-            </w:pPr>
-            <w:r>
-              <w:rPr>
-                <w:rFonts w:eastAsiaTheme="majorEastAsia"/>
-                <w:b/>
-                <w:bCs/>
-                <w:sz w:val="24"/>
+              </w:rPr>
+            </w:pPr>
+            <w:r>
+              <w:rPr>
+                <w:rFonts w:eastAsiaTheme="majorEastAsia"/>
+                <w:b/>
+                <w:bCs/>
               </w:rPr>
               <w:t>1 milhão</w:t>
             </w:r>
@@ -6999,15 +7519,13 @@
                 <w:rFonts w:eastAsiaTheme="majorEastAsia"/>
                 <w:b/>
                 <w:bCs/>
-                <w:sz w:val="24"/>
-              </w:rPr>
-            </w:pPr>
-            <w:r>
-              <w:rPr>
-                <w:rFonts w:eastAsiaTheme="majorEastAsia"/>
-                <w:b/>
-                <w:bCs/>
-                <w:sz w:val="24"/>
+              </w:rPr>
+            </w:pPr>
+            <w:r>
+              <w:rPr>
+                <w:rFonts w:eastAsiaTheme="majorEastAsia"/>
+                <w:b/>
+                <w:bCs/>
               </w:rPr>
               <w:t>10 milhões</w:t>
             </w:r>
@@ -7159,15 +7677,13 @@
                 <w:rFonts w:eastAsiaTheme="majorEastAsia"/>
                 <w:b/>
                 <w:bCs/>
-                <w:sz w:val="24"/>
-              </w:rPr>
-            </w:pPr>
-            <w:r>
-              <w:rPr>
-                <w:rFonts w:eastAsiaTheme="majorEastAsia"/>
-                <w:b/>
-                <w:bCs/>
-                <w:sz w:val="24"/>
+              </w:rPr>
+            </w:pPr>
+            <w:r>
+              <w:rPr>
+                <w:rFonts w:eastAsiaTheme="majorEastAsia"/>
+                <w:b/>
+                <w:bCs/>
               </w:rPr>
               <w:t>10 milhões</w:t>
             </w:r>
@@ -7352,12 +7868,12 @@
         <w:tblLook w:val="04A0" w:firstRow="1" w:lastRow="0" w:firstColumn="1" w:lastColumn="0" w:noHBand="0" w:noVBand="1"/>
       </w:tblPr>
       <w:tblGrid>
-        <w:gridCol w:w="1377"/>
-        <w:gridCol w:w="1405"/>
-        <w:gridCol w:w="1642"/>
-        <w:gridCol w:w="1927"/>
-        <w:gridCol w:w="1397"/>
-        <w:gridCol w:w="1539"/>
+        <w:gridCol w:w="1320"/>
+        <w:gridCol w:w="1114"/>
+        <w:gridCol w:w="1759"/>
+        <w:gridCol w:w="1784"/>
+        <w:gridCol w:w="1449"/>
+        <w:gridCol w:w="1645"/>
       </w:tblGrid>
       <w:tr>
         <w:trPr>
@@ -7377,15 +7893,13 @@
                 <w:rFonts w:eastAsiaTheme="majorEastAsia"/>
                 <w:b/>
                 <w:bCs/>
-                <w:sz w:val="24"/>
-              </w:rPr>
-            </w:pPr>
-            <w:r>
-              <w:rPr>
-                <w:rFonts w:eastAsiaTheme="majorEastAsia"/>
-                <w:b/>
-                <w:bCs/>
-                <w:sz w:val="24"/>
+              </w:rPr>
+            </w:pPr>
+            <w:r>
+              <w:rPr>
+                <w:rFonts w:eastAsiaTheme="majorEastAsia"/>
+                <w:b/>
+                <w:bCs/>
               </w:rPr>
               <w:t>Volume de dados</w:t>
             </w:r>
@@ -7405,15 +7919,13 @@
                 <w:rFonts w:eastAsiaTheme="majorEastAsia"/>
                 <w:b/>
                 <w:bCs/>
-                <w:sz w:val="24"/>
-              </w:rPr>
-            </w:pPr>
-            <w:r>
-              <w:rPr>
-                <w:rFonts w:eastAsiaTheme="majorEastAsia"/>
-                <w:b/>
-                <w:bCs/>
-                <w:sz w:val="24"/>
+              </w:rPr>
+            </w:pPr>
+            <w:r>
+              <w:rPr>
+                <w:rFonts w:eastAsiaTheme="majorEastAsia"/>
+                <w:b/>
+                <w:bCs/>
               </w:rPr>
               <w:t>Tratamento</w:t>
             </w:r>
@@ -7433,15 +7945,13 @@
                 <w:rFonts w:eastAsiaTheme="majorEastAsia"/>
                 <w:b/>
                 <w:bCs/>
-                <w:sz w:val="24"/>
-              </w:rPr>
-            </w:pPr>
-            <w:r>
-              <w:rPr>
-                <w:rFonts w:eastAsiaTheme="majorEastAsia"/>
-                <w:b/>
-                <w:bCs/>
-                <w:sz w:val="24"/>
+              </w:rPr>
+            </w:pPr>
+            <w:r>
+              <w:rPr>
+                <w:rFonts w:eastAsiaTheme="majorEastAsia"/>
+                <w:b/>
+                <w:bCs/>
               </w:rPr>
               <w:t>Disco Médio (Bytes/s)</w:t>
             </w:r>
@@ -7461,15 +7971,13 @@
                 <w:rFonts w:eastAsiaTheme="majorEastAsia"/>
                 <w:b/>
                 <w:bCs/>
-                <w:sz w:val="24"/>
-              </w:rPr>
-            </w:pPr>
-            <w:r>
-              <w:rPr>
-                <w:rFonts w:eastAsiaTheme="majorEastAsia"/>
-                <w:b/>
-                <w:bCs/>
-                <w:sz w:val="24"/>
+              </w:rPr>
+            </w:pPr>
+            <w:r>
+              <w:rPr>
+                <w:rFonts w:eastAsiaTheme="majorEastAsia"/>
+                <w:b/>
+                <w:bCs/>
               </w:rPr>
               <w:t>RAM Disponível Média (MB)</w:t>
             </w:r>
@@ -7489,15 +7997,13 @@
                 <w:rFonts w:eastAsiaTheme="majorEastAsia"/>
                 <w:b/>
                 <w:bCs/>
-                <w:sz w:val="24"/>
-              </w:rPr>
-            </w:pPr>
-            <w:r>
-              <w:rPr>
-                <w:rFonts w:eastAsiaTheme="majorEastAsia"/>
-                <w:b/>
-                <w:bCs/>
-                <w:sz w:val="24"/>
+              </w:rPr>
+            </w:pPr>
+            <w:r>
+              <w:rPr>
+                <w:rFonts w:eastAsiaTheme="majorEastAsia"/>
+                <w:b/>
+                <w:bCs/>
               </w:rPr>
               <w:t>CPU Geral Média (%)</w:t>
             </w:r>
@@ -7517,15 +8023,13 @@
                 <w:rFonts w:eastAsiaTheme="majorEastAsia"/>
                 <w:b/>
                 <w:bCs/>
-                <w:sz w:val="24"/>
-              </w:rPr>
-            </w:pPr>
-            <w:r>
-              <w:rPr>
-                <w:rFonts w:eastAsiaTheme="majorEastAsia"/>
-                <w:b/>
-                <w:bCs/>
-                <w:sz w:val="24"/>
+              </w:rPr>
+            </w:pPr>
+            <w:r>
+              <w:rPr>
+                <w:rFonts w:eastAsiaTheme="majorEastAsia"/>
+                <w:b/>
+                <w:bCs/>
               </w:rPr>
               <w:t>CPU Power BI Média (%)</w:t>
             </w:r>
@@ -7550,15 +8054,13 @@
                 <w:rFonts w:eastAsiaTheme="majorEastAsia"/>
                 <w:b/>
                 <w:bCs/>
-                <w:sz w:val="24"/>
-              </w:rPr>
-            </w:pPr>
-            <w:r>
-              <w:rPr>
-                <w:rFonts w:eastAsiaTheme="majorEastAsia"/>
-                <w:b/>
-                <w:bCs/>
-                <w:sz w:val="24"/>
+              </w:rPr>
+            </w:pPr>
+            <w:r>
+              <w:rPr>
+                <w:rFonts w:eastAsiaTheme="majorEastAsia"/>
+                <w:b/>
+                <w:bCs/>
               </w:rPr>
               <w:t>100 mil</w:t>
             </w:r>
@@ -7710,15 +8212,13 @@
                 <w:rFonts w:eastAsiaTheme="majorEastAsia"/>
                 <w:b/>
                 <w:bCs/>
-                <w:sz w:val="24"/>
-              </w:rPr>
-            </w:pPr>
-            <w:r>
-              <w:rPr>
-                <w:rFonts w:eastAsiaTheme="majorEastAsia"/>
-                <w:b/>
-                <w:bCs/>
-                <w:sz w:val="24"/>
+              </w:rPr>
+            </w:pPr>
+            <w:r>
+              <w:rPr>
+                <w:rFonts w:eastAsiaTheme="majorEastAsia"/>
+                <w:b/>
+                <w:bCs/>
               </w:rPr>
               <w:t>100 mil</w:t>
             </w:r>
@@ -7873,15 +8373,13 @@
                 <w:rFonts w:eastAsiaTheme="majorEastAsia"/>
                 <w:b/>
                 <w:bCs/>
-                <w:sz w:val="24"/>
-              </w:rPr>
-            </w:pPr>
-            <w:r>
-              <w:rPr>
-                <w:rFonts w:eastAsiaTheme="majorEastAsia"/>
-                <w:b/>
-                <w:bCs/>
-                <w:sz w:val="24"/>
+              </w:rPr>
+            </w:pPr>
+            <w:r>
+              <w:rPr>
+                <w:rFonts w:eastAsiaTheme="majorEastAsia"/>
+                <w:b/>
+                <w:bCs/>
               </w:rPr>
               <w:t>1 milhão</w:t>
             </w:r>
@@ -8033,15 +8531,13 @@
                 <w:rFonts w:eastAsiaTheme="majorEastAsia"/>
                 <w:b/>
                 <w:bCs/>
-                <w:sz w:val="24"/>
-              </w:rPr>
-            </w:pPr>
-            <w:r>
-              <w:rPr>
-                <w:rFonts w:eastAsiaTheme="majorEastAsia"/>
-                <w:b/>
-                <w:bCs/>
-                <w:sz w:val="24"/>
+              </w:rPr>
+            </w:pPr>
+            <w:r>
+              <w:rPr>
+                <w:rFonts w:eastAsiaTheme="majorEastAsia"/>
+                <w:b/>
+                <w:bCs/>
               </w:rPr>
               <w:t>1 milhão</w:t>
             </w:r>
@@ -8196,15 +8692,13 @@
                 <w:rFonts w:eastAsiaTheme="majorEastAsia"/>
                 <w:b/>
                 <w:bCs/>
-                <w:sz w:val="24"/>
-              </w:rPr>
-            </w:pPr>
-            <w:r>
-              <w:rPr>
-                <w:rFonts w:eastAsiaTheme="majorEastAsia"/>
-                <w:b/>
-                <w:bCs/>
-                <w:sz w:val="24"/>
+              </w:rPr>
+            </w:pPr>
+            <w:r>
+              <w:rPr>
+                <w:rFonts w:eastAsiaTheme="majorEastAsia"/>
+                <w:b/>
+                <w:bCs/>
               </w:rPr>
               <w:t>10 milhões</w:t>
             </w:r>
@@ -8356,15 +8850,13 @@
                 <w:rFonts w:eastAsiaTheme="majorEastAsia"/>
                 <w:b/>
                 <w:bCs/>
-                <w:sz w:val="24"/>
-              </w:rPr>
-            </w:pPr>
-            <w:r>
-              <w:rPr>
-                <w:rFonts w:eastAsiaTheme="majorEastAsia"/>
-                <w:b/>
-                <w:bCs/>
-                <w:sz w:val="24"/>
+              </w:rPr>
+            </w:pPr>
+            <w:r>
+              <w:rPr>
+                <w:rFonts w:eastAsiaTheme="majorEastAsia"/>
+                <w:b/>
+                <w:bCs/>
               </w:rPr>
               <w:t>10 milhões</w:t>
             </w:r>
@@ -8514,25 +9006,7 @@
     <w:p>
       <w:pPr>
         <w:pStyle w:val="ParagrafoPadraoTGINFO"/>
-        <w:ind w:firstLine="0"/>
-      </w:pPr>
-    </w:p>
-    <w:p>
-      <w:pPr>
-        <w:pStyle w:val="ParagrafoPadraoTGINFO"/>
-        <w:ind w:firstLine="0"/>
-      </w:pPr>
-    </w:p>
-    <w:p>
-      <w:pPr>
-        <w:pStyle w:val="ParagrafoPadraoTGINFO"/>
-        <w:ind w:firstLine="0"/>
-      </w:pPr>
-    </w:p>
-    <w:p>
-      <w:pPr>
-        <w:pStyle w:val="ParagrafoPadraoTGINFO"/>
-        <w:ind w:firstLine="0"/>
+        <w:ind w:left="2127" w:firstLine="709"/>
       </w:pPr>
     </w:p>
     <w:p>
@@ -8540,73 +9014,39 @@
         <w:pStyle w:val="ParagrafoPadraoTGINFO"/>
         <w:spacing w:line="360" w:lineRule="auto"/>
       </w:pPr>
+      <w:r>
+        <w:t xml:space="preserve">Gráfico 1 — Comparação do Tempo Médio de </w:t>
+      </w:r>
+      <w:r>
+        <w:t>atualização</w:t>
+      </w:r>
+      <w:r>
+        <w:t xml:space="preserve"> em Tratamentos Leves</w:t>
+      </w:r>
     </w:p>
     <w:p>
       <w:pPr>
         <w:pStyle w:val="ParagrafoPadraoTGINFO"/>
-        <w:spacing w:line="360" w:lineRule="auto"/>
-      </w:pPr>
-    </w:p>
-    <w:p>
-      <w:pPr>
-        <w:pStyle w:val="ParagrafoPadraoTGINFO"/>
-        <w:spacing w:line="360" w:lineRule="auto"/>
-      </w:pPr>
-    </w:p>
-    <w:p>
-      <w:pPr>
-        <w:pStyle w:val="ParagrafoPadraoTGINFO"/>
-        <w:spacing w:line="360" w:lineRule="auto"/>
-      </w:pPr>
-    </w:p>
-    <w:p>
-      <w:pPr>
-        <w:pStyle w:val="ParagrafoPadraoTGINFO"/>
-        <w:spacing w:line="360" w:lineRule="auto"/>
-      </w:pPr>
-      <w:r>
-        <w:lastRenderedPageBreak/>
-        <w:t xml:space="preserve">Gráfico 1 — Comparação do Tempo Médio de </w:t>
-      </w:r>
-      <w:proofErr w:type="spellStart"/>
-      <w:r>
-        <w:t>Refresh</w:t>
-      </w:r>
-      <w:proofErr w:type="spellEnd"/>
-      <w:r>
-        <w:t xml:space="preserve"> em Tratamentos Leves</w:t>
-      </w:r>
-    </w:p>
-    <w:p>
-      <w:pPr>
-        <w:pStyle w:val="ParagrafoPadraoTGINFO"/>
-      </w:pPr>
-      <w:r>
-        <w:pict w14:anchorId="01652B6B">
-          <v:shapetype id="_x0000_t75" coordsize="21600,21600" o:spt="75" o:preferrelative="t" path="m@4@5l@4@11@9@11@9@5xe" filled="f" stroked="f">
-            <v:stroke joinstyle="miter"/>
-            <v:formulas>
-              <v:f eqn="if lineDrawn pixelLineWidth 0"/>
-              <v:f eqn="sum @0 1 0"/>
-              <v:f eqn="sum 0 0 @1"/>
-              <v:f eqn="prod @2 1 2"/>
-              <v:f eqn="prod @3 21600 pixelWidth"/>
-              <v:f eqn="prod @3 21600 pixelHeight"/>
-              <v:f eqn="sum @0 0 1"/>
-              <v:f eqn="prod @6 1 2"/>
-              <v:f eqn="prod @7 21600 pixelWidth"/>
-              <v:f eqn="sum @8 21600 0"/>
-              <v:f eqn="prod @7 21600 pixelHeight"/>
-              <v:f eqn="sum @10 21600 0"/>
-            </v:formulas>
-            <v:path o:extrusionok="f" gradientshapeok="t" o:connecttype="rect"/>
-            <o:lock v:ext="edit" aspectratio="t"/>
-          </v:shapetype>
-          <v:shape id="Gráfico 1" o:spid="_x0000_i1025" type="#_x0000_t75" style="width:328.8pt;height:199.8pt;visibility:visible" o:gfxdata="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">
-            <v:imagedata r:id="rId13" o:title=""/>
-            <o:lock v:ext="edit" aspectratio="f"/>
-          </v:shape>
-        </w:pict>
+      </w:pPr>
+      <w:r>
+        <w:rPr>
+          <w:noProof/>
+        </w:rPr>
+        <w:drawing>
+          <wp:inline distT="0" distB="0" distL="0" distR="0" wp14:anchorId="01652B6B" wp14:editId="1E491F74">
+            <wp:extent cx="4164330" cy="2526030"/>
+            <wp:effectExtent l="0" t="0" r="1270" b="1270"/>
+            <wp:docPr id="1850092857" name="Gráfico 1"/>
+            <wp:cNvGraphicFramePr>
+              <a:graphicFrameLocks xmlns:a="http://schemas.openxmlformats.org/drawingml/2006/main"/>
+            </wp:cNvGraphicFramePr>
+            <a:graphic xmlns:a="http://schemas.openxmlformats.org/drawingml/2006/main">
+              <a:graphicData uri="http://schemas.openxmlformats.org/drawingml/2006/chart">
+                <c:chart xmlns:c="http://schemas.openxmlformats.org/drawingml/2006/chart" xmlns:r="http://schemas.openxmlformats.org/officeDocument/2006/relationships" r:id="rId13"/>
+              </a:graphicData>
+            </a:graphic>
+          </wp:inline>
+        </w:drawing>
       </w:r>
     </w:p>
     <w:p>
@@ -8624,6 +9064,65 @@
         <w:pStyle w:val="ParagrafoPadraoTGINFO"/>
         <w:spacing w:line="360" w:lineRule="auto"/>
       </w:pPr>
+      <w:r>
+        <w:rPr>
+          <w:color w:val="000000" w:themeColor="text1"/>
+        </w:rPr>
+        <w:t>No</w:t>
+      </w:r>
+      <w:r>
+        <w:rPr>
+          <w:color w:val="000000" w:themeColor="text1"/>
+        </w:rPr>
+        <w:t xml:space="preserve"> Gráfico 1 </w:t>
+      </w:r>
+      <w:r>
+        <w:rPr>
+          <w:color w:val="000000" w:themeColor="text1"/>
+        </w:rPr>
+        <w:t xml:space="preserve">é </w:t>
+      </w:r>
+      <w:r>
+        <w:rPr>
+          <w:color w:val="000000" w:themeColor="text1"/>
+        </w:rPr>
+        <w:t>apresenta</w:t>
+      </w:r>
+      <w:r>
+        <w:rPr>
+          <w:color w:val="000000" w:themeColor="text1"/>
+        </w:rPr>
+        <w:t>da</w:t>
+      </w:r>
+      <w:r>
+        <w:rPr>
+          <w:color w:val="000000" w:themeColor="text1"/>
+        </w:rPr>
+        <w:t xml:space="preserve"> </w:t>
+      </w:r>
+      <w:r>
+        <w:t xml:space="preserve">a comparação do tempo médio de </w:t>
+      </w:r>
+      <w:r>
+        <w:t>atualização</w:t>
+      </w:r>
+      <w:r>
+        <w:t xml:space="preserve"> entre o Power Query e o </w:t>
+      </w:r>
+      <w:proofErr w:type="spellStart"/>
+      <w:r>
+        <w:t>PySpark</w:t>
+      </w:r>
+      <w:proofErr w:type="spellEnd"/>
+      <w:r>
+        <w:t xml:space="preserve"> nos cenários de </w:t>
+      </w:r>
+      <w:r>
+        <w:t>transformações de baixa complexidade</w:t>
+      </w:r>
+      <w:r>
+        <w:t>. Observa-se que ambas as ferramentas apresentaram desempenho semelhante nos volumes de 100 mil e 1 milhão de registros, com pequenas vantagens para o Power Query nesses cenários. Na base de 10 milhões de registros, os tempos também permaneceram relativamente próximos considerando o elevado volume de dados processados.</w:t>
+      </w:r>
     </w:p>
     <w:p>
       <w:pPr>
@@ -8631,23 +9130,16 @@
         <w:spacing w:line="360" w:lineRule="auto"/>
       </w:pPr>
       <w:r>
-        <w:t xml:space="preserve">O Gráfico 1 apresenta a comparação do tempo médio de </w:t>
+        <w:lastRenderedPageBreak/>
+        <w:t xml:space="preserve">Os resultados indicam que, em cenários de baixa e média complexidade computacional, o Power Query consegue atender de forma eficiente demandas tradicionais de Business </w:t>
       </w:r>
       <w:proofErr w:type="spellStart"/>
       <w:r>
-        <w:t>refresh</w:t>
+        <w:t>Intelligence</w:t>
       </w:r>
       <w:proofErr w:type="spellEnd"/>
       <w:r>
-        <w:t xml:space="preserve"> entre o Power Query e o </w:t>
-      </w:r>
-      <w:proofErr w:type="spellStart"/>
-      <w:r>
-        <w:t>PySpark</w:t>
-      </w:r>
-      <w:proofErr w:type="spellEnd"/>
-      <w:r>
-        <w:t xml:space="preserve"> nos cenários de tratamento leve. Observa-se que ambas as ferramentas apresentaram desempenho semelhante nos volumes de 100 mil e 1 milhão de registros, com pequenas vantagens para o Power Query nesses cenários. Na base de 10 milhões de registros, os tempos também permaneceram relativamente próximos considerando o elevado volume de dados processados.</w:t>
+        <w:t>, apresentando desempenho competitivo mesmo executando o processamento localmente. Além disso, a proximidade entre os tempos demonstra que, em transformações menos exigentes, o ganho de desempenho proporcionado pelo Spark tende a ser menos perceptível.</w:t>
       </w:r>
     </w:p>
     <w:p>
@@ -8656,82 +9148,38 @@
         <w:spacing w:line="360" w:lineRule="auto"/>
       </w:pPr>
       <w:r>
-        <w:t xml:space="preserve">Os resultados indicam que, em cenários de baixa e média complexidade computacional, o Power Query consegue atender de forma eficiente demandas tradicionais de Business </w:t>
-      </w:r>
-      <w:proofErr w:type="spellStart"/>
-      <w:r>
-        <w:t>Intelligence</w:t>
-      </w:r>
-      <w:proofErr w:type="spellEnd"/>
-      <w:r>
-        <w:t>, apresentando desempenho competitivo mesmo executando o processamento localmente. Além disso, a proximidade entre os tempos demonstra que, em transformações menos exigentes, o ganho de desempenho proporcionado pelo Spark tende a ser menos perceptível.</w:t>
+        <w:t xml:space="preserve">Gráfico 2 — Comparação do Tempo Médio de </w:t>
+      </w:r>
+      <w:r>
+        <w:t>atualização</w:t>
+      </w:r>
+      <w:r>
+        <w:t xml:space="preserve"> em Tratamentos Pesados</w:t>
       </w:r>
     </w:p>
     <w:p>
       <w:pPr>
         <w:pStyle w:val="ParagrafoPadraoTGINFO"/>
-        <w:spacing w:line="360" w:lineRule="auto"/>
-      </w:pPr>
-    </w:p>
-    <w:p>
-      <w:pPr>
-        <w:pStyle w:val="ParagrafoPadraoTGINFO"/>
-        <w:spacing w:line="360" w:lineRule="auto"/>
-      </w:pPr>
-    </w:p>
-    <w:p>
-      <w:pPr>
-        <w:pStyle w:val="ParagrafoPadraoTGINFO"/>
-        <w:spacing w:line="360" w:lineRule="auto"/>
-      </w:pPr>
-    </w:p>
-    <w:p>
-      <w:pPr>
-        <w:pStyle w:val="ParagrafoPadraoTGINFO"/>
-        <w:spacing w:line="360" w:lineRule="auto"/>
-      </w:pPr>
-    </w:p>
-    <w:p>
-      <w:pPr>
-        <w:pStyle w:val="ParagrafoPadraoTGINFO"/>
-        <w:spacing w:line="360" w:lineRule="auto"/>
-      </w:pPr>
-    </w:p>
-    <w:p>
-      <w:pPr>
-        <w:pStyle w:val="ParagrafoPadraoTGINFO"/>
-        <w:spacing w:line="360" w:lineRule="auto"/>
-      </w:pPr>
-    </w:p>
-    <w:p>
-      <w:pPr>
-        <w:pStyle w:val="ParagrafoPadraoTGINFO"/>
-        <w:spacing w:line="360" w:lineRule="auto"/>
-      </w:pPr>
-      <w:r>
-        <w:lastRenderedPageBreak/>
-        <w:t xml:space="preserve">Gráfico 2 — Comparação do Tempo Médio de </w:t>
-      </w:r>
-      <w:proofErr w:type="spellStart"/>
-      <w:r>
-        <w:t>Refresh</w:t>
-      </w:r>
-      <w:proofErr w:type="spellEnd"/>
-      <w:r>
-        <w:t xml:space="preserve"> em Tratamentos Pesados</w:t>
-      </w:r>
-    </w:p>
-    <w:p>
-      <w:pPr>
-        <w:pStyle w:val="ParagrafoPadraoTGINFO"/>
-      </w:pPr>
-      <w:r>
-        <w:pict w14:anchorId="065E1F39">
-          <v:shape id="_x0000_i1026" type="#_x0000_t75" style="width:333pt;height:187.8pt;visibility:visible" o:gfxdata="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">
-            <v:imagedata r:id="rId14" o:title=""/>
-            <o:lock v:ext="edit" aspectratio="f"/>
-          </v:shape>
-        </w:pict>
+      </w:pPr>
+      <w:r>
+        <w:rPr>
+          <w:noProof/>
+        </w:rPr>
+        <w:drawing>
+          <wp:inline distT="0" distB="0" distL="0" distR="0" wp14:anchorId="065E1F39" wp14:editId="76485ED5">
+            <wp:extent cx="4217670" cy="2374265"/>
+            <wp:effectExtent l="0" t="0" r="0" b="635"/>
+            <wp:docPr id="2" name="Picture 2"/>
+            <wp:cNvGraphicFramePr>
+              <a:graphicFrameLocks xmlns:a="http://schemas.openxmlformats.org/drawingml/2006/main"/>
+            </wp:cNvGraphicFramePr>
+            <a:graphic xmlns:a="http://schemas.openxmlformats.org/drawingml/2006/main">
+              <a:graphicData uri="http://schemas.openxmlformats.org/drawingml/2006/chart">
+                <c:chart xmlns:c="http://schemas.openxmlformats.org/drawingml/2006/chart" xmlns:r="http://schemas.openxmlformats.org/officeDocument/2006/relationships" r:id="rId14"/>
+              </a:graphicData>
+            </a:graphic>
+          </wp:inline>
+        </w:drawing>
       </w:r>
     </w:p>
     <w:p>
@@ -8764,22 +9212,50 @@
         <w:pStyle w:val="ParagrafoPadraoTGINFO"/>
         <w:spacing w:line="360" w:lineRule="auto"/>
       </w:pPr>
-    </w:p>
-    <w:p>
-      <w:pPr>
-        <w:pStyle w:val="ParagrafoPadraoTGINFO"/>
-        <w:spacing w:line="360" w:lineRule="auto"/>
-      </w:pPr>
-      <w:r>
-        <w:t xml:space="preserve">O Gráfico 2 apresenta a comparação do tempo médio de </w:t>
-      </w:r>
-      <w:proofErr w:type="spellStart"/>
-      <w:r>
-        <w:t>refresh</w:t>
-      </w:r>
-      <w:proofErr w:type="spellEnd"/>
-      <w:r>
-        <w:t xml:space="preserve"> entre as ferramentas nos cenários de tratamento pesado. Diferentemente do cenário leve, observa-se aumento significativo da diferença de desempenho entre as abordagens conforme o volume de dados cresce.</w:t>
+      <w:r>
+        <w:rPr>
+          <w:color w:val="000000" w:themeColor="text1"/>
+        </w:rPr>
+        <w:t>Já no</w:t>
+      </w:r>
+      <w:r>
+        <w:rPr>
+          <w:color w:val="000000" w:themeColor="text1"/>
+        </w:rPr>
+        <w:t xml:space="preserve"> Gráfico 2 </w:t>
+      </w:r>
+      <w:r>
+        <w:rPr>
+          <w:color w:val="000000" w:themeColor="text1"/>
+        </w:rPr>
+        <w:t xml:space="preserve">é </w:t>
+      </w:r>
+      <w:r>
+        <w:rPr>
+          <w:color w:val="000000" w:themeColor="text1"/>
+        </w:rPr>
+        <w:t>apresenta</w:t>
+      </w:r>
+      <w:r>
+        <w:rPr>
+          <w:color w:val="000000" w:themeColor="text1"/>
+        </w:rPr>
+        <w:t>da</w:t>
+      </w:r>
+      <w:r>
+        <w:t xml:space="preserve"> a comparação do tempo médio de </w:t>
+      </w:r>
+      <w:r>
+        <w:t>atualização</w:t>
+      </w:r>
+      <w:r>
+        <w:t xml:space="preserve"> entre as ferramentas nos cenários de </w:t>
+      </w:r>
+      <w:r>
+        <w:t>transformação de alta complexidade</w:t>
+      </w:r>
+      <w:r>
+        <w:t>. Diferentemente do cenário leve, observa-se aumento significativo da diferença de desempenho entre as abordagens conforme o volume de dados cresce.</w:t>
       </w:r>
     </w:p>
     <w:p>
@@ -8884,6 +9360,7 @@
         <w:spacing w:line="360" w:lineRule="auto"/>
       </w:pPr>
       <w:r>
+        <w:lastRenderedPageBreak/>
         <w:t xml:space="preserve">Os resultados obtidos nos experimentos demonstraram diferenças relevantes de desempenho entre o Power Query e o processo de tratamento realizado com </w:t>
       </w:r>
       <w:proofErr w:type="spellStart"/>
@@ -8909,14 +9386,20 @@
         <w:spacing w:line="360" w:lineRule="auto"/>
       </w:pPr>
       <w:r>
-        <w:lastRenderedPageBreak/>
-        <w:t xml:space="preserve">Nos cenários de tratamento leve com aproximadamente 100 mil registros, o Power Query apresentou desempenho ligeiramente superior, alcançando média de 3,21 segundos de </w:t>
-      </w:r>
-      <w:proofErr w:type="spellStart"/>
-      <w:r>
-        <w:t>refresh</w:t>
-      </w:r>
-      <w:proofErr w:type="spellEnd"/>
+        <w:t xml:space="preserve">Nos cenários de </w:t>
+      </w:r>
+      <w:r>
+        <w:t>transformações de baixa complexidade</w:t>
+      </w:r>
+      <w:r>
+        <w:t xml:space="preserve"> com aproximadamente 100 mil registros, o Power Query apresentou desempenho ligeiramente superior, alcançando média de 3,21 segundos </w:t>
+      </w:r>
+      <w:r>
+        <w:t>de</w:t>
+      </w:r>
+      <w:r>
+        <w:t xml:space="preserve"> atualização</w:t>
+      </w:r>
       <w:r>
         <w:t xml:space="preserve">, enquanto o cenário utilizando </w:t>
       </w:r>
@@ -8943,15 +9426,19 @@
         <w:spacing w:line="360" w:lineRule="auto"/>
       </w:pPr>
       <w:r>
-        <w:t xml:space="preserve">Já nos testes envolvendo aproximadamente 1 milhão de registros e tratamento leve, observou-se aumento significativo no tempo de </w:t>
-      </w:r>
-      <w:proofErr w:type="spellStart"/>
-      <w:r>
-        <w:t>refresh</w:t>
-      </w:r>
-      <w:proofErr w:type="spellEnd"/>
-      <w:r>
-        <w:t xml:space="preserve"> em ambas as abordagens. O Power Query apresentou média de 26,09 segundos, enquanto o cenário utilizando </w:t>
+        <w:t xml:space="preserve">Já nos testes envolvendo aproximadamente 1 milhão de registros e </w:t>
+      </w:r>
+      <w:r>
+        <w:t>transformações de baixa complexidade</w:t>
+      </w:r>
+      <w:r>
+        <w:t xml:space="preserve">, observou-se aumento significativo no tempo </w:t>
+      </w:r>
+      <w:r>
+        <w:t xml:space="preserve">de atualização </w:t>
+      </w:r>
+      <w:r>
+        <w:t xml:space="preserve">em ambas as abordagens. O Power Query apresentou média de 26,09 segundos, enquanto o cenário utilizando </w:t>
       </w:r>
       <w:proofErr w:type="spellStart"/>
       <w:r>
@@ -8976,13 +9463,17 @@
         <w:spacing w:line="360" w:lineRule="auto"/>
       </w:pPr>
       <w:r>
-        <w:t xml:space="preserve">Nos cenários de tratamento pesado, as diferenças de desempenho tornaram-se mais evidentes. Com aproximadamente 1 milhão de registros, o Power Query apresentou média de 40,36 segundos de </w:t>
-      </w:r>
-      <w:proofErr w:type="spellStart"/>
-      <w:r>
-        <w:t>refresh</w:t>
-      </w:r>
-      <w:proofErr w:type="spellEnd"/>
+        <w:t xml:space="preserve">Nos cenários de </w:t>
+      </w:r>
+      <w:r>
+        <w:t>transformação de alta complexidade</w:t>
+      </w:r>
+      <w:r>
+        <w:t>, as diferenças de desempenho tornaram-se mais evidentes. Com aproximadamente 1 milhão de registros, o Power Query apresentou média de 40,36 segundos de</w:t>
+      </w:r>
+      <w:r>
+        <w:t xml:space="preserve"> atualização</w:t>
+      </w:r>
       <w:r>
         <w:t xml:space="preserve">, enquanto o cenário utilizando </w:t>
       </w:r>
@@ -9009,7 +9500,19 @@
         <w:spacing w:line="360" w:lineRule="auto"/>
       </w:pPr>
       <w:r>
-        <w:t xml:space="preserve">Durante os testes com a base completa, contendo mais de 10 milhões de registros, o Power Query apresentou média de aproximadamente 254 segundos no tratamento leve. Entretanto, no cenário de tratamento pesado, o processamento não foi concluído dentro do limite máximo estabelecido de 3600 segundos, sendo considerado inviável para execução prática no ambiente analisado. </w:t>
+        <w:t xml:space="preserve">Durante os testes com a base completa, contendo mais de 10 milhões de registros, o Power Query apresentou média de aproximadamente 254 segundos no </w:t>
+      </w:r>
+      <w:r>
+        <w:t>transformações de baixa complexidade</w:t>
+      </w:r>
+      <w:r>
+        <w:t xml:space="preserve">. Entretanto, no cenário de </w:t>
+      </w:r>
+      <w:r>
+        <w:t>transformação de alta complexidade</w:t>
+      </w:r>
+      <w:r>
+        <w:t xml:space="preserve">, o processamento não foi concluído dentro do limite máximo estabelecido de 3600 segundos, sendo considerado inviável para execução prática no ambiente analisado. </w:t>
       </w:r>
     </w:p>
     <w:p>
@@ -9034,15 +9537,50 @@
       </w:r>
       <w:proofErr w:type="spellEnd"/>
       <w:r>
-        <w:t xml:space="preserve">, os testes com mais de 10 milhões de registros apresentaram média de aproximadamente 296,91 segundos no tratamento leve e cerca de 3,03 segundos no tratamento pesado. Essa diferença ocorreu porque, no tratamento pesado, as operações de agrupamento e agregação foram executadas previamente no ambiente Spark, reduzindo drasticamente o volume final exportado para CSV. Dessa forma, o Power BI passou a consumir apenas um arquivo pequeno já tratado, fazendo com que o tempo de </w:t>
-      </w:r>
-      <w:proofErr w:type="spellStart"/>
-      <w:r>
-        <w:t>refresh</w:t>
-      </w:r>
-      <w:proofErr w:type="spellEnd"/>
-      <w:r>
-        <w:t xml:space="preserve"> representasse principalmente a leitura do CSV final, e não o processamento completo dos mais de 10 milhões de registros originais.</w:t>
+        <w:t xml:space="preserve">, os testes com mais de 10 milhões de registros apresentaram média de aproximadamente 296,91 segundos no </w:t>
+      </w:r>
+      <w:r>
+        <w:t>transformações de baixa complexidade</w:t>
+      </w:r>
+      <w:r>
+        <w:t xml:space="preserve"> e cerca de 3,03 segundos n</w:t>
+      </w:r>
+      <w:r>
+        <w:t>a</w:t>
+      </w:r>
+      <w:r>
+        <w:t xml:space="preserve"> </w:t>
+      </w:r>
+      <w:r>
+        <w:t>transformação de alta complexidade</w:t>
+      </w:r>
+      <w:r>
+        <w:t xml:space="preserve">. Essa diferença ocorreu porque, </w:t>
+      </w:r>
+      <w:r>
+        <w:t>na transformação</w:t>
+      </w:r>
+      <w:r>
+        <w:t xml:space="preserve"> de alta complexidade</w:t>
+      </w:r>
+      <w:r>
+        <w:t xml:space="preserve">, as operações de agrupamento e agregação foram executadas previamente no ambiente Spark, reduzindo drasticamente o </w:t>
+      </w:r>
+      <w:r>
+        <w:lastRenderedPageBreak/>
+        <w:t xml:space="preserve">volume final exportado para CSV. Dessa forma, o Power BI passou a consumir apenas um arquivo pequeno já tratado, fazendo com que o tempo </w:t>
+      </w:r>
+      <w:r>
+        <w:t>de</w:t>
+      </w:r>
+      <w:r>
+        <w:t xml:space="preserve"> atualização</w:t>
+      </w:r>
+      <w:r>
+        <w:t xml:space="preserve"> </w:t>
+      </w:r>
+      <w:r>
+        <w:t>representasse principalmente a leitura do CSV final, e não o processamento completo dos mais de 10 milhões de registros originais.</w:t>
       </w:r>
     </w:p>
     <w:p>
@@ -9051,19 +9589,16 @@
         <w:spacing w:line="360" w:lineRule="auto"/>
       </w:pPr>
       <w:r>
-        <w:t xml:space="preserve">Além do tempo de </w:t>
-      </w:r>
-      <w:proofErr w:type="spellStart"/>
-      <w:r>
-        <w:t>refresh</w:t>
-      </w:r>
-      <w:proofErr w:type="spellEnd"/>
-      <w:r>
-        <w:t xml:space="preserve">, os indicadores de monitoramento computacional demonstraram maior consumo de recursos locais no Power Query à medida que a </w:t>
-      </w:r>
-      <w:r>
-        <w:lastRenderedPageBreak/>
-        <w:t xml:space="preserve">complexidade das transformações aumentava. Observou-se maior dependência de memória RAM e maior impacto no processamento da máquina utilizada, principalmente nos cenários com maior volume de dados. </w:t>
+        <w:t xml:space="preserve">Além do tempo </w:t>
+      </w:r>
+      <w:r>
+        <w:t>de</w:t>
+      </w:r>
+      <w:r>
+        <w:t xml:space="preserve"> atualização</w:t>
+      </w:r>
+      <w:r>
+        <w:t xml:space="preserve">, os indicadores de monitoramento computacional demonstraram maior consumo de recursos locais no Power Query à medida que a complexidade das transformações aumentava. Observou-se maior dependência de memória RAM e maior impacto no processamento da máquina utilizada, principalmente nos cenários com maior volume de dados. </w:t>
       </w:r>
     </w:p>
     <w:p>
@@ -9132,13 +9667,23 @@
         <w:spacing w:line="360" w:lineRule="auto"/>
       </w:pPr>
       <w:r>
-        <w:t xml:space="preserve">Os resultados obtidos demonstraram que o Power Query apresenta grande potencial para cenários corporativos e aplicações voltadas à área de negócios, principalmente em bases de dados pequenas e médias. Nos testes realizados com aproximadamente 100 mil e 1 milhão de registros utilizando o tratamento leve, os tempos médios de </w:t>
-      </w:r>
-      <w:proofErr w:type="spellStart"/>
-      <w:r>
-        <w:t>refresh</w:t>
-      </w:r>
-      <w:proofErr w:type="spellEnd"/>
+        <w:t xml:space="preserve">Os resultados obtidos demonstraram que o Power Query apresenta grande potencial para cenários corporativos e aplicações voltadas à área de negócios, principalmente em bases de dados pequenas e médias. Nos testes realizados com aproximadamente 100 mil e 1 milhão de registros utilizando </w:t>
+      </w:r>
+      <w:r>
+        <w:t>as transformações</w:t>
+      </w:r>
+      <w:r>
+        <w:t xml:space="preserve"> de baixa complexidade</w:t>
+      </w:r>
+      <w:r>
+        <w:t xml:space="preserve">, os tempos médios </w:t>
+      </w:r>
+      <w:r>
+        <w:t>de</w:t>
+      </w:r>
+      <w:r>
+        <w:t xml:space="preserve"> atualização</w:t>
+      </w:r>
       <w:r>
         <w:t xml:space="preserve"> obtidos pelo Power Query foram de 3,21 segundos e 26,09 segundos, respectivamente, valores próximos aos obtidos no </w:t>
       </w:r>
@@ -9157,7 +9702,11 @@
         <w:spacing w:line="360" w:lineRule="auto"/>
       </w:pPr>
       <w:r>
-        <w:t>Além do desempenho semelhante em cenários menos complexos, observou-se que o Power Query possui maior facilidade de implementação e menor necessidade de conhecimento em programação, permitindo que usuários da área de negócios executem transformações utilizando predominantemente recursos visuais do Power BI. Embora internamente as operações sejam convertidas em linguagem M, grande parte das transformações pode ser realizada por meio da própria interface gráfica da ferramenta, reduzindo a complexidade de desenvolvimento em cenários tradicionais de ETL.</w:t>
+        <w:t xml:space="preserve">Além do desempenho semelhante em cenários menos complexos, observou-se que o Power Query possui maior facilidade de implementação e menor necessidade de conhecimento </w:t>
+      </w:r>
+      <w:r>
+        <w:lastRenderedPageBreak/>
+        <w:t>em programação, permitindo que usuários da área de negócios executem transformações utilizando predominantemente recursos visuais do Power BI. Embora internamente as operações sejam convertidas em linguagem M, grande parte das transformações pode ser realizada por meio da própria interface gráfica da ferramenta, reduzindo a complexidade de desenvolvimento em cenários tradicionais de ETL.</w:t>
       </w:r>
     </w:p>
     <w:p>
@@ -9166,7 +9715,6 @@
         <w:spacing w:line="360" w:lineRule="auto"/>
       </w:pPr>
       <w:r>
-        <w:lastRenderedPageBreak/>
         <w:t xml:space="preserve">Por outro lado, o </w:t>
       </w:r>
       <w:proofErr w:type="spellStart"/>
@@ -9175,7 +9723,16 @@
       </w:r>
       <w:proofErr w:type="spellEnd"/>
       <w:r>
-        <w:t xml:space="preserve"> apresentou desempenho significativamente superior em cenários de maior complexidade computacional. No tratamento pesado com aproximadamente 1 milhão de registros, o Power Query apresentou tempo médio de 40,36 segundos, enquanto o </w:t>
+        <w:t xml:space="preserve"> apresentou desempenho significativamente superior em cenários de maior complexidade computacional. </w:t>
+      </w:r>
+      <w:r>
+        <w:t>Na transformação</w:t>
+      </w:r>
+      <w:r>
+        <w:t xml:space="preserve"> de alta complexidade</w:t>
+      </w:r>
+      <w:r>
+        <w:t xml:space="preserve"> com aproximadamente 1 milhão de registros, o Power Query apresentou tempo médio de 40,36 segundos, enquanto o </w:t>
       </w:r>
       <w:proofErr w:type="spellStart"/>
       <w:r>
@@ -9183,7 +9740,13 @@
       </w:r>
       <w:proofErr w:type="spellEnd"/>
       <w:r>
-        <w:t xml:space="preserve"> executou o mesmo processamento em média de 2,83 segundos. Já no cenário envolvendo a base completa com mais de 10 milhões de registros e tratamento pesado, o Power Query não conseguiu concluir o processamento dentro do limite máximo estabelecido de 3600 segundos, sendo classificado como inviável, enquanto o </w:t>
+        <w:t xml:space="preserve"> executou o mesmo processamento em média de 2,83 segundos. Já no cenário envolvendo a base completa com mais de 10 milhões de registros e </w:t>
+      </w:r>
+      <w:r>
+        <w:t>transformação de alta complexidade</w:t>
+      </w:r>
+      <w:r>
+        <w:t xml:space="preserve">, o Power Query não conseguiu concluir o processamento dentro do limite máximo estabelecido de 3600 segundos, sendo classificado como inviável, enquanto o </w:t>
       </w:r>
       <w:proofErr w:type="spellStart"/>
       <w:r>
@@ -9217,13 +9780,20 @@
         <w:spacing w:line="360" w:lineRule="auto"/>
       </w:pPr>
       <w:r>
-        <w:t xml:space="preserve">Outro ponto relevante observado durante os testes foi que, em cenários de tratamento leve, as diferenças entre as ferramentas se mostraram relativamente pequenas tanto em tempo de </w:t>
-      </w:r>
-      <w:proofErr w:type="spellStart"/>
-      <w:r>
-        <w:t>refresh</w:t>
-      </w:r>
-      <w:proofErr w:type="spellEnd"/>
+        <w:t xml:space="preserve">Outro ponto relevante observado durante os testes foi que, em cenários de </w:t>
+      </w:r>
+      <w:r>
+        <w:t>transformações de baixa complexidade</w:t>
+      </w:r>
+      <w:r>
+        <w:t xml:space="preserve">, as diferenças entre as ferramentas se mostraram relativamente pequenas tanto em tempo </w:t>
+      </w:r>
+      <w:r>
+        <w:t>de</w:t>
+      </w:r>
+      <w:r>
+        <w:t xml:space="preserve"> atualização</w:t>
+      </w:r>
       <w:r>
         <w:t xml:space="preserve"> quanto em utilização computacional. Isso demonstra que, para muitos cenários corporativos tradicionais, o Power Query continua sendo uma solução eficiente, acessível e adequada para processos de ETL de baixa e média complexidade.</w:t>
       </w:r>
@@ -9243,6 +9813,7 @@
         <w:spacing w:line="360" w:lineRule="auto"/>
       </w:pPr>
       <w:r>
+        <w:lastRenderedPageBreak/>
         <w:t xml:space="preserve">Entretanto, deve-se considerar que o </w:t>
       </w:r>
       <w:proofErr w:type="spellStart"/>
@@ -9276,7 +9847,6 @@
         <w:spacing w:line="360" w:lineRule="auto"/>
       </w:pPr>
       <w:r>
-        <w:lastRenderedPageBreak/>
         <w:t>Embora esse cenário de conexão direta não tenha sido explorado neste trabalho, observou-se que arquiteturas baseadas em Spark apresentam maior potencial de escalabilidade conforme o crescimento exponencial das bases de dados. Dessa forma, em ambientes que demandam processamento contínuo de grandes volumes de informações, torna-se mais adequado utilizar estruturas externas de processamento e armazenamento, permitindo que o Power BI atue principalmente como ferramenta de consumo e visualização dos dados já tratados.</w:t>
       </w:r>
     </w:p>
@@ -9352,22 +9922,11 @@
     <w:p>
       <w:pPr>
         <w:pStyle w:val="ReferenciasCapituloTGINFO"/>
-      </w:pPr>
-    </w:p>
-    <w:p>
-      <w:pPr>
-        <w:pStyle w:val="ReferenciasCapituloTGINFO"/>
-      </w:pPr>
-    </w:p>
-    <w:p>
-      <w:pPr>
-        <w:pStyle w:val="ReferenciasCapituloTGINFO"/>
         <w:rPr>
           <w:color w:val="FF0000"/>
         </w:rPr>
       </w:pPr>
       <w:r>
-        <w:lastRenderedPageBreak/>
         <w:t>REFERÊNCIAS</w:t>
       </w:r>
       <w:r>
@@ -9413,6 +9972,9 @@
     <w:p>
       <w:pPr>
         <w:spacing w:line="360" w:lineRule="auto"/>
+        <w:rPr>
+          <w:lang w:val="en-US"/>
+        </w:rPr>
       </w:pPr>
       <w:r>
         <w:t xml:space="preserve">KAGGLE. NYC </w:t>
@@ -9442,13 +10004,58 @@
         </w:r>
       </w:hyperlink>
       <w:r>
-        <w:t>&gt;. Acesso em: 10 maio 2026.</w:t>
+        <w:t xml:space="preserve">&gt;. </w:t>
+      </w:r>
+      <w:proofErr w:type="spellStart"/>
+      <w:r>
+        <w:rPr>
+          <w:lang w:val="en-US"/>
+        </w:rPr>
+        <w:t>Acesso</w:t>
+      </w:r>
+      <w:proofErr w:type="spellEnd"/>
+      <w:r>
+        <w:rPr>
+          <w:lang w:val="en-US"/>
+        </w:rPr>
+        <w:t xml:space="preserve"> </w:t>
+      </w:r>
+      <w:proofErr w:type="spellStart"/>
+      <w:r>
+        <w:rPr>
+          <w:lang w:val="en-US"/>
+        </w:rPr>
+        <w:t>em</w:t>
+      </w:r>
+      <w:proofErr w:type="spellEnd"/>
+      <w:r>
+        <w:rPr>
+          <w:lang w:val="en-US"/>
+        </w:rPr>
+        <w:t xml:space="preserve">: 10 </w:t>
+      </w:r>
+      <w:proofErr w:type="spellStart"/>
+      <w:r>
+        <w:rPr>
+          <w:lang w:val="en-US"/>
+        </w:rPr>
+        <w:t>maio</w:t>
+      </w:r>
+      <w:proofErr w:type="spellEnd"/>
+      <w:r>
+        <w:rPr>
+          <w:lang w:val="en-US"/>
+        </w:rPr>
+        <w:t xml:space="preserve"> 2026.</w:t>
       </w:r>
     </w:p>
     <w:p>
       <w:pPr>
         <w:spacing w:line="360" w:lineRule="auto"/>
         <w:ind w:firstLine="709"/>
+        <w:rPr>
+          <w:lang w:val="en-US"/>
+        </w:rPr>
       </w:pPr>
     </w:p>
     <w:p>
@@ -9456,91 +10063,82 @@
         <w:spacing w:line="360" w:lineRule="auto"/>
       </w:pPr>
       <w:r>
-        <w:t xml:space="preserve">KIMBALL, Ralph; CASERTA, Joe. The Data Warehouse ETL Toolkit: </w:t>
+        <w:rPr>
+          <w:lang w:val="en-US"/>
+        </w:rPr>
+        <w:t xml:space="preserve">KIMBALL, Ralph; CASERTA, Joe. The Data Warehouse ETL Toolkit: Practical Techniques for Extracting, Cleaning, Conforming, and Delivering Data. </w:t>
+      </w:r>
+      <w:r>
+        <w:t xml:space="preserve">Indianapolis: Wiley </w:t>
       </w:r>
       <w:proofErr w:type="spellStart"/>
       <w:r>
-        <w:t>Practical</w:t>
+        <w:t>Publishing</w:t>
       </w:r>
       <w:proofErr w:type="spellEnd"/>
       <w:r>
-        <w:t xml:space="preserve"> </w:t>
-      </w:r>
-      <w:proofErr w:type="spellStart"/>
-      <w:r>
-        <w:t>Techniques</w:t>
-      </w:r>
-      <w:proofErr w:type="spellEnd"/>
-      <w:r>
-        <w:t xml:space="preserve"> for </w:t>
-      </w:r>
-      <w:proofErr w:type="spellStart"/>
-      <w:r>
-        <w:t>Extracting</w:t>
-      </w:r>
-      <w:proofErr w:type="spellEnd"/>
-      <w:r>
-        <w:t xml:space="preserve">, </w:t>
-      </w:r>
-      <w:proofErr w:type="spellStart"/>
-      <w:r>
-        <w:t>Cleaning</w:t>
-      </w:r>
-      <w:proofErr w:type="spellEnd"/>
-      <w:r>
-        <w:t xml:space="preserve">, </w:t>
-      </w:r>
-      <w:proofErr w:type="spellStart"/>
-      <w:r>
-        <w:t>Conforming</w:t>
-      </w:r>
-      <w:proofErr w:type="spellEnd"/>
-      <w:r>
-        <w:t xml:space="preserve">, </w:t>
-      </w:r>
-      <w:proofErr w:type="spellStart"/>
-      <w:r>
-        <w:t>and</w:t>
-      </w:r>
-      <w:proofErr w:type="spellEnd"/>
-      <w:r>
-        <w:t xml:space="preserve"> </w:t>
-      </w:r>
-      <w:proofErr w:type="spellStart"/>
-      <w:r>
-        <w:t>Delivering</w:t>
-      </w:r>
-      <w:proofErr w:type="spellEnd"/>
-      <w:r>
-        <w:t xml:space="preserve"> Data. Indianapolis: Wiley </w:t>
-      </w:r>
-      <w:proofErr w:type="spellStart"/>
-      <w:r>
-        <w:t>Publishing</w:t>
-      </w:r>
-      <w:proofErr w:type="spellEnd"/>
-      <w:r>
         <w:t>, 2011.</w:t>
       </w:r>
     </w:p>
     <w:p>
       <w:pPr>
         <w:spacing w:line="360" w:lineRule="auto"/>
-        <w:ind w:firstLine="709"/>
+        <w:rPr>
+          <w:color w:val="000000" w:themeColor="text1"/>
+        </w:rPr>
       </w:pPr>
     </w:p>
     <w:p>
       <w:pPr>
         <w:spacing w:line="360" w:lineRule="auto"/>
         <w:rPr>
-          <w:color w:val="0563C1"/>
-          <w:u w:val="single"/>
+          <w:color w:val="000000" w:themeColor="text1"/>
+        </w:rPr>
+      </w:pPr>
+      <w:r>
+        <w:rPr>
+          <w:color w:val="000000" w:themeColor="text1"/>
+        </w:rPr>
+        <w:t>MICROSOFT. Executar scripts Python no Power BI Desktop. Disponível em: &lt;</w:t>
+      </w:r>
+      <w:hyperlink r:id="rId17" w:history="1">
+        <w:r>
+          <w:rPr>
+            <w:rStyle w:val="Hyperlink"/>
+          </w:rPr>
+          <w:t>https://learn.microsoft.com/pt-br/power-bi/connect-data/desktop-python-scripts</w:t>
+        </w:r>
+      </w:hyperlink>
+      <w:r>
+        <w:rPr>
+          <w:color w:val="000000" w:themeColor="text1"/>
+          <w:lang w:val="en-US"/>
+        </w:rPr>
+        <w:t>&gt;</w:t>
+      </w:r>
+      <w:r>
+        <w:rPr>
+          <w:color w:val="000000" w:themeColor="text1"/>
+        </w:rPr>
+        <w:t>. Acesso em: 5 abr. 2026.</w:t>
+      </w:r>
+    </w:p>
+    <w:p>
+      <w:pPr>
+        <w:spacing w:line="360" w:lineRule="auto"/>
+      </w:pPr>
+    </w:p>
+    <w:p>
+      <w:pPr>
+        <w:spacing w:line="360" w:lineRule="auto"/>
+        <w:rPr>
+          <w:lang w:val="en-US"/>
         </w:rPr>
       </w:pPr>
       <w:r>
         <w:t>MICROSOFT. O que é Power Query? Disponível em: &lt;</w:t>
       </w:r>
-      <w:hyperlink r:id="rId17" w:history="1">
+      <w:hyperlink r:id="rId18" w:history="1">
         <w:r>
           <w:rPr>
             <w:rStyle w:val="Hyperlink"/>
@@ -9549,8 +10147,44 @@
         </w:r>
       </w:hyperlink>
       <w:r>
-        <w:t>&gt;. Acesso em: 05 abr. 2026.</w:t>
-      </w:r>
+        <w:t xml:space="preserve">&gt;. </w:t>
+      </w:r>
+      <w:proofErr w:type="spellStart"/>
+      <w:r>
+        <w:rPr>
+          <w:lang w:val="en-US"/>
+        </w:rPr>
+        <w:t>Acesso</w:t>
+      </w:r>
+      <w:proofErr w:type="spellEnd"/>
+      <w:r>
+        <w:rPr>
+          <w:lang w:val="en-US"/>
+        </w:rPr>
+        <w:t xml:space="preserve"> </w:t>
+      </w:r>
+      <w:proofErr w:type="spellStart"/>
+      <w:r>
+        <w:rPr>
+          <w:lang w:val="en-US"/>
+        </w:rPr>
+        <w:t>em</w:t>
+      </w:r>
+      <w:proofErr w:type="spellEnd"/>
+      <w:r>
+        <w:rPr>
+          <w:lang w:val="en-US"/>
+        </w:rPr>
+        <w:t>: 05 abr. 2026.</w:t>
+      </w:r>
+    </w:p>
+    <w:p>
+      <w:pPr>
+        <w:spacing w:line="360" w:lineRule="auto"/>
+        <w:rPr>
+          <w:lang w:val="en-US"/>
+        </w:rPr>
+      </w:pPr>
     </w:p>
     <w:p>
       <w:pPr>
@@ -9560,139 +10194,187 @@
           <w:u w:val="single"/>
         </w:rPr>
       </w:pPr>
+      <w:r>
+        <w:rPr>
+          <w:color w:val="000000" w:themeColor="text1"/>
+        </w:rPr>
+        <w:t xml:space="preserve">MICROSOFT. Power Query </w:t>
+      </w:r>
+      <w:proofErr w:type="spellStart"/>
+      <w:r>
+        <w:rPr>
+          <w:color w:val="000000" w:themeColor="text1"/>
+        </w:rPr>
+        <w:t>query</w:t>
+      </w:r>
+      <w:proofErr w:type="spellEnd"/>
+      <w:r>
+        <w:rPr>
+          <w:color w:val="000000" w:themeColor="text1"/>
+        </w:rPr>
+        <w:t xml:space="preserve"> </w:t>
+      </w:r>
+      <w:proofErr w:type="spellStart"/>
+      <w:r>
+        <w:rPr>
+          <w:color w:val="000000" w:themeColor="text1"/>
+        </w:rPr>
+        <w:t>folding</w:t>
+      </w:r>
+      <w:proofErr w:type="spellEnd"/>
+      <w:r>
+        <w:rPr>
+          <w:color w:val="000000" w:themeColor="text1"/>
+        </w:rPr>
+        <w:t>. Disponível em: &lt;</w:t>
+      </w:r>
+      <w:hyperlink r:id="rId19" w:history="1">
+        <w:r>
+          <w:rPr>
+            <w:rStyle w:val="Hyperlink"/>
+          </w:rPr>
+          <w:t>https://learn.microsoft.com/pt-br/power-query/power-query-folding</w:t>
+        </w:r>
+      </w:hyperlink>
+      <w:r>
+        <w:rPr>
+          <w:color w:val="000000" w:themeColor="text1"/>
+        </w:rPr>
+        <w:t>&gt;. Acesso em: 5 abr. 2026.</w:t>
+      </w:r>
     </w:p>
     <w:p>
       <w:pPr>
         <w:spacing w:line="360" w:lineRule="auto"/>
-      </w:pPr>
-      <w:r>
-        <w:t xml:space="preserve">ZAHARIA, Matei et al. Apache Spark: a </w:t>
+        <w:rPr>
+          <w:lang w:val="en-US"/>
+        </w:rPr>
+      </w:pPr>
+    </w:p>
+    <w:p>
+      <w:pPr>
+        <w:spacing w:line="360" w:lineRule="auto"/>
+        <w:rPr>
+          <w:lang w:val="en-US"/>
+        </w:rPr>
+      </w:pPr>
+    </w:p>
+    <w:p>
+      <w:pPr>
+        <w:spacing w:line="360" w:lineRule="auto"/>
+        <w:rPr>
+          <w:color w:val="0563C1"/>
+          <w:u w:val="single"/>
+        </w:rPr>
+      </w:pPr>
+      <w:r>
+        <w:rPr>
+          <w:color w:val="000000" w:themeColor="text1"/>
+        </w:rPr>
+        <w:t xml:space="preserve">MICROSOFT. Power BI </w:t>
       </w:r>
       <w:proofErr w:type="spellStart"/>
       <w:r>
-        <w:t>unified</w:t>
+        <w:rPr>
+          <w:color w:val="000000" w:themeColor="text1"/>
+        </w:rPr>
+        <w:t>Documentation</w:t>
       </w:r>
       <w:proofErr w:type="spellEnd"/>
       <w:r>
-        <w:t xml:space="preserve"> </w:t>
+        <w:rPr>
+          <w:color w:val="000000" w:themeColor="text1"/>
+        </w:rPr>
+        <w:t>. Disponível em:</w:t>
+      </w:r>
+      <w:r>
+        <w:rPr>
+          <w:color w:val="000000" w:themeColor="text1"/>
+          <w:u w:val="single"/>
+        </w:rPr>
+        <w:t xml:space="preserve"> &lt;</w:t>
+      </w:r>
+      <w:hyperlink r:id="rId20" w:history="1">
+        <w:r>
+          <w:rPr>
+            <w:rStyle w:val="Hyperlink"/>
+          </w:rPr>
+          <w:t>https://learn.microsoft.com/power-bi/</w:t>
+        </w:r>
+      </w:hyperlink>
+      <w:r>
+        <w:rPr>
+          <w:color w:val="000000" w:themeColor="text1"/>
+        </w:rPr>
+        <w:t>&gt;</w:t>
+      </w:r>
+      <w:r>
+        <w:rPr>
+          <w:color w:val="000000" w:themeColor="text1"/>
+        </w:rPr>
+        <w:t>.</w:t>
+      </w:r>
+      <w:r>
+        <w:rPr>
+          <w:color w:val="000000" w:themeColor="text1"/>
+        </w:rPr>
+        <w:t xml:space="preserve"> Acesso em: 2 jun. 2026.</w:t>
+      </w:r>
+    </w:p>
+    <w:p>
+      <w:pPr>
+        <w:spacing w:line="360" w:lineRule="auto"/>
+        <w:rPr>
+          <w:lang w:val="en-US"/>
+        </w:rPr>
+      </w:pPr>
+      <w:r>
+        <w:rPr>
+          <w:lang w:val="en-US"/>
+        </w:rPr>
+        <w:t>ZAHARIA, Matei et al. Apache Spark: a unified engine for big data processing. Communications of the ACM, New York, v. 59, n. 11, p. 56–65, 2016.</w:t>
+      </w:r>
+    </w:p>
+    <w:p>
+      <w:pPr>
+        <w:spacing w:line="360" w:lineRule="auto"/>
+        <w:rPr>
+          <w:lang w:val="en-US"/>
+        </w:rPr>
+      </w:pPr>
+    </w:p>
+    <w:p>
+      <w:pPr>
+        <w:spacing w:line="360" w:lineRule="auto"/>
+      </w:pPr>
+      <w:r>
+        <w:rPr>
+          <w:lang w:val="en-US"/>
+        </w:rPr>
+        <w:lastRenderedPageBreak/>
+        <w:t xml:space="preserve">ZAHARIA, Matei et al. Resilient distributed datasets: a fault-tolerant abstraction for in-memory cluster computing. In: USENIX SYMPOSIUM ON NETWORKED SYSTEMS DESIGN AND IMPLEMENTATION (NSDI), 9., 2012. </w:t>
       </w:r>
       <w:proofErr w:type="spellStart"/>
       <w:r>
-        <w:t>engine</w:t>
+        <w:t>Proceedings</w:t>
       </w:r>
       <w:proofErr w:type="spellEnd"/>
       <w:r>
-        <w:t xml:space="preserve"> for big data </w:t>
+        <w:t xml:space="preserve"> [...]. Berkeley: USENIX </w:t>
       </w:r>
       <w:proofErr w:type="spellStart"/>
       <w:r>
-        <w:t>processing</w:t>
+        <w:t>Association</w:t>
       </w:r>
       <w:proofErr w:type="spellEnd"/>
       <w:r>
-        <w:t xml:space="preserve">. Communications </w:t>
-      </w:r>
-      <w:proofErr w:type="spellStart"/>
-      <w:r>
-        <w:t>of</w:t>
-      </w:r>
-      <w:proofErr w:type="spellEnd"/>
-      <w:r>
-        <w:t xml:space="preserve"> </w:t>
-      </w:r>
-      <w:proofErr w:type="spellStart"/>
-      <w:r>
-        <w:t>the</w:t>
-      </w:r>
-      <w:proofErr w:type="spellEnd"/>
-      <w:r>
-        <w:t xml:space="preserve"> ACM, New York, v. 59, n. 11, p. 56–65, 2016.</w:t>
+        <w:t>, 2012.</w:t>
       </w:r>
     </w:p>
     <w:p>
       <w:pPr>
         <w:spacing w:line="360" w:lineRule="auto"/>
       </w:pPr>
-    </w:p>
-    <w:p>
-      <w:pPr>
-        <w:spacing w:line="360" w:lineRule="auto"/>
-      </w:pPr>
-      <w:r>
-        <w:t xml:space="preserve">ZAHARIA, Matei et al. </w:t>
-      </w:r>
-      <w:proofErr w:type="spellStart"/>
-      <w:r>
-        <w:t>Resilient</w:t>
-      </w:r>
-      <w:proofErr w:type="spellEnd"/>
-      <w:r>
-        <w:t xml:space="preserve"> </w:t>
-      </w:r>
-      <w:proofErr w:type="spellStart"/>
-      <w:r>
-        <w:t>distributed</w:t>
-      </w:r>
-      <w:proofErr w:type="spellEnd"/>
-      <w:r>
-        <w:t xml:space="preserve"> </w:t>
-      </w:r>
-      <w:proofErr w:type="spellStart"/>
-      <w:r>
-        <w:t>datasets</w:t>
-      </w:r>
-      <w:proofErr w:type="spellEnd"/>
-      <w:r>
-        <w:t xml:space="preserve">: a </w:t>
-      </w:r>
-      <w:proofErr w:type="spellStart"/>
-      <w:r>
-        <w:t>fault-tolerant</w:t>
-      </w:r>
-      <w:proofErr w:type="spellEnd"/>
-      <w:r>
-        <w:t xml:space="preserve"> </w:t>
-      </w:r>
-      <w:proofErr w:type="spellStart"/>
-      <w:r>
-        <w:t>abstraction</w:t>
-      </w:r>
-      <w:proofErr w:type="spellEnd"/>
-      <w:r>
-        <w:t xml:space="preserve"> for </w:t>
-      </w:r>
-      <w:proofErr w:type="spellStart"/>
-      <w:r>
-        <w:t>in-memory</w:t>
-      </w:r>
-      <w:proofErr w:type="spellEnd"/>
-      <w:r>
-        <w:t xml:space="preserve"> cluster </w:t>
-      </w:r>
-      <w:proofErr w:type="spellStart"/>
-      <w:r>
-        <w:t>computing</w:t>
-      </w:r>
-      <w:proofErr w:type="spellEnd"/>
-      <w:r>
-        <w:t xml:space="preserve">. In: USENIX SYMPOSIUM ON NETWORKED SYSTEMS DESIGN AND IMPLEMENTATION (NSDI), 9., 2012. </w:t>
-      </w:r>
-      <w:proofErr w:type="spellStart"/>
-      <w:r>
-        <w:t>Proceedings</w:t>
-      </w:r>
-      <w:proofErr w:type="spellEnd"/>
-      <w:r>
-        <w:t xml:space="preserve"> [...]. Berkeley: USENIX </w:t>
-      </w:r>
-      <w:proofErr w:type="spellStart"/>
-      <w:r>
-        <w:t>Association</w:t>
-      </w:r>
-      <w:proofErr w:type="spellEnd"/>
-      <w:r>
-        <w:t>, 2012.</w:t>
-      </w:r>
     </w:p>
     <w:p>
       <w:pPr>
@@ -9707,9 +10389,8 @@
       </w:pPr>
     </w:p>
     <w:sectPr>
-      <w:footerReference w:type="even" r:id="rId18"/>
-      <w:footerReference w:type="default" r:id="rId19"/>
-      <w:footerReference w:type="first" r:id="rId20"/>
+      <w:footerReference w:type="default" r:id="rId21"/>
+      <w:footerReference w:type="first" r:id="rId22"/>
       <w:pgSz w:w="11906" w:h="16838"/>
       <w:pgMar w:top="1701" w:right="1134" w:bottom="1134" w:left="1701" w:header="0" w:footer="709" w:gutter="0"/>
       <w:pgNumType w:start="1"/>
@@ -9742,6 +10423,33 @@
 
 <file path=word/footer1.xml><?xml version="1.0" encoding="utf-8"?>
 <w:ftr xmlns:wpc="http://schemas.microsoft.com/office/word/2010/wordprocessingCanvas" xmlns:cx="http://schemas.microsoft.com/office/drawing/2014/chartex" xmlns:cx1="http://schemas.microsoft.com/office/drawing/2015/9/8/chartex" xmlns:cx2="http://schemas.microsoft.com/office/drawing/2015/10/21/chartex" xmlns:cx3="http://schemas.microsoft.com/office/drawing/2016/5/9/chartex" xmlns:cx4="http://schemas.microsoft.com/office/drawing/2016/5/10/chartex" xmlns:cx5="http://schemas.microsoft.com/office/drawing/2016/5/11/chartex" xmlns:cx6="http://schemas.microsoft.com/office/drawing/2016/5/12/chartex" xmlns:cx7="http://schemas.microsoft.com/office/drawing/2016/5/13/chartex" xmlns:cx8="http://schemas.microsoft.com/office/drawing/2016/5/14/chartex" xmlns:mc="http://schemas.openxmlformats.org/markup-compatibility/2006" xmlns:aink="http://schemas.microsoft.com/office/drawing/2016/ink" xmlns:am3d="http://schemas.microsoft.com/office/drawing/2017/model3d" xmlns:o="urn:schemas-microsoft-com:office:office" xmlns:oel="http://schemas.microsoft.com/office/2019/extlst" xmlns:r="http://schemas.openxmlformats.org/officeDocument/2006/relationships" xmlns:m="http://schemas.openxmlformats.org/officeDocument/2006/math" xmlns:v="urn:schemas-microsoft-com:vml" xmlns:wp14="http://schemas.microsoft.com/office/word/2010/wordprocessingDrawing" xmlns:wp="http://schemas.openxmlformats.org/drawingml/2006/wordprocessingDrawing" xmlns:w10="urn:schemas-microsoft-com:office:word" xmlns:w="http://schemas.openxmlformats.org/wordprocessingml/2006/main" xmlns:w14="http://schemas.microsoft.com/office/word/2010/wordml" xmlns:w15="http://schemas.microsoft.com/office/word/2012/wordml" xmlns:w16cex="http://schemas.microsoft.com/office/word/2018/wordml/cex" xmlns:w16cid="http://schemas.microsoft.com/office/word/2016/wordml/cid" xmlns:w16="http://schemas.microsoft.com/office/word/2018/wordml" xmlns:w16du="http://schemas.microsoft.com/office/word/2023/wordml/word16du" xmlns:w16sdtdh="http://schemas.microsoft.com/office/word/2020/wordml/sdtdatahash" xmlns:w16sdtfl="http://schemas.microsoft.com/office/word/2024/wordml/sdtformatlock" xmlns:w16se="http://schemas.microsoft.com/office/word/2015/wordml/symex" xmlns:wpg="http://schemas.microsoft.com/office/word/2010/wordprocessingGroup" xmlns:wpi="http://schemas.microsoft.com/office/word/2010/wordprocessingInk" xmlns:wne="http://schemas.microsoft.com/office/word/2006/wordml" xmlns:wps="http://schemas.microsoft.com/office/word/2010/wordprocessingShape" mc:Ignorable="w14 w15 w16se w16cid w16 w16cex w16sdtdh w16sdtfl w16du wp14">
+  <w:p>
+    <w:pPr>
+      <w:pStyle w:val="Rodap"/>
+      <w:jc w:val="center"/>
+    </w:pPr>
+  </w:p>
+  <w:p>
+    <w:pPr>
+      <w:pStyle w:val="Rodap"/>
+      <w:jc w:val="right"/>
+    </w:pPr>
+    <w:r>
+      <w:fldChar w:fldCharType="begin"/>
+    </w:r>
+    <w:r>
+      <w:instrText xml:space="preserve"> PAGE </w:instrText>
+    </w:r>
+    <w:r>
+      <w:fldChar w:fldCharType="separate"/>
+    </w:r>
+    <w:r>
+      <w:t>9</w:t>
+    </w:r>
+    <w:r>
+      <w:fldChar w:fldCharType="end"/>
+    </w:r>
+  </w:p>
   <w:p>
     <w:pPr>
       <w:pStyle w:val="Rodap"/>
@@ -9787,43 +10495,6 @@
 </w:ftr>
 </file>
 
-<file path=word/footer3.xml><?xml version="1.0" encoding="utf-8"?>
-<w:ftr xmlns:wpc="http://schemas.microsoft.com/office/word/2010/wordprocessingCanvas" xmlns:cx="http://schemas.microsoft.com/office/drawing/2014/chartex" xmlns:cx1="http://schemas.microsoft.com/office/drawing/2015/9/8/chartex" xmlns:cx2="http://schemas.microsoft.com/office/drawing/2015/10/21/chartex" xmlns:cx3="http://schemas.microsoft.com/office/drawing/2016/5/9/chartex" xmlns:cx4="http://schemas.microsoft.com/office/drawing/2016/5/10/chartex" xmlns:cx5="http://schemas.microsoft.com/office/drawing/2016/5/11/chartex" xmlns:cx6="http://schemas.microsoft.com/office/drawing/2016/5/12/chartex" xmlns:cx7="http://schemas.microsoft.com/office/drawing/2016/5/13/chartex" xmlns:cx8="http://schemas.microsoft.com/office/drawing/2016/5/14/chartex" xmlns:mc="http://schemas.openxmlformats.org/markup-compatibility/2006" xmlns:aink="http://schemas.microsoft.com/office/drawing/2016/ink" xmlns:am3d="http://schemas.microsoft.com/office/drawing/2017/model3d" xmlns:o="urn:schemas-microsoft-com:office:office" xmlns:oel="http://schemas.microsoft.com/office/2019/extlst" xmlns:r="http://schemas.openxmlformats.org/officeDocument/2006/relationships" xmlns:m="http://schemas.openxmlformats.org/officeDocument/2006/math" xmlns:v="urn:schemas-microsoft-com:vml" xmlns:wp14="http://schemas.microsoft.com/office/word/2010/wordprocessingDrawing" xmlns:wp="http://schemas.openxmlformats.org/drawingml/2006/wordprocessingDrawing" xmlns:w10="urn:schemas-microsoft-com:office:word" xmlns:w="http://schemas.openxmlformats.org/wordprocessingml/2006/main" xmlns:w14="http://schemas.microsoft.com/office/word/2010/wordml" xmlns:w15="http://schemas.microsoft.com/office/word/2012/wordml" xmlns:w16cex="http://schemas.microsoft.com/office/word/2018/wordml/cex" xmlns:w16cid="http://schemas.microsoft.com/office/word/2016/wordml/cid" xmlns:w16="http://schemas.microsoft.com/office/word/2018/wordml" xmlns:w16du="http://schemas.microsoft.com/office/word/2023/wordml/word16du" xmlns:w16sdtdh="http://schemas.microsoft.com/office/word/2020/wordml/sdtdatahash" xmlns:w16sdtfl="http://schemas.microsoft.com/office/word/2024/wordml/sdtformatlock" xmlns:w16se="http://schemas.microsoft.com/office/word/2015/wordml/symex" xmlns:wpg="http://schemas.microsoft.com/office/word/2010/wordprocessingGroup" xmlns:wpi="http://schemas.microsoft.com/office/word/2010/wordprocessingInk" xmlns:wne="http://schemas.microsoft.com/office/word/2006/wordml" xmlns:wps="http://schemas.microsoft.com/office/word/2010/wordprocessingShape" mc:Ignorable="w14 w15 w16se w16cid w16 w16cex w16sdtdh w16sdtfl w16du wp14">
-  <w:p>
-    <w:pPr>
-      <w:pStyle w:val="Rodap"/>
-      <w:jc w:val="center"/>
-    </w:pPr>
-  </w:p>
-  <w:p>
-    <w:pPr>
-      <w:pStyle w:val="Rodap"/>
-      <w:jc w:val="right"/>
-    </w:pPr>
-    <w:r>
-      <w:fldChar w:fldCharType="begin"/>
-    </w:r>
-    <w:r>
-      <w:instrText xml:space="preserve"> PAGE </w:instrText>
-    </w:r>
-    <w:r>
-      <w:fldChar w:fldCharType="separate"/>
-    </w:r>
-    <w:r>
-      <w:t>9</w:t>
-    </w:r>
-    <w:r>
-      <w:fldChar w:fldCharType="end"/>
-    </w:r>
-  </w:p>
-  <w:p>
-    <w:pPr>
-      <w:pStyle w:val="Rodap"/>
-    </w:pPr>
-  </w:p>
-</w:ftr>
-</file>
-
 <file path=word/footnotes.xml><?xml version="1.0" encoding="utf-8"?>
 <w:footnotes xmlns:wpc="http://schemas.microsoft.com/office/word/2010/wordprocessingCanvas" xmlns:cx="http://schemas.microsoft.com/office/drawing/2014/chartex" xmlns:cx1="http://schemas.microsoft.com/office/drawing/2015/9/8/chartex" xmlns:cx2="http://schemas.microsoft.com/office/drawing/2015/10/21/chartex" xmlns:cx3="http://schemas.microsoft.com/office/drawing/2016/5/9/chartex" xmlns:cx4="http://schemas.microsoft.com/office/drawing/2016/5/10/chartex" xmlns:cx5="http://schemas.microsoft.com/office/drawing/2016/5/11/chartex" xmlns:cx6="http://schemas.microsoft.com/office/drawing/2016/5/12/chartex" xmlns:cx7="http://schemas.microsoft.com/office/drawing/2016/5/13/chartex" xmlns:cx8="http://schemas.microsoft.com/office/drawing/2016/5/14/chartex" xmlns:mc="http://schemas.openxmlformats.org/markup-compatibility/2006" xmlns:aink="http://schemas.microsoft.com/office/drawing/2016/ink" xmlns:am3d="http://schemas.microsoft.com/office/drawing/2017/model3d" xmlns:o="urn:schemas-microsoft-com:office:office" xmlns:oel="http://schemas.microsoft.com/office/2019/extlst" xmlns:r="http://schemas.openxmlformats.org/officeDocument/2006/relationships" xmlns:m="http://schemas.openxmlformats.org/officeDocument/2006/math" xmlns:v="urn:schemas-microsoft-com:vml" xmlns:wp14="http://schemas.microsoft.com/office/word/2010/wordprocessingDrawing" xmlns:wp="http://schemas.openxmlformats.org/drawingml/2006/wordprocessingDrawing" xmlns:w10="urn:schemas-microsoft-com:office:word" xmlns:w="http://schemas.openxmlformats.org/wordprocessingml/2006/main" xmlns:w14="http://schemas.microsoft.com/office/word/2010/wordml" xmlns:w15="http://schemas.microsoft.com/office/word/2012/wordml" xmlns:w16cex="http://schemas.microsoft.com/office/word/2018/wordml/cex" xmlns:w16cid="http://schemas.microsoft.com/office/word/2016/wordml/cid" xmlns:w16="http://schemas.microsoft.com/office/word/2018/wordml" xmlns:w16du="http://schemas.microsoft.com/office/word/2023/wordml/word16du" xmlns:w16sdtdh="http://schemas.microsoft.com/office/word/2020/wordml/sdtdatahash" xmlns:w16sdtfl="http://schemas.microsoft.com/office/word/2024/wordml/sdtformatlock" xmlns:w16se="http://schemas.microsoft.com/office/word/2015/wordml/symex" xmlns:wpg="http://schemas.microsoft.com/office/word/2010/wordprocessingGroup" xmlns:wpi="http://schemas.microsoft.com/office/word/2010/wordprocessingInk" xmlns:wne="http://schemas.microsoft.com/office/word/2006/wordml" xmlns:wps="http://schemas.microsoft.com/office/word/2010/wordprocessingShape" mc:Ignorable="w14 w15 w16se w16cid w16 w16cex w16sdtdh w16sdtfl w16du wp14">
   <w:footnote w:type="separator" w:id="-1">
@@ -9838,6 +10509,43 @@
       <w:r>
         <w:continuationSeparator/>
       </w:r>
+    </w:p>
+  </w:footnote>
+  <w:footnote w:id="1">
+    <w:p>
+      <w:pPr>
+        <w:pStyle w:val="ParagrafoPadraoTGINFO"/>
+        <w:spacing w:line="360" w:lineRule="auto"/>
+        <w:ind w:firstLine="0"/>
+      </w:pPr>
+      <w:r>
+        <w:rPr>
+          <w:rStyle w:val="Refdenotaderodap"/>
+        </w:rPr>
+        <w:footnoteRef/>
+      </w:r>
+      <w:r>
+        <w:t xml:space="preserve"> </w:t>
+      </w:r>
+      <w:r>
+        <w:t xml:space="preserve">Disponível em: </w:t>
+      </w:r>
+      <w:hyperlink r:id="rId1" w:history="1">
+        <w:r>
+          <w:rPr>
+            <w:rStyle w:val="Hyperlink"/>
+          </w:rPr>
+          <w:t>https://www.kaggle.com/datasets/elemento/nyc-yellow-taxi-trip-data</w:t>
+        </w:r>
+      </w:hyperlink>
+      <w:r>
+        <w:t>. Acesso em: 10 maio 2026.</w:t>
+      </w:r>
+    </w:p>
+    <w:p>
+      <w:pPr>
+        <w:pStyle w:val="Textodenotaderodap"/>
+      </w:pPr>
     </w:p>
   </w:footnote>
 </w:footnotes>
@@ -12350,7 +13058,2150 @@
       <w:shd w:val="clear" w:color="auto" w:fill="E1DFDD"/>
     </w:rPr>
   </w:style>
+  <w:style w:type="paragraph" w:styleId="Textodenotaderodap">
+    <w:name w:val="footnote text"/>
+    <w:basedOn w:val="Normal"/>
+    <w:link w:val="TextodenotaderodapChar"/>
+    <w:uiPriority w:val="99"/>
+    <w:semiHidden/>
+    <w:unhideWhenUsed/>
+    <w:rsid w:val="005E28FE"/>
+    <w:rPr>
+      <w:sz w:val="20"/>
+      <w:szCs w:val="20"/>
+    </w:rPr>
+  </w:style>
+  <w:style w:type="character" w:customStyle="1" w:styleId="TextodenotaderodapChar">
+    <w:name w:val="Texto de nota de rodapé Char"/>
+    <w:basedOn w:val="Fontepargpadro"/>
+    <w:link w:val="Textodenotaderodap"/>
+    <w:uiPriority w:val="99"/>
+    <w:semiHidden/>
+    <w:rsid w:val="005E28FE"/>
+  </w:style>
+  <w:style w:type="character" w:styleId="Refdenotaderodap">
+    <w:name w:val="footnote reference"/>
+    <w:basedOn w:val="Fontepargpadro"/>
+    <w:uiPriority w:val="99"/>
+    <w:semiHidden/>
+    <w:unhideWhenUsed/>
+    <w:rsid w:val="005E28FE"/>
+    <w:rPr>
+      <w:vertAlign w:val="superscript"/>
+    </w:rPr>
+  </w:style>
 </w:styles>
+</file>
+
+<file path=word/charts/chart1.xml><?xml version="1.0" encoding="utf-8"?>
+<c:chartSpace xmlns:c="http://schemas.openxmlformats.org/drawingml/2006/chart" xmlns:a="http://schemas.openxmlformats.org/drawingml/2006/main" xmlns:r="http://schemas.openxmlformats.org/officeDocument/2006/relationships" xmlns:c16r2="http://schemas.microsoft.com/office/drawing/2015/06/chart">
+  <c:date1904 val="0"/>
+  <c:lang val="pt-BR"/>
+  <c:roundedCorners val="0"/>
+  <mc:AlternateContent xmlns:mc="http://schemas.openxmlformats.org/markup-compatibility/2006">
+    <mc:Choice xmlns:c14="http://schemas.microsoft.com/office/drawing/2007/8/2/chart" Requires="c14">
+      <c14:style val="102"/>
+    </mc:Choice>
+    <mc:Fallback>
+      <c:style val="2"/>
+    </mc:Fallback>
+  </mc:AlternateContent>
+  <c:clrMapOvr bg1="lt1" tx1="dk1" bg2="lt2" tx2="dk2" accent1="accent1" accent2="accent2" accent3="accent3" accent4="accent4" accent5="accent5" accent6="accent6" hlink="hlink" folHlink="folHlink"/>
+  <c:chart>
+    <c:autoTitleDeleted val="1"/>
+    <c:plotArea>
+      <c:layout/>
+      <c:barChart>
+        <c:barDir val="col"/>
+        <c:grouping val="clustered"/>
+        <c:varyColors val="0"/>
+        <c:ser>
+          <c:idx val="0"/>
+          <c:order val="0"/>
+          <c:tx>
+            <c:strRef>
+              <c:f>Planilha4!$E$4</c:f>
+              <c:strCache>
+                <c:ptCount val="1"/>
+                <c:pt idx="0">
+                  <c:v>Power Query Média (s)</c:v>
+                </c:pt>
+              </c:strCache>
+            </c:strRef>
+          </c:tx>
+          <c:spPr>
+            <a:solidFill>
+              <a:srgbClr val="FFFF00"/>
+            </a:solidFill>
+            <a:ln>
+              <a:noFill/>
+            </a:ln>
+            <a:effectLst/>
+          </c:spPr>
+          <c:invertIfNegative val="0"/>
+          <c:dLbls>
+            <c:spPr>
+              <a:noFill/>
+              <a:ln>
+                <a:noFill/>
+              </a:ln>
+              <a:effectLst/>
+            </c:spPr>
+            <c:txPr>
+              <a:bodyPr rot="0" spcFirstLastPara="1" vertOverflow="ellipsis" vert="horz" wrap="square" lIns="38100" tIns="19050" rIns="38100" bIns="19050" anchor="ctr" anchorCtr="1">
+                <a:spAutoFit/>
+              </a:bodyPr>
+              <a:lstStyle/>
+              <a:p>
+                <a:pPr>
+                  <a:defRPr sz="900" b="0" i="0" u="none" strike="noStrike" kern="1200" baseline="0">
+                    <a:solidFill>
+                      <a:schemeClr val="tx1">
+                        <a:lumMod val="75000"/>
+                        <a:lumOff val="25000"/>
+                      </a:schemeClr>
+                    </a:solidFill>
+                    <a:latin typeface="+mn-lt"/>
+                    <a:ea typeface="+mn-ea"/>
+                    <a:cs typeface="+mn-cs"/>
+                  </a:defRPr>
+                </a:pPr>
+                <a:endParaRPr lang="pt-BR"/>
+              </a:p>
+            </c:txPr>
+            <c:dLblPos val="outEnd"/>
+            <c:showLegendKey val="0"/>
+            <c:showVal val="1"/>
+            <c:showCatName val="0"/>
+            <c:showSerName val="0"/>
+            <c:showPercent val="0"/>
+            <c:showBubbleSize val="0"/>
+            <c:showLeaderLines val="0"/>
+            <c:extLst>
+              <c:ext xmlns:c15="http://schemas.microsoft.com/office/drawing/2012/chart" uri="{CE6537A1-D6FC-4f65-9D91-7224C49458BB}">
+                <c15:showLeaderLines val="1"/>
+                <c15:leaderLines>
+                  <c:spPr>
+                    <a:ln w="9525" cap="flat" cmpd="sng" algn="ctr">
+                      <a:solidFill>
+                        <a:schemeClr val="tx1">
+                          <a:lumMod val="35000"/>
+                          <a:lumOff val="65000"/>
+                        </a:schemeClr>
+                      </a:solidFill>
+                      <a:round/>
+                    </a:ln>
+                    <a:effectLst/>
+                  </c:spPr>
+                </c15:leaderLines>
+              </c:ext>
+            </c:extLst>
+          </c:dLbls>
+          <c:cat>
+            <c:strRef>
+              <c:f>Planilha4!$C$5:$C$7</c:f>
+              <c:strCache>
+                <c:ptCount val="3"/>
+                <c:pt idx="0">
+                  <c:v>100 mil</c:v>
+                </c:pt>
+                <c:pt idx="1">
+                  <c:v>1 milhão</c:v>
+                </c:pt>
+                <c:pt idx="2">
+                  <c:v>10 milhões</c:v>
+                </c:pt>
+              </c:strCache>
+            </c:strRef>
+          </c:cat>
+          <c:val>
+            <c:numRef>
+              <c:f>Planilha4!$E$5:$E$7</c:f>
+              <c:numCache>
+                <c:formatCode>General</c:formatCode>
+                <c:ptCount val="3"/>
+                <c:pt idx="0">
+                  <c:v>3.21</c:v>
+                </c:pt>
+                <c:pt idx="1">
+                  <c:v>26.09</c:v>
+                </c:pt>
+                <c:pt idx="2">
+                  <c:v>254.07</c:v>
+                </c:pt>
+              </c:numCache>
+            </c:numRef>
+          </c:val>
+          <c:extLst>
+            <c:ext xmlns:c16="http://schemas.microsoft.com/office/drawing/2014/chart" uri="{C3380CC4-5D6E-409C-BE32-E72D297353CC}">
+              <c16:uniqueId val="{00000000-04C9-4E48-B70D-643862DAA0C1}"/>
+            </c:ext>
+          </c:extLst>
+        </c:ser>
+        <c:ser>
+          <c:idx val="1"/>
+          <c:order val="1"/>
+          <c:tx>
+            <c:strRef>
+              <c:f>Planilha4!$F$4</c:f>
+              <c:strCache>
+                <c:ptCount val="1"/>
+                <c:pt idx="0">
+                  <c:v>PySpark Média (s)</c:v>
+                </c:pt>
+              </c:strCache>
+            </c:strRef>
+          </c:tx>
+          <c:spPr>
+            <a:solidFill>
+              <a:schemeClr val="tx2">
+                <a:lumMod val="75000"/>
+                <a:lumOff val="25000"/>
+              </a:schemeClr>
+            </a:solidFill>
+            <a:ln>
+              <a:noFill/>
+            </a:ln>
+            <a:effectLst/>
+          </c:spPr>
+          <c:invertIfNegative val="0"/>
+          <c:dLbls>
+            <c:spPr>
+              <a:noFill/>
+              <a:ln>
+                <a:noFill/>
+              </a:ln>
+              <a:effectLst/>
+            </c:spPr>
+            <c:txPr>
+              <a:bodyPr rot="0" spcFirstLastPara="1" vertOverflow="ellipsis" vert="horz" wrap="square" lIns="38100" tIns="19050" rIns="38100" bIns="19050" anchor="ctr" anchorCtr="1">
+                <a:spAutoFit/>
+              </a:bodyPr>
+              <a:lstStyle/>
+              <a:p>
+                <a:pPr>
+                  <a:defRPr sz="900" b="0" i="0" u="none" strike="noStrike" kern="1200" baseline="0">
+                    <a:solidFill>
+                      <a:schemeClr val="tx1">
+                        <a:lumMod val="75000"/>
+                        <a:lumOff val="25000"/>
+                      </a:schemeClr>
+                    </a:solidFill>
+                    <a:latin typeface="+mn-lt"/>
+                    <a:ea typeface="+mn-ea"/>
+                    <a:cs typeface="+mn-cs"/>
+                  </a:defRPr>
+                </a:pPr>
+                <a:endParaRPr lang="pt-BR"/>
+              </a:p>
+            </c:txPr>
+            <c:dLblPos val="outEnd"/>
+            <c:showLegendKey val="0"/>
+            <c:showVal val="1"/>
+            <c:showCatName val="0"/>
+            <c:showSerName val="0"/>
+            <c:showPercent val="0"/>
+            <c:showBubbleSize val="0"/>
+            <c:showLeaderLines val="0"/>
+            <c:extLst>
+              <c:ext xmlns:c15="http://schemas.microsoft.com/office/drawing/2012/chart" uri="{CE6537A1-D6FC-4f65-9D91-7224C49458BB}">
+                <c15:showLeaderLines val="1"/>
+                <c15:leaderLines>
+                  <c:spPr>
+                    <a:ln w="9525" cap="flat" cmpd="sng" algn="ctr">
+                      <a:solidFill>
+                        <a:schemeClr val="tx1">
+                          <a:lumMod val="35000"/>
+                          <a:lumOff val="65000"/>
+                        </a:schemeClr>
+                      </a:solidFill>
+                      <a:round/>
+                    </a:ln>
+                    <a:effectLst/>
+                  </c:spPr>
+                </c15:leaderLines>
+              </c:ext>
+            </c:extLst>
+          </c:dLbls>
+          <c:cat>
+            <c:strRef>
+              <c:f>Planilha4!$C$5:$C$7</c:f>
+              <c:strCache>
+                <c:ptCount val="3"/>
+                <c:pt idx="0">
+                  <c:v>100 mil</c:v>
+                </c:pt>
+                <c:pt idx="1">
+                  <c:v>1 milhão</c:v>
+                </c:pt>
+                <c:pt idx="2">
+                  <c:v>10 milhões</c:v>
+                </c:pt>
+              </c:strCache>
+            </c:strRef>
+          </c:cat>
+          <c:val>
+            <c:numRef>
+              <c:f>Planilha4!$F$5:$F$7</c:f>
+              <c:numCache>
+                <c:formatCode>General</c:formatCode>
+                <c:ptCount val="3"/>
+                <c:pt idx="0">
+                  <c:v>3.65</c:v>
+                </c:pt>
+                <c:pt idx="1">
+                  <c:v>28.83</c:v>
+                </c:pt>
+                <c:pt idx="2">
+                  <c:v>296.91000000000003</c:v>
+                </c:pt>
+              </c:numCache>
+            </c:numRef>
+          </c:val>
+          <c:extLst>
+            <c:ext xmlns:c16="http://schemas.microsoft.com/office/drawing/2014/chart" uri="{C3380CC4-5D6E-409C-BE32-E72D297353CC}">
+              <c16:uniqueId val="{00000001-04C9-4E48-B70D-643862DAA0C1}"/>
+            </c:ext>
+          </c:extLst>
+        </c:ser>
+        <c:dLbls>
+          <c:dLblPos val="outEnd"/>
+          <c:showLegendKey val="0"/>
+          <c:showVal val="1"/>
+          <c:showCatName val="0"/>
+          <c:showSerName val="0"/>
+          <c:showPercent val="0"/>
+          <c:showBubbleSize val="0"/>
+        </c:dLbls>
+        <c:gapWidth val="219"/>
+        <c:overlap val="-27"/>
+        <c:axId val="179211152"/>
+        <c:axId val="179211632"/>
+      </c:barChart>
+      <c:catAx>
+        <c:axId val="179211152"/>
+        <c:scaling>
+          <c:orientation val="minMax"/>
+        </c:scaling>
+        <c:delete val="0"/>
+        <c:axPos val="b"/>
+        <c:numFmt formatCode="General" sourceLinked="1"/>
+        <c:majorTickMark val="none"/>
+        <c:minorTickMark val="none"/>
+        <c:tickLblPos val="nextTo"/>
+        <c:spPr>
+          <a:noFill/>
+          <a:ln w="9525" cap="flat" cmpd="sng" algn="ctr">
+            <a:solidFill>
+              <a:schemeClr val="tx1">
+                <a:lumMod val="15000"/>
+                <a:lumOff val="85000"/>
+              </a:schemeClr>
+            </a:solidFill>
+            <a:round/>
+          </a:ln>
+          <a:effectLst/>
+        </c:spPr>
+        <c:txPr>
+          <a:bodyPr rot="-60000000" spcFirstLastPara="1" vertOverflow="ellipsis" vert="horz" wrap="square" anchor="ctr" anchorCtr="1"/>
+          <a:lstStyle/>
+          <a:p>
+            <a:pPr>
+              <a:defRPr sz="900" b="0" i="0" u="none" strike="noStrike" kern="1200" baseline="0">
+                <a:solidFill>
+                  <a:schemeClr val="tx1">
+                    <a:lumMod val="65000"/>
+                    <a:lumOff val="35000"/>
+                  </a:schemeClr>
+                </a:solidFill>
+                <a:latin typeface="+mn-lt"/>
+                <a:ea typeface="+mn-ea"/>
+                <a:cs typeface="+mn-cs"/>
+              </a:defRPr>
+            </a:pPr>
+            <a:endParaRPr lang="pt-BR"/>
+          </a:p>
+        </c:txPr>
+        <c:crossAx val="179211632"/>
+        <c:crosses val="autoZero"/>
+        <c:auto val="1"/>
+        <c:lblAlgn val="ctr"/>
+        <c:lblOffset val="100"/>
+        <c:noMultiLvlLbl val="0"/>
+      </c:catAx>
+      <c:valAx>
+        <c:axId val="179211632"/>
+        <c:scaling>
+          <c:orientation val="minMax"/>
+        </c:scaling>
+        <c:delete val="0"/>
+        <c:axPos val="l"/>
+        <c:title>
+          <c:tx>
+            <c:rich>
+              <a:bodyPr rot="-5400000" spcFirstLastPara="1" vertOverflow="ellipsis" vert="horz" wrap="square" anchor="ctr" anchorCtr="1"/>
+              <a:lstStyle/>
+              <a:p>
+                <a:pPr>
+                  <a:defRPr sz="1000" b="0" i="0" u="none" strike="noStrike" kern="1200" baseline="0">
+                    <a:solidFill>
+                      <a:schemeClr val="tx1">
+                        <a:lumMod val="65000"/>
+                        <a:lumOff val="35000"/>
+                      </a:schemeClr>
+                    </a:solidFill>
+                    <a:latin typeface="+mn-lt"/>
+                    <a:ea typeface="+mn-ea"/>
+                    <a:cs typeface="+mn-cs"/>
+                  </a:defRPr>
+                </a:pPr>
+                <a:r>
+                  <a:rPr lang="pt-BR"/>
+                  <a:t>Tempo</a:t>
+                </a:r>
+                <a:r>
+                  <a:rPr lang="pt-BR" baseline="0"/>
+                  <a:t> em Segundos</a:t>
+                </a:r>
+                <a:endParaRPr lang="pt-BR"/>
+              </a:p>
+            </c:rich>
+          </c:tx>
+          <c:overlay val="0"/>
+          <c:spPr>
+            <a:noFill/>
+            <a:ln>
+              <a:noFill/>
+            </a:ln>
+            <a:effectLst/>
+          </c:spPr>
+          <c:txPr>
+            <a:bodyPr rot="-5400000" spcFirstLastPara="1" vertOverflow="ellipsis" vert="horz" wrap="square" anchor="ctr" anchorCtr="1"/>
+            <a:lstStyle/>
+            <a:p>
+              <a:pPr>
+                <a:defRPr sz="1000" b="0" i="0" u="none" strike="noStrike" kern="1200" baseline="0">
+                  <a:solidFill>
+                    <a:schemeClr val="tx1">
+                      <a:lumMod val="65000"/>
+                      <a:lumOff val="35000"/>
+                    </a:schemeClr>
+                  </a:solidFill>
+                  <a:latin typeface="+mn-lt"/>
+                  <a:ea typeface="+mn-ea"/>
+                  <a:cs typeface="+mn-cs"/>
+                </a:defRPr>
+              </a:pPr>
+              <a:endParaRPr lang="pt-BR"/>
+            </a:p>
+          </c:txPr>
+        </c:title>
+        <c:numFmt formatCode="General" sourceLinked="1"/>
+        <c:majorTickMark val="none"/>
+        <c:minorTickMark val="none"/>
+        <c:tickLblPos val="nextTo"/>
+        <c:spPr>
+          <a:noFill/>
+          <a:ln>
+            <a:noFill/>
+          </a:ln>
+          <a:effectLst/>
+        </c:spPr>
+        <c:txPr>
+          <a:bodyPr rot="-60000000" spcFirstLastPara="1" vertOverflow="ellipsis" vert="horz" wrap="square" anchor="ctr" anchorCtr="1"/>
+          <a:lstStyle/>
+          <a:p>
+            <a:pPr>
+              <a:defRPr sz="900" b="0" i="0" u="none" strike="noStrike" kern="1200" baseline="0">
+                <a:solidFill>
+                  <a:schemeClr val="tx1">
+                    <a:lumMod val="65000"/>
+                    <a:lumOff val="35000"/>
+                  </a:schemeClr>
+                </a:solidFill>
+                <a:latin typeface="+mn-lt"/>
+                <a:ea typeface="+mn-ea"/>
+                <a:cs typeface="+mn-cs"/>
+              </a:defRPr>
+            </a:pPr>
+            <a:endParaRPr lang="pt-BR"/>
+          </a:p>
+        </c:txPr>
+        <c:crossAx val="179211152"/>
+        <c:crosses val="autoZero"/>
+        <c:crossBetween val="between"/>
+      </c:valAx>
+      <c:spPr>
+        <a:noFill/>
+        <a:ln>
+          <a:solidFill>
+            <a:schemeClr val="tx1"/>
+          </a:solidFill>
+        </a:ln>
+        <a:effectLst/>
+      </c:spPr>
+    </c:plotArea>
+    <c:legend>
+      <c:legendPos val="b"/>
+      <c:overlay val="0"/>
+      <c:spPr>
+        <a:noFill/>
+        <a:ln>
+          <a:noFill/>
+        </a:ln>
+        <a:effectLst/>
+      </c:spPr>
+      <c:txPr>
+        <a:bodyPr rot="0" spcFirstLastPara="1" vertOverflow="ellipsis" vert="horz" wrap="square" anchor="ctr" anchorCtr="1"/>
+        <a:lstStyle/>
+        <a:p>
+          <a:pPr>
+            <a:defRPr sz="900" b="0" i="0" u="none" strike="noStrike" kern="1200" baseline="0">
+              <a:solidFill>
+                <a:schemeClr val="tx1">
+                  <a:lumMod val="65000"/>
+                  <a:lumOff val="35000"/>
+                </a:schemeClr>
+              </a:solidFill>
+              <a:latin typeface="+mn-lt"/>
+              <a:ea typeface="+mn-ea"/>
+              <a:cs typeface="+mn-cs"/>
+            </a:defRPr>
+          </a:pPr>
+          <a:endParaRPr lang="pt-BR"/>
+        </a:p>
+      </c:txPr>
+    </c:legend>
+    <c:plotVisOnly val="1"/>
+    <c:dispBlanksAs val="gap"/>
+    <c:showDLblsOverMax val="0"/>
+  </c:chart>
+  <c:spPr>
+    <a:solidFill>
+      <a:schemeClr val="bg1"/>
+    </a:solidFill>
+    <a:ln w="9525" cap="flat" cmpd="sng" algn="ctr">
+      <a:solidFill>
+        <a:schemeClr val="tx1">
+          <a:lumMod val="15000"/>
+          <a:lumOff val="85000"/>
+        </a:schemeClr>
+      </a:solidFill>
+      <a:round/>
+    </a:ln>
+    <a:effectLst/>
+  </c:spPr>
+  <c:txPr>
+    <a:bodyPr/>
+    <a:lstStyle/>
+    <a:p>
+      <a:pPr>
+        <a:defRPr/>
+      </a:pPr>
+      <a:endParaRPr lang="pt-BR"/>
+    </a:p>
+  </c:txPr>
+  <c:externalData r:id="rId4">
+    <c:autoUpdate val="0"/>
+  </c:externalData>
+</c:chartSpace>
+</file>
+
+<file path=word/charts/chart2.xml><?xml version="1.0" encoding="utf-8"?>
+<c:chartSpace xmlns:c="http://schemas.openxmlformats.org/drawingml/2006/chart" xmlns:a="http://schemas.openxmlformats.org/drawingml/2006/main" xmlns:r="http://schemas.openxmlformats.org/officeDocument/2006/relationships" xmlns:c16r2="http://schemas.microsoft.com/office/drawing/2015/06/chart">
+  <c:date1904 val="0"/>
+  <c:lang val="pt-BR"/>
+  <c:roundedCorners val="0"/>
+  <mc:AlternateContent xmlns:mc="http://schemas.openxmlformats.org/markup-compatibility/2006">
+    <mc:Choice xmlns:c14="http://schemas.microsoft.com/office/drawing/2007/8/2/chart" Requires="c14">
+      <c14:style val="102"/>
+    </mc:Choice>
+    <mc:Fallback>
+      <c:style val="2"/>
+    </mc:Fallback>
+  </mc:AlternateContent>
+  <c:clrMapOvr bg1="lt1" tx1="dk1" bg2="lt2" tx2="dk2" accent1="accent1" accent2="accent2" accent3="accent3" accent4="accent4" accent5="accent5" accent6="accent6" hlink="hlink" folHlink="folHlink"/>
+  <c:chart>
+    <c:autoTitleDeleted val="1"/>
+    <c:plotArea>
+      <c:layout/>
+      <c:barChart>
+        <c:barDir val="col"/>
+        <c:grouping val="clustered"/>
+        <c:varyColors val="0"/>
+        <c:ser>
+          <c:idx val="0"/>
+          <c:order val="0"/>
+          <c:tx>
+            <c:strRef>
+              <c:f>Planilha4!$E$10</c:f>
+              <c:strCache>
+                <c:ptCount val="1"/>
+                <c:pt idx="0">
+                  <c:v>Power Query Média (s)</c:v>
+                </c:pt>
+              </c:strCache>
+            </c:strRef>
+          </c:tx>
+          <c:spPr>
+            <a:solidFill>
+              <a:srgbClr val="FFFF00"/>
+            </a:solidFill>
+            <a:ln>
+              <a:noFill/>
+            </a:ln>
+            <a:effectLst/>
+          </c:spPr>
+          <c:invertIfNegative val="0"/>
+          <c:dLbls>
+            <c:spPr>
+              <a:noFill/>
+              <a:ln>
+                <a:noFill/>
+              </a:ln>
+              <a:effectLst/>
+            </c:spPr>
+            <c:txPr>
+              <a:bodyPr rot="0" spcFirstLastPara="1" vertOverflow="ellipsis" vert="horz" wrap="square" lIns="38100" tIns="19050" rIns="38100" bIns="19050" anchor="ctr" anchorCtr="1">
+                <a:spAutoFit/>
+              </a:bodyPr>
+              <a:lstStyle/>
+              <a:p>
+                <a:pPr>
+                  <a:defRPr sz="900" b="0" i="0" u="none" strike="noStrike" kern="1200" baseline="0">
+                    <a:solidFill>
+                      <a:schemeClr val="tx1">
+                        <a:lumMod val="75000"/>
+                        <a:lumOff val="25000"/>
+                      </a:schemeClr>
+                    </a:solidFill>
+                    <a:latin typeface="+mn-lt"/>
+                    <a:ea typeface="+mn-ea"/>
+                    <a:cs typeface="+mn-cs"/>
+                  </a:defRPr>
+                </a:pPr>
+                <a:endParaRPr lang="pt-BR"/>
+              </a:p>
+            </c:txPr>
+            <c:dLblPos val="outEnd"/>
+            <c:showLegendKey val="0"/>
+            <c:showVal val="1"/>
+            <c:showCatName val="0"/>
+            <c:showSerName val="0"/>
+            <c:showPercent val="0"/>
+            <c:showBubbleSize val="0"/>
+            <c:showLeaderLines val="0"/>
+            <c:extLst>
+              <c:ext xmlns:c15="http://schemas.microsoft.com/office/drawing/2012/chart" uri="{CE6537A1-D6FC-4f65-9D91-7224C49458BB}">
+                <c15:showLeaderLines val="1"/>
+                <c15:leaderLines>
+                  <c:spPr>
+                    <a:ln w="9525" cap="flat" cmpd="sng" algn="ctr">
+                      <a:solidFill>
+                        <a:schemeClr val="tx1">
+                          <a:lumMod val="35000"/>
+                          <a:lumOff val="65000"/>
+                        </a:schemeClr>
+                      </a:solidFill>
+                      <a:round/>
+                    </a:ln>
+                    <a:effectLst/>
+                  </c:spPr>
+                </c15:leaderLines>
+              </c:ext>
+            </c:extLst>
+          </c:dLbls>
+          <c:cat>
+            <c:strRef>
+              <c:f>Planilha4!$C$11:$C$13</c:f>
+              <c:strCache>
+                <c:ptCount val="3"/>
+                <c:pt idx="0">
+                  <c:v>100 mil</c:v>
+                </c:pt>
+                <c:pt idx="1">
+                  <c:v>1 milhão</c:v>
+                </c:pt>
+                <c:pt idx="2">
+                  <c:v>10 milhões</c:v>
+                </c:pt>
+              </c:strCache>
+            </c:strRef>
+          </c:cat>
+          <c:val>
+            <c:numRef>
+              <c:f>Planilha4!$E$11:$E$13</c:f>
+              <c:numCache>
+                <c:formatCode>General</c:formatCode>
+                <c:ptCount val="3"/>
+                <c:pt idx="0">
+                  <c:v>3.34</c:v>
+                </c:pt>
+                <c:pt idx="1">
+                  <c:v>40.36</c:v>
+                </c:pt>
+                <c:pt idx="2">
+                  <c:v>3600</c:v>
+                </c:pt>
+              </c:numCache>
+            </c:numRef>
+          </c:val>
+          <c:extLst>
+            <c:ext xmlns:c16="http://schemas.microsoft.com/office/drawing/2014/chart" uri="{C3380CC4-5D6E-409C-BE32-E72D297353CC}">
+              <c16:uniqueId val="{00000000-E0DB-48B5-83D6-0EDB8B44B54A}"/>
+            </c:ext>
+          </c:extLst>
+        </c:ser>
+        <c:ser>
+          <c:idx val="1"/>
+          <c:order val="1"/>
+          <c:tx>
+            <c:strRef>
+              <c:f>Planilha4!$F$10</c:f>
+              <c:strCache>
+                <c:ptCount val="1"/>
+                <c:pt idx="0">
+                  <c:v>PySpark Média (s)</c:v>
+                </c:pt>
+              </c:strCache>
+            </c:strRef>
+          </c:tx>
+          <c:spPr>
+            <a:solidFill>
+              <a:srgbClr val="002060"/>
+            </a:solidFill>
+            <a:ln>
+              <a:noFill/>
+            </a:ln>
+            <a:effectLst/>
+          </c:spPr>
+          <c:invertIfNegative val="0"/>
+          <c:dLbls>
+            <c:spPr>
+              <a:noFill/>
+              <a:ln>
+                <a:noFill/>
+              </a:ln>
+              <a:effectLst/>
+            </c:spPr>
+            <c:txPr>
+              <a:bodyPr rot="0" spcFirstLastPara="1" vertOverflow="ellipsis" vert="horz" wrap="square" lIns="38100" tIns="19050" rIns="38100" bIns="19050" anchor="ctr" anchorCtr="1">
+                <a:spAutoFit/>
+              </a:bodyPr>
+              <a:lstStyle/>
+              <a:p>
+                <a:pPr>
+                  <a:defRPr sz="900" b="0" i="0" u="none" strike="noStrike" kern="1200" baseline="0">
+                    <a:solidFill>
+                      <a:schemeClr val="tx1">
+                        <a:lumMod val="75000"/>
+                        <a:lumOff val="25000"/>
+                      </a:schemeClr>
+                    </a:solidFill>
+                    <a:latin typeface="+mn-lt"/>
+                    <a:ea typeface="+mn-ea"/>
+                    <a:cs typeface="+mn-cs"/>
+                  </a:defRPr>
+                </a:pPr>
+                <a:endParaRPr lang="pt-BR"/>
+              </a:p>
+            </c:txPr>
+            <c:dLblPos val="outEnd"/>
+            <c:showLegendKey val="0"/>
+            <c:showVal val="1"/>
+            <c:showCatName val="0"/>
+            <c:showSerName val="0"/>
+            <c:showPercent val="0"/>
+            <c:showBubbleSize val="0"/>
+            <c:showLeaderLines val="0"/>
+            <c:extLst>
+              <c:ext xmlns:c15="http://schemas.microsoft.com/office/drawing/2012/chart" uri="{CE6537A1-D6FC-4f65-9D91-7224C49458BB}">
+                <c15:showLeaderLines val="1"/>
+                <c15:leaderLines>
+                  <c:spPr>
+                    <a:ln w="9525" cap="flat" cmpd="sng" algn="ctr">
+                      <a:solidFill>
+                        <a:schemeClr val="tx1">
+                          <a:lumMod val="35000"/>
+                          <a:lumOff val="65000"/>
+                        </a:schemeClr>
+                      </a:solidFill>
+                      <a:round/>
+                    </a:ln>
+                    <a:effectLst/>
+                  </c:spPr>
+                </c15:leaderLines>
+              </c:ext>
+            </c:extLst>
+          </c:dLbls>
+          <c:cat>
+            <c:strRef>
+              <c:f>Planilha4!$C$11:$C$13</c:f>
+              <c:strCache>
+                <c:ptCount val="3"/>
+                <c:pt idx="0">
+                  <c:v>100 mil</c:v>
+                </c:pt>
+                <c:pt idx="1">
+                  <c:v>1 milhão</c:v>
+                </c:pt>
+                <c:pt idx="2">
+                  <c:v>10 milhões</c:v>
+                </c:pt>
+              </c:strCache>
+            </c:strRef>
+          </c:cat>
+          <c:val>
+            <c:numRef>
+              <c:f>Planilha4!$F$11:$F$13</c:f>
+              <c:numCache>
+                <c:formatCode>General</c:formatCode>
+                <c:ptCount val="3"/>
+                <c:pt idx="0">
+                  <c:v>2.78</c:v>
+                </c:pt>
+                <c:pt idx="1">
+                  <c:v>2.83</c:v>
+                </c:pt>
+                <c:pt idx="2">
+                  <c:v>3.03</c:v>
+                </c:pt>
+              </c:numCache>
+            </c:numRef>
+          </c:val>
+          <c:extLst>
+            <c:ext xmlns:c16="http://schemas.microsoft.com/office/drawing/2014/chart" uri="{C3380CC4-5D6E-409C-BE32-E72D297353CC}">
+              <c16:uniqueId val="{00000001-E0DB-48B5-83D6-0EDB8B44B54A}"/>
+            </c:ext>
+          </c:extLst>
+        </c:ser>
+        <c:dLbls>
+          <c:dLblPos val="outEnd"/>
+          <c:showLegendKey val="0"/>
+          <c:showVal val="1"/>
+          <c:showCatName val="0"/>
+          <c:showSerName val="0"/>
+          <c:showPercent val="0"/>
+          <c:showBubbleSize val="0"/>
+        </c:dLbls>
+        <c:gapWidth val="219"/>
+        <c:overlap val="-27"/>
+        <c:axId val="252093504"/>
+        <c:axId val="252093984"/>
+      </c:barChart>
+      <c:catAx>
+        <c:axId val="252093504"/>
+        <c:scaling>
+          <c:orientation val="minMax"/>
+        </c:scaling>
+        <c:delete val="0"/>
+        <c:axPos val="b"/>
+        <c:numFmt formatCode="General" sourceLinked="1"/>
+        <c:majorTickMark val="none"/>
+        <c:minorTickMark val="none"/>
+        <c:tickLblPos val="nextTo"/>
+        <c:spPr>
+          <a:noFill/>
+          <a:ln w="9525" cap="flat" cmpd="sng" algn="ctr">
+            <a:solidFill>
+              <a:schemeClr val="tx1">
+                <a:lumMod val="15000"/>
+                <a:lumOff val="85000"/>
+              </a:schemeClr>
+            </a:solidFill>
+            <a:round/>
+          </a:ln>
+          <a:effectLst/>
+        </c:spPr>
+        <c:txPr>
+          <a:bodyPr rot="-60000000" spcFirstLastPara="1" vertOverflow="ellipsis" vert="horz" wrap="square" anchor="ctr" anchorCtr="1"/>
+          <a:lstStyle/>
+          <a:p>
+            <a:pPr>
+              <a:defRPr sz="900" b="0" i="0" u="none" strike="noStrike" kern="1200" baseline="0">
+                <a:solidFill>
+                  <a:schemeClr val="tx1">
+                    <a:lumMod val="65000"/>
+                    <a:lumOff val="35000"/>
+                  </a:schemeClr>
+                </a:solidFill>
+                <a:latin typeface="+mn-lt"/>
+                <a:ea typeface="+mn-ea"/>
+                <a:cs typeface="+mn-cs"/>
+              </a:defRPr>
+            </a:pPr>
+            <a:endParaRPr lang="pt-BR"/>
+          </a:p>
+        </c:txPr>
+        <c:crossAx val="252093984"/>
+        <c:crosses val="autoZero"/>
+        <c:auto val="1"/>
+        <c:lblAlgn val="ctr"/>
+        <c:lblOffset val="100"/>
+        <c:noMultiLvlLbl val="0"/>
+      </c:catAx>
+      <c:valAx>
+        <c:axId val="252093984"/>
+        <c:scaling>
+          <c:orientation val="minMax"/>
+        </c:scaling>
+        <c:delete val="0"/>
+        <c:axPos val="l"/>
+        <c:title>
+          <c:tx>
+            <c:rich>
+              <a:bodyPr rot="-5400000" spcFirstLastPara="1" vertOverflow="ellipsis" vert="horz" wrap="square" anchor="ctr" anchorCtr="1"/>
+              <a:lstStyle/>
+              <a:p>
+                <a:pPr>
+                  <a:defRPr sz="1000" b="0" i="0" u="none" strike="noStrike" kern="1200" baseline="0">
+                    <a:solidFill>
+                      <a:schemeClr val="tx1">
+                        <a:lumMod val="65000"/>
+                        <a:lumOff val="35000"/>
+                      </a:schemeClr>
+                    </a:solidFill>
+                    <a:latin typeface="+mn-lt"/>
+                    <a:ea typeface="+mn-ea"/>
+                    <a:cs typeface="+mn-cs"/>
+                  </a:defRPr>
+                </a:pPr>
+                <a:r>
+                  <a:rPr lang="pt-BR"/>
+                  <a:t>Tempo em Segundos</a:t>
+                </a:r>
+              </a:p>
+            </c:rich>
+          </c:tx>
+          <c:overlay val="0"/>
+          <c:spPr>
+            <a:noFill/>
+            <a:ln>
+              <a:noFill/>
+            </a:ln>
+            <a:effectLst/>
+          </c:spPr>
+          <c:txPr>
+            <a:bodyPr rot="-5400000" spcFirstLastPara="1" vertOverflow="ellipsis" vert="horz" wrap="square" anchor="ctr" anchorCtr="1"/>
+            <a:lstStyle/>
+            <a:p>
+              <a:pPr>
+                <a:defRPr sz="1000" b="0" i="0" u="none" strike="noStrike" kern="1200" baseline="0">
+                  <a:solidFill>
+                    <a:schemeClr val="tx1">
+                      <a:lumMod val="65000"/>
+                      <a:lumOff val="35000"/>
+                    </a:schemeClr>
+                  </a:solidFill>
+                  <a:latin typeface="+mn-lt"/>
+                  <a:ea typeface="+mn-ea"/>
+                  <a:cs typeface="+mn-cs"/>
+                </a:defRPr>
+              </a:pPr>
+              <a:endParaRPr lang="pt-BR"/>
+            </a:p>
+          </c:txPr>
+        </c:title>
+        <c:numFmt formatCode="General" sourceLinked="1"/>
+        <c:majorTickMark val="none"/>
+        <c:minorTickMark val="none"/>
+        <c:tickLblPos val="nextTo"/>
+        <c:spPr>
+          <a:noFill/>
+          <a:ln>
+            <a:noFill/>
+          </a:ln>
+          <a:effectLst/>
+        </c:spPr>
+        <c:txPr>
+          <a:bodyPr rot="-60000000" spcFirstLastPara="1" vertOverflow="ellipsis" vert="horz" wrap="square" anchor="ctr" anchorCtr="1"/>
+          <a:lstStyle/>
+          <a:p>
+            <a:pPr>
+              <a:defRPr sz="900" b="0" i="0" u="none" strike="noStrike" kern="1200" baseline="0">
+                <a:solidFill>
+                  <a:schemeClr val="tx1">
+                    <a:lumMod val="65000"/>
+                    <a:lumOff val="35000"/>
+                  </a:schemeClr>
+                </a:solidFill>
+                <a:latin typeface="+mn-lt"/>
+                <a:ea typeface="+mn-ea"/>
+                <a:cs typeface="+mn-cs"/>
+              </a:defRPr>
+            </a:pPr>
+            <a:endParaRPr lang="pt-BR"/>
+          </a:p>
+        </c:txPr>
+        <c:crossAx val="252093504"/>
+        <c:crosses val="autoZero"/>
+        <c:crossBetween val="between"/>
+      </c:valAx>
+      <c:spPr>
+        <a:noFill/>
+        <a:ln>
+          <a:noFill/>
+        </a:ln>
+        <a:effectLst/>
+      </c:spPr>
+    </c:plotArea>
+    <c:legend>
+      <c:legendPos val="b"/>
+      <c:overlay val="0"/>
+      <c:spPr>
+        <a:noFill/>
+        <a:ln>
+          <a:noFill/>
+        </a:ln>
+        <a:effectLst/>
+      </c:spPr>
+      <c:txPr>
+        <a:bodyPr rot="0" spcFirstLastPara="1" vertOverflow="ellipsis" vert="horz" wrap="square" anchor="ctr" anchorCtr="1"/>
+        <a:lstStyle/>
+        <a:p>
+          <a:pPr>
+            <a:defRPr sz="900" b="0" i="0" u="none" strike="noStrike" kern="1200" baseline="0">
+              <a:solidFill>
+                <a:schemeClr val="tx1">
+                  <a:lumMod val="65000"/>
+                  <a:lumOff val="35000"/>
+                </a:schemeClr>
+              </a:solidFill>
+              <a:latin typeface="+mn-lt"/>
+              <a:ea typeface="+mn-ea"/>
+              <a:cs typeface="+mn-cs"/>
+            </a:defRPr>
+          </a:pPr>
+          <a:endParaRPr lang="pt-BR"/>
+        </a:p>
+      </c:txPr>
+    </c:legend>
+    <c:plotVisOnly val="1"/>
+    <c:dispBlanksAs val="gap"/>
+    <c:showDLblsOverMax val="0"/>
+    <c:extLst>
+      <c:ext xmlns:c16r3="http://schemas.microsoft.com/office/drawing/2017/03/chart" uri="{56B9EC1D-385E-4148-901F-78D8002777C0}">
+        <c16r3:dataDisplayOptions16>
+          <c16r3:dispNaAsBlank val="1"/>
+        </c16r3:dataDisplayOptions16>
+      </c:ext>
+    </c:extLst>
+  </c:chart>
+  <c:spPr>
+    <a:solidFill>
+      <a:schemeClr val="bg1"/>
+    </a:solidFill>
+    <a:ln w="9525" cap="flat" cmpd="sng" algn="ctr">
+      <a:solidFill>
+        <a:schemeClr val="tx1">
+          <a:lumMod val="15000"/>
+          <a:lumOff val="85000"/>
+        </a:schemeClr>
+      </a:solidFill>
+      <a:round/>
+    </a:ln>
+    <a:effectLst/>
+  </c:spPr>
+  <c:txPr>
+    <a:bodyPr/>
+    <a:lstStyle/>
+    <a:p>
+      <a:pPr>
+        <a:defRPr/>
+      </a:pPr>
+      <a:endParaRPr lang="pt-BR"/>
+    </a:p>
+  </c:txPr>
+  <c:externalData r:id="rId4">
+    <c:autoUpdate val="0"/>
+  </c:externalData>
+</c:chartSpace>
+</file>
+
+<file path=word/charts/colors1.xml><?xml version="1.0" encoding="utf-8"?>
+<cs:colorStyle xmlns:cs="http://schemas.microsoft.com/office/drawing/2012/chartStyle" xmlns:a="http://schemas.openxmlformats.org/drawingml/2006/main" meth="cycle" id="10">
+  <a:schemeClr val="accent1"/>
+  <a:schemeClr val="accent2"/>
+  <a:schemeClr val="accent3"/>
+  <a:schemeClr val="accent4"/>
+  <a:schemeClr val="accent5"/>
+  <a:schemeClr val="accent6"/>
+  <cs:variation/>
+  <cs:variation>
+    <a:lumMod val="60000"/>
+  </cs:variation>
+  <cs:variation>
+    <a:lumMod val="80000"/>
+    <a:lumOff val="20000"/>
+  </cs:variation>
+  <cs:variation>
+    <a:lumMod val="80000"/>
+  </cs:variation>
+  <cs:variation>
+    <a:lumMod val="60000"/>
+    <a:lumOff val="40000"/>
+  </cs:variation>
+  <cs:variation>
+    <a:lumMod val="50000"/>
+  </cs:variation>
+  <cs:variation>
+    <a:lumMod val="70000"/>
+    <a:lumOff val="30000"/>
+  </cs:variation>
+  <cs:variation>
+    <a:lumMod val="70000"/>
+  </cs:variation>
+  <cs:variation>
+    <a:lumMod val="50000"/>
+    <a:lumOff val="50000"/>
+  </cs:variation>
+</cs:colorStyle>
+</file>
+
+<file path=word/charts/colors2.xml><?xml version="1.0" encoding="utf-8"?>
+<cs:colorStyle xmlns:cs="http://schemas.microsoft.com/office/drawing/2012/chartStyle" xmlns:a="http://schemas.openxmlformats.org/drawingml/2006/main" meth="cycle" id="10">
+  <a:schemeClr val="accent1"/>
+  <a:schemeClr val="accent2"/>
+  <a:schemeClr val="accent3"/>
+  <a:schemeClr val="accent4"/>
+  <a:schemeClr val="accent5"/>
+  <a:schemeClr val="accent6"/>
+  <cs:variation/>
+  <cs:variation>
+    <a:lumMod val="60000"/>
+  </cs:variation>
+  <cs:variation>
+    <a:lumMod val="80000"/>
+    <a:lumOff val="20000"/>
+  </cs:variation>
+  <cs:variation>
+    <a:lumMod val="80000"/>
+  </cs:variation>
+  <cs:variation>
+    <a:lumMod val="60000"/>
+    <a:lumOff val="40000"/>
+  </cs:variation>
+  <cs:variation>
+    <a:lumMod val="50000"/>
+  </cs:variation>
+  <cs:variation>
+    <a:lumMod val="70000"/>
+    <a:lumOff val="30000"/>
+  </cs:variation>
+  <cs:variation>
+    <a:lumMod val="70000"/>
+  </cs:variation>
+  <cs:variation>
+    <a:lumMod val="50000"/>
+    <a:lumOff val="50000"/>
+  </cs:variation>
+</cs:colorStyle>
+</file>
+
+<file path=word/charts/style1.xml><?xml version="1.0" encoding="utf-8"?>
+<cs:chartStyle xmlns:cs="http://schemas.microsoft.com/office/drawing/2012/chartStyle" xmlns:a="http://schemas.openxmlformats.org/drawingml/2006/main" id="201">
+  <cs:axisTitle>
+    <cs:lnRef idx="0"/>
+    <cs:fillRef idx="0"/>
+    <cs:effectRef idx="0"/>
+    <cs:fontRef idx="minor">
+      <a:schemeClr val="tx1">
+        <a:lumMod val="65000"/>
+        <a:lumOff val="35000"/>
+      </a:schemeClr>
+    </cs:fontRef>
+    <cs:defRPr sz="1000" kern="1200"/>
+  </cs:axisTitle>
+  <cs:categoryAxis>
+    <cs:lnRef idx="0"/>
+    <cs:fillRef idx="0"/>
+    <cs:effectRef idx="0"/>
+    <cs:fontRef idx="minor">
+      <a:schemeClr val="tx1">
+        <a:lumMod val="65000"/>
+        <a:lumOff val="35000"/>
+      </a:schemeClr>
+    </cs:fontRef>
+    <cs:spPr>
+      <a:ln w="9525" cap="flat" cmpd="sng" algn="ctr">
+        <a:solidFill>
+          <a:schemeClr val="tx1">
+            <a:lumMod val="15000"/>
+            <a:lumOff val="85000"/>
+          </a:schemeClr>
+        </a:solidFill>
+        <a:round/>
+      </a:ln>
+    </cs:spPr>
+    <cs:defRPr sz="900" kern="1200"/>
+  </cs:categoryAxis>
+  <cs:chartArea mods="allowNoFillOverride allowNoLineOverride">
+    <cs:lnRef idx="0"/>
+    <cs:fillRef idx="0"/>
+    <cs:effectRef idx="0"/>
+    <cs:fontRef idx="minor">
+      <a:schemeClr val="tx1"/>
+    </cs:fontRef>
+    <cs:spPr>
+      <a:solidFill>
+        <a:schemeClr val="bg1"/>
+      </a:solidFill>
+      <a:ln w="9525" cap="flat" cmpd="sng" algn="ctr">
+        <a:solidFill>
+          <a:schemeClr val="tx1">
+            <a:lumMod val="15000"/>
+            <a:lumOff val="85000"/>
+          </a:schemeClr>
+        </a:solidFill>
+        <a:round/>
+      </a:ln>
+    </cs:spPr>
+    <cs:defRPr sz="1000" kern="1200"/>
+  </cs:chartArea>
+  <cs:dataLabel>
+    <cs:lnRef idx="0"/>
+    <cs:fillRef idx="0"/>
+    <cs:effectRef idx="0"/>
+    <cs:fontRef idx="minor">
+      <a:schemeClr val="tx1">
+        <a:lumMod val="75000"/>
+        <a:lumOff val="25000"/>
+      </a:schemeClr>
+    </cs:fontRef>
+    <cs:defRPr sz="900" kern="1200"/>
+  </cs:dataLabel>
+  <cs:dataLabelCallout>
+    <cs:lnRef idx="0"/>
+    <cs:fillRef idx="0"/>
+    <cs:effectRef idx="0"/>
+    <cs:fontRef idx="minor">
+      <a:schemeClr val="dk1">
+        <a:lumMod val="65000"/>
+        <a:lumOff val="35000"/>
+      </a:schemeClr>
+    </cs:fontRef>
+    <cs:spPr>
+      <a:solidFill>
+        <a:schemeClr val="lt1"/>
+      </a:solidFill>
+      <a:ln>
+        <a:solidFill>
+          <a:schemeClr val="dk1">
+            <a:lumMod val="25000"/>
+            <a:lumOff val="75000"/>
+          </a:schemeClr>
+        </a:solidFill>
+      </a:ln>
+    </cs:spPr>
+    <cs:defRPr sz="900" kern="1200"/>
+    <cs:bodyPr rot="0" spcFirstLastPara="1" vertOverflow="clip" horzOverflow="clip" vert="horz" wrap="square" lIns="36576" tIns="18288" rIns="36576" bIns="18288" anchor="ctr" anchorCtr="1">
+      <a:spAutoFit/>
+    </cs:bodyPr>
+  </cs:dataLabelCallout>
+  <cs:dataPoint>
+    <cs:lnRef idx="0"/>
+    <cs:fillRef idx="1">
+      <cs:styleClr val="auto"/>
+    </cs:fillRef>
+    <cs:effectRef idx="0"/>
+    <cs:fontRef idx="minor">
+      <a:schemeClr val="tx1"/>
+    </cs:fontRef>
+  </cs:dataPoint>
+  <cs:dataPoint3D>
+    <cs:lnRef idx="0"/>
+    <cs:fillRef idx="1">
+      <cs:styleClr val="auto"/>
+    </cs:fillRef>
+    <cs:effectRef idx="0"/>
+    <cs:fontRef idx="minor">
+      <a:schemeClr val="tx1"/>
+    </cs:fontRef>
+  </cs:dataPoint3D>
+  <cs:dataPointLine>
+    <cs:lnRef idx="0">
+      <cs:styleClr val="auto"/>
+    </cs:lnRef>
+    <cs:fillRef idx="1"/>
+    <cs:effectRef idx="0"/>
+    <cs:fontRef idx="minor">
+      <a:schemeClr val="tx1"/>
+    </cs:fontRef>
+    <cs:spPr>
+      <a:ln w="28575" cap="rnd">
+        <a:solidFill>
+          <a:schemeClr val="phClr"/>
+        </a:solidFill>
+        <a:round/>
+      </a:ln>
+    </cs:spPr>
+  </cs:dataPointLine>
+  <cs:dataPointMarker>
+    <cs:lnRef idx="0">
+      <cs:styleClr val="auto"/>
+    </cs:lnRef>
+    <cs:fillRef idx="1">
+      <cs:styleClr val="auto"/>
+    </cs:fillRef>
+    <cs:effectRef idx="0"/>
+    <cs:fontRef idx="minor">
+      <a:schemeClr val="tx1"/>
+    </cs:fontRef>
+    <cs:spPr>
+      <a:ln w="9525">
+        <a:solidFill>
+          <a:schemeClr val="phClr"/>
+        </a:solidFill>
+      </a:ln>
+    </cs:spPr>
+  </cs:dataPointMarker>
+  <cs:dataPointMarkerLayout symbol="circle" size="5"/>
+  <cs:dataPointWireframe>
+    <cs:lnRef idx="0">
+      <cs:styleClr val="auto"/>
+    </cs:lnRef>
+    <cs:fillRef idx="1"/>
+    <cs:effectRef idx="0"/>
+    <cs:fontRef idx="minor">
+      <a:schemeClr val="tx1"/>
+    </cs:fontRef>
+    <cs:spPr>
+      <a:ln w="9525" cap="rnd">
+        <a:solidFill>
+          <a:schemeClr val="phClr"/>
+        </a:solidFill>
+        <a:round/>
+      </a:ln>
+    </cs:spPr>
+  </cs:dataPointWireframe>
+  <cs:dataTable>
+    <cs:lnRef idx="0"/>
+    <cs:fillRef idx="0"/>
+    <cs:effectRef idx="0"/>
+    <cs:fontRef idx="minor">
+      <a:schemeClr val="tx1">
+        <a:lumMod val="65000"/>
+        <a:lumOff val="35000"/>
+      </a:schemeClr>
+    </cs:fontRef>
+    <cs:spPr>
+      <a:noFill/>
+      <a:ln w="9525" cap="flat" cmpd="sng" algn="ctr">
+        <a:solidFill>
+          <a:schemeClr val="tx1">
+            <a:lumMod val="15000"/>
+            <a:lumOff val="85000"/>
+          </a:schemeClr>
+        </a:solidFill>
+        <a:round/>
+      </a:ln>
+    </cs:spPr>
+    <cs:defRPr sz="900" kern="1200"/>
+  </cs:dataTable>
+  <cs:downBar>
+    <cs:lnRef idx="0"/>
+    <cs:fillRef idx="0"/>
+    <cs:effectRef idx="0"/>
+    <cs:fontRef idx="minor">
+      <a:schemeClr val="dk1"/>
+    </cs:fontRef>
+    <cs:spPr>
+      <a:solidFill>
+        <a:schemeClr val="dk1">
+          <a:lumMod val="65000"/>
+          <a:lumOff val="35000"/>
+        </a:schemeClr>
+      </a:solidFill>
+      <a:ln w="9525">
+        <a:solidFill>
+          <a:schemeClr val="tx1">
+            <a:lumMod val="65000"/>
+            <a:lumOff val="35000"/>
+          </a:schemeClr>
+        </a:solidFill>
+      </a:ln>
+    </cs:spPr>
+  </cs:downBar>
+  <cs:dropLine>
+    <cs:lnRef idx="0"/>
+    <cs:fillRef idx="0"/>
+    <cs:effectRef idx="0"/>
+    <cs:fontRef idx="minor">
+      <a:schemeClr val="tx1"/>
+    </cs:fontRef>
+    <cs:spPr>
+      <a:ln w="9525" cap="flat" cmpd="sng" algn="ctr">
+        <a:solidFill>
+          <a:schemeClr val="tx1">
+            <a:lumMod val="35000"/>
+            <a:lumOff val="65000"/>
+          </a:schemeClr>
+        </a:solidFill>
+        <a:round/>
+      </a:ln>
+    </cs:spPr>
+  </cs:dropLine>
+  <cs:errorBar>
+    <cs:lnRef idx="0"/>
+    <cs:fillRef idx="0"/>
+    <cs:effectRef idx="0"/>
+    <cs:fontRef idx="minor">
+      <a:schemeClr val="tx1"/>
+    </cs:fontRef>
+    <cs:spPr>
+      <a:ln w="9525" cap="flat" cmpd="sng" algn="ctr">
+        <a:solidFill>
+          <a:schemeClr val="tx1">
+            <a:lumMod val="65000"/>
+            <a:lumOff val="35000"/>
+          </a:schemeClr>
+        </a:solidFill>
+        <a:round/>
+      </a:ln>
+    </cs:spPr>
+  </cs:errorBar>
+  <cs:floor>
+    <cs:lnRef idx="0"/>
+    <cs:fillRef idx="0"/>
+    <cs:effectRef idx="0"/>
+    <cs:fontRef idx="minor">
+      <a:schemeClr val="tx1"/>
+    </cs:fontRef>
+    <cs:spPr>
+      <a:noFill/>
+      <a:ln>
+        <a:noFill/>
+      </a:ln>
+    </cs:spPr>
+  </cs:floor>
+  <cs:gridlineMajor>
+    <cs:lnRef idx="0"/>
+    <cs:fillRef idx="0"/>
+    <cs:effectRef idx="0"/>
+    <cs:fontRef idx="minor">
+      <a:schemeClr val="tx1"/>
+    </cs:fontRef>
+    <cs:spPr>
+      <a:ln w="9525" cap="flat" cmpd="sng" algn="ctr">
+        <a:solidFill>
+          <a:schemeClr val="tx1">
+            <a:lumMod val="15000"/>
+            <a:lumOff val="85000"/>
+          </a:schemeClr>
+        </a:solidFill>
+        <a:round/>
+      </a:ln>
+    </cs:spPr>
+  </cs:gridlineMajor>
+  <cs:gridlineMinor>
+    <cs:lnRef idx="0"/>
+    <cs:fillRef idx="0"/>
+    <cs:effectRef idx="0"/>
+    <cs:fontRef idx="minor">
+      <a:schemeClr val="tx1"/>
+    </cs:fontRef>
+    <cs:spPr>
+      <a:ln w="9525" cap="flat" cmpd="sng" algn="ctr">
+        <a:solidFill>
+          <a:schemeClr val="tx1">
+            <a:lumMod val="5000"/>
+            <a:lumOff val="95000"/>
+          </a:schemeClr>
+        </a:solidFill>
+        <a:round/>
+      </a:ln>
+    </cs:spPr>
+  </cs:gridlineMinor>
+  <cs:hiLoLine>
+    <cs:lnRef idx="0"/>
+    <cs:fillRef idx="0"/>
+    <cs:effectRef idx="0"/>
+    <cs:fontRef idx="minor">
+      <a:schemeClr val="tx1"/>
+    </cs:fontRef>
+    <cs:spPr>
+      <a:ln w="9525" cap="flat" cmpd="sng" algn="ctr">
+        <a:solidFill>
+          <a:schemeClr val="tx1">
+            <a:lumMod val="75000"/>
+            <a:lumOff val="25000"/>
+          </a:schemeClr>
+        </a:solidFill>
+        <a:round/>
+      </a:ln>
+    </cs:spPr>
+  </cs:hiLoLine>
+  <cs:leaderLine>
+    <cs:lnRef idx="0"/>
+    <cs:fillRef idx="0"/>
+    <cs:effectRef idx="0"/>
+    <cs:fontRef idx="minor">
+      <a:schemeClr val="tx1"/>
+    </cs:fontRef>
+    <cs:spPr>
+      <a:ln w="9525" cap="flat" cmpd="sng" algn="ctr">
+        <a:solidFill>
+          <a:schemeClr val="tx1">
+            <a:lumMod val="35000"/>
+            <a:lumOff val="65000"/>
+          </a:schemeClr>
+        </a:solidFill>
+        <a:round/>
+      </a:ln>
+    </cs:spPr>
+  </cs:leaderLine>
+  <cs:legend>
+    <cs:lnRef idx="0"/>
+    <cs:fillRef idx="0"/>
+    <cs:effectRef idx="0"/>
+    <cs:fontRef idx="minor">
+      <a:schemeClr val="tx1">
+        <a:lumMod val="65000"/>
+        <a:lumOff val="35000"/>
+      </a:schemeClr>
+    </cs:fontRef>
+    <cs:defRPr sz="900" kern="1200"/>
+  </cs:legend>
+  <cs:plotArea mods="allowNoFillOverride allowNoLineOverride">
+    <cs:lnRef idx="0"/>
+    <cs:fillRef idx="0"/>
+    <cs:effectRef idx="0"/>
+    <cs:fontRef idx="minor">
+      <a:schemeClr val="tx1"/>
+    </cs:fontRef>
+  </cs:plotArea>
+  <cs:plotArea3D mods="allowNoFillOverride allowNoLineOverride">
+    <cs:lnRef idx="0"/>
+    <cs:fillRef idx="0"/>
+    <cs:effectRef idx="0"/>
+    <cs:fontRef idx="minor">
+      <a:schemeClr val="tx1"/>
+    </cs:fontRef>
+  </cs:plotArea3D>
+  <cs:seriesAxis>
+    <cs:lnRef idx="0"/>
+    <cs:fillRef idx="0"/>
+    <cs:effectRef idx="0"/>
+    <cs:fontRef idx="minor">
+      <a:schemeClr val="tx1">
+        <a:lumMod val="65000"/>
+        <a:lumOff val="35000"/>
+      </a:schemeClr>
+    </cs:fontRef>
+    <cs:defRPr sz="900" kern="1200"/>
+  </cs:seriesAxis>
+  <cs:seriesLine>
+    <cs:lnRef idx="0"/>
+    <cs:fillRef idx="0"/>
+    <cs:effectRef idx="0"/>
+    <cs:fontRef idx="minor">
+      <a:schemeClr val="tx1"/>
+    </cs:fontRef>
+    <cs:spPr>
+      <a:ln w="9525" cap="flat" cmpd="sng" algn="ctr">
+        <a:solidFill>
+          <a:schemeClr val="tx1">
+            <a:lumMod val="35000"/>
+            <a:lumOff val="65000"/>
+          </a:schemeClr>
+        </a:solidFill>
+        <a:round/>
+      </a:ln>
+    </cs:spPr>
+  </cs:seriesLine>
+  <cs:title>
+    <cs:lnRef idx="0"/>
+    <cs:fillRef idx="0"/>
+    <cs:effectRef idx="0"/>
+    <cs:fontRef idx="minor">
+      <a:schemeClr val="tx1">
+        <a:lumMod val="65000"/>
+        <a:lumOff val="35000"/>
+      </a:schemeClr>
+    </cs:fontRef>
+    <cs:defRPr sz="1400" b="0" kern="1200" spc="0" baseline="0"/>
+  </cs:title>
+  <cs:trendline>
+    <cs:lnRef idx="0">
+      <cs:styleClr val="auto"/>
+    </cs:lnRef>
+    <cs:fillRef idx="0"/>
+    <cs:effectRef idx="0"/>
+    <cs:fontRef idx="minor">
+      <a:schemeClr val="tx1"/>
+    </cs:fontRef>
+    <cs:spPr>
+      <a:ln w="19050" cap="rnd">
+        <a:solidFill>
+          <a:schemeClr val="phClr"/>
+        </a:solidFill>
+        <a:prstDash val="sysDot"/>
+      </a:ln>
+    </cs:spPr>
+  </cs:trendline>
+  <cs:trendlineLabel>
+    <cs:lnRef idx="0"/>
+    <cs:fillRef idx="0"/>
+    <cs:effectRef idx="0"/>
+    <cs:fontRef idx="minor">
+      <a:schemeClr val="tx1">
+        <a:lumMod val="65000"/>
+        <a:lumOff val="35000"/>
+      </a:schemeClr>
+    </cs:fontRef>
+    <cs:defRPr sz="900" kern="1200"/>
+  </cs:trendlineLabel>
+  <cs:upBar>
+    <cs:lnRef idx="0"/>
+    <cs:fillRef idx="0"/>
+    <cs:effectRef idx="0"/>
+    <cs:fontRef idx="minor">
+      <a:schemeClr val="dk1"/>
+    </cs:fontRef>
+    <cs:spPr>
+      <a:solidFill>
+        <a:schemeClr val="lt1"/>
+      </a:solidFill>
+      <a:ln w="9525">
+        <a:solidFill>
+          <a:schemeClr val="tx1">
+            <a:lumMod val="15000"/>
+            <a:lumOff val="85000"/>
+          </a:schemeClr>
+        </a:solidFill>
+      </a:ln>
+    </cs:spPr>
+  </cs:upBar>
+  <cs:valueAxis>
+    <cs:lnRef idx="0"/>
+    <cs:fillRef idx="0"/>
+    <cs:effectRef idx="0"/>
+    <cs:fontRef idx="minor">
+      <a:schemeClr val="tx1">
+        <a:lumMod val="65000"/>
+        <a:lumOff val="35000"/>
+      </a:schemeClr>
+    </cs:fontRef>
+    <cs:defRPr sz="900" kern="1200"/>
+  </cs:valueAxis>
+  <cs:wall>
+    <cs:lnRef idx="0"/>
+    <cs:fillRef idx="0"/>
+    <cs:effectRef idx="0"/>
+    <cs:fontRef idx="minor">
+      <a:schemeClr val="tx1"/>
+    </cs:fontRef>
+    <cs:spPr>
+      <a:noFill/>
+      <a:ln>
+        <a:noFill/>
+      </a:ln>
+    </cs:spPr>
+  </cs:wall>
+</cs:chartStyle>
+</file>
+
+<file path=word/charts/style2.xml><?xml version="1.0" encoding="utf-8"?>
+<cs:chartStyle xmlns:cs="http://schemas.microsoft.com/office/drawing/2012/chartStyle" xmlns:a="http://schemas.openxmlformats.org/drawingml/2006/main" id="201">
+  <cs:axisTitle>
+    <cs:lnRef idx="0"/>
+    <cs:fillRef idx="0"/>
+    <cs:effectRef idx="0"/>
+    <cs:fontRef idx="minor">
+      <a:schemeClr val="tx1">
+        <a:lumMod val="65000"/>
+        <a:lumOff val="35000"/>
+      </a:schemeClr>
+    </cs:fontRef>
+    <cs:defRPr sz="1000" kern="1200"/>
+  </cs:axisTitle>
+  <cs:categoryAxis>
+    <cs:lnRef idx="0"/>
+    <cs:fillRef idx="0"/>
+    <cs:effectRef idx="0"/>
+    <cs:fontRef idx="minor">
+      <a:schemeClr val="tx1">
+        <a:lumMod val="65000"/>
+        <a:lumOff val="35000"/>
+      </a:schemeClr>
+    </cs:fontRef>
+    <cs:spPr>
+      <a:ln w="9525" cap="flat" cmpd="sng" algn="ctr">
+        <a:solidFill>
+          <a:schemeClr val="tx1">
+            <a:lumMod val="15000"/>
+            <a:lumOff val="85000"/>
+          </a:schemeClr>
+        </a:solidFill>
+        <a:round/>
+      </a:ln>
+    </cs:spPr>
+    <cs:defRPr sz="900" kern="1200"/>
+  </cs:categoryAxis>
+  <cs:chartArea mods="allowNoFillOverride allowNoLineOverride">
+    <cs:lnRef idx="0"/>
+    <cs:fillRef idx="0"/>
+    <cs:effectRef idx="0"/>
+    <cs:fontRef idx="minor">
+      <a:schemeClr val="tx1"/>
+    </cs:fontRef>
+    <cs:spPr>
+      <a:solidFill>
+        <a:schemeClr val="bg1"/>
+      </a:solidFill>
+      <a:ln w="9525" cap="flat" cmpd="sng" algn="ctr">
+        <a:solidFill>
+          <a:schemeClr val="tx1">
+            <a:lumMod val="15000"/>
+            <a:lumOff val="85000"/>
+          </a:schemeClr>
+        </a:solidFill>
+        <a:round/>
+      </a:ln>
+    </cs:spPr>
+    <cs:defRPr sz="1000" kern="1200"/>
+  </cs:chartArea>
+  <cs:dataLabel>
+    <cs:lnRef idx="0"/>
+    <cs:fillRef idx="0"/>
+    <cs:effectRef idx="0"/>
+    <cs:fontRef idx="minor">
+      <a:schemeClr val="tx1">
+        <a:lumMod val="75000"/>
+        <a:lumOff val="25000"/>
+      </a:schemeClr>
+    </cs:fontRef>
+    <cs:defRPr sz="900" kern="1200"/>
+  </cs:dataLabel>
+  <cs:dataLabelCallout>
+    <cs:lnRef idx="0"/>
+    <cs:fillRef idx="0"/>
+    <cs:effectRef idx="0"/>
+    <cs:fontRef idx="minor">
+      <a:schemeClr val="dk1">
+        <a:lumMod val="65000"/>
+        <a:lumOff val="35000"/>
+      </a:schemeClr>
+    </cs:fontRef>
+    <cs:spPr>
+      <a:solidFill>
+        <a:schemeClr val="lt1"/>
+      </a:solidFill>
+      <a:ln>
+        <a:solidFill>
+          <a:schemeClr val="dk1">
+            <a:lumMod val="25000"/>
+            <a:lumOff val="75000"/>
+          </a:schemeClr>
+        </a:solidFill>
+      </a:ln>
+    </cs:spPr>
+    <cs:defRPr sz="900" kern="1200"/>
+    <cs:bodyPr rot="0" spcFirstLastPara="1" vertOverflow="clip" horzOverflow="clip" vert="horz" wrap="square" lIns="36576" tIns="18288" rIns="36576" bIns="18288" anchor="ctr" anchorCtr="1">
+      <a:spAutoFit/>
+    </cs:bodyPr>
+  </cs:dataLabelCallout>
+  <cs:dataPoint>
+    <cs:lnRef idx="0"/>
+    <cs:fillRef idx="1">
+      <cs:styleClr val="auto"/>
+    </cs:fillRef>
+    <cs:effectRef idx="0"/>
+    <cs:fontRef idx="minor">
+      <a:schemeClr val="tx1"/>
+    </cs:fontRef>
+  </cs:dataPoint>
+  <cs:dataPoint3D>
+    <cs:lnRef idx="0"/>
+    <cs:fillRef idx="1">
+      <cs:styleClr val="auto"/>
+    </cs:fillRef>
+    <cs:effectRef idx="0"/>
+    <cs:fontRef idx="minor">
+      <a:schemeClr val="tx1"/>
+    </cs:fontRef>
+  </cs:dataPoint3D>
+  <cs:dataPointLine>
+    <cs:lnRef idx="0">
+      <cs:styleClr val="auto"/>
+    </cs:lnRef>
+    <cs:fillRef idx="1"/>
+    <cs:effectRef idx="0"/>
+    <cs:fontRef idx="minor">
+      <a:schemeClr val="tx1"/>
+    </cs:fontRef>
+    <cs:spPr>
+      <a:ln w="28575" cap="rnd">
+        <a:solidFill>
+          <a:schemeClr val="phClr"/>
+        </a:solidFill>
+        <a:round/>
+      </a:ln>
+    </cs:spPr>
+  </cs:dataPointLine>
+  <cs:dataPointMarker>
+    <cs:lnRef idx="0">
+      <cs:styleClr val="auto"/>
+    </cs:lnRef>
+    <cs:fillRef idx="1">
+      <cs:styleClr val="auto"/>
+    </cs:fillRef>
+    <cs:effectRef idx="0"/>
+    <cs:fontRef idx="minor">
+      <a:schemeClr val="tx1"/>
+    </cs:fontRef>
+    <cs:spPr>
+      <a:ln w="9525">
+        <a:solidFill>
+          <a:schemeClr val="phClr"/>
+        </a:solidFill>
+      </a:ln>
+    </cs:spPr>
+  </cs:dataPointMarker>
+  <cs:dataPointMarkerLayout symbol="circle" size="5"/>
+  <cs:dataPointWireframe>
+    <cs:lnRef idx="0">
+      <cs:styleClr val="auto"/>
+    </cs:lnRef>
+    <cs:fillRef idx="1"/>
+    <cs:effectRef idx="0"/>
+    <cs:fontRef idx="minor">
+      <a:schemeClr val="tx1"/>
+    </cs:fontRef>
+    <cs:spPr>
+      <a:ln w="9525" cap="rnd">
+        <a:solidFill>
+          <a:schemeClr val="phClr"/>
+        </a:solidFill>
+        <a:round/>
+      </a:ln>
+    </cs:spPr>
+  </cs:dataPointWireframe>
+  <cs:dataTable>
+    <cs:lnRef idx="0"/>
+    <cs:fillRef idx="0"/>
+    <cs:effectRef idx="0"/>
+    <cs:fontRef idx="minor">
+      <a:schemeClr val="tx1">
+        <a:lumMod val="65000"/>
+        <a:lumOff val="35000"/>
+      </a:schemeClr>
+    </cs:fontRef>
+    <cs:spPr>
+      <a:noFill/>
+      <a:ln w="9525" cap="flat" cmpd="sng" algn="ctr">
+        <a:solidFill>
+          <a:schemeClr val="tx1">
+            <a:lumMod val="15000"/>
+            <a:lumOff val="85000"/>
+          </a:schemeClr>
+        </a:solidFill>
+        <a:round/>
+      </a:ln>
+    </cs:spPr>
+    <cs:defRPr sz="900" kern="1200"/>
+  </cs:dataTable>
+  <cs:downBar>
+    <cs:lnRef idx="0"/>
+    <cs:fillRef idx="0"/>
+    <cs:effectRef idx="0"/>
+    <cs:fontRef idx="minor">
+      <a:schemeClr val="dk1"/>
+    </cs:fontRef>
+    <cs:spPr>
+      <a:solidFill>
+        <a:schemeClr val="dk1">
+          <a:lumMod val="65000"/>
+          <a:lumOff val="35000"/>
+        </a:schemeClr>
+      </a:solidFill>
+      <a:ln w="9525">
+        <a:solidFill>
+          <a:schemeClr val="tx1">
+            <a:lumMod val="65000"/>
+            <a:lumOff val="35000"/>
+          </a:schemeClr>
+        </a:solidFill>
+      </a:ln>
+    </cs:spPr>
+  </cs:downBar>
+  <cs:dropLine>
+    <cs:lnRef idx="0"/>
+    <cs:fillRef idx="0"/>
+    <cs:effectRef idx="0"/>
+    <cs:fontRef idx="minor">
+      <a:schemeClr val="tx1"/>
+    </cs:fontRef>
+    <cs:spPr>
+      <a:ln w="9525" cap="flat" cmpd="sng" algn="ctr">
+        <a:solidFill>
+          <a:schemeClr val="tx1">
+            <a:lumMod val="35000"/>
+            <a:lumOff val="65000"/>
+          </a:schemeClr>
+        </a:solidFill>
+        <a:round/>
+      </a:ln>
+    </cs:spPr>
+  </cs:dropLine>
+  <cs:errorBar>
+    <cs:lnRef idx="0"/>
+    <cs:fillRef idx="0"/>
+    <cs:effectRef idx="0"/>
+    <cs:fontRef idx="minor">
+      <a:schemeClr val="tx1"/>
+    </cs:fontRef>
+    <cs:spPr>
+      <a:ln w="9525" cap="flat" cmpd="sng" algn="ctr">
+        <a:solidFill>
+          <a:schemeClr val="tx1">
+            <a:lumMod val="65000"/>
+            <a:lumOff val="35000"/>
+          </a:schemeClr>
+        </a:solidFill>
+        <a:round/>
+      </a:ln>
+    </cs:spPr>
+  </cs:errorBar>
+  <cs:floor>
+    <cs:lnRef idx="0"/>
+    <cs:fillRef idx="0"/>
+    <cs:effectRef idx="0"/>
+    <cs:fontRef idx="minor">
+      <a:schemeClr val="tx1"/>
+    </cs:fontRef>
+    <cs:spPr>
+      <a:noFill/>
+      <a:ln>
+        <a:noFill/>
+      </a:ln>
+    </cs:spPr>
+  </cs:floor>
+  <cs:gridlineMajor>
+    <cs:lnRef idx="0"/>
+    <cs:fillRef idx="0"/>
+    <cs:effectRef idx="0"/>
+    <cs:fontRef idx="minor">
+      <a:schemeClr val="tx1"/>
+    </cs:fontRef>
+    <cs:spPr>
+      <a:ln w="9525" cap="flat" cmpd="sng" algn="ctr">
+        <a:solidFill>
+          <a:schemeClr val="tx1">
+            <a:lumMod val="15000"/>
+            <a:lumOff val="85000"/>
+          </a:schemeClr>
+        </a:solidFill>
+        <a:round/>
+      </a:ln>
+    </cs:spPr>
+  </cs:gridlineMajor>
+  <cs:gridlineMinor>
+    <cs:lnRef idx="0"/>
+    <cs:fillRef idx="0"/>
+    <cs:effectRef idx="0"/>
+    <cs:fontRef idx="minor">
+      <a:schemeClr val="tx1"/>
+    </cs:fontRef>
+    <cs:spPr>
+      <a:ln w="9525" cap="flat" cmpd="sng" algn="ctr">
+        <a:solidFill>
+          <a:schemeClr val="tx1">
+            <a:lumMod val="5000"/>
+            <a:lumOff val="95000"/>
+          </a:schemeClr>
+        </a:solidFill>
+        <a:round/>
+      </a:ln>
+    </cs:spPr>
+  </cs:gridlineMinor>
+  <cs:hiLoLine>
+    <cs:lnRef idx="0"/>
+    <cs:fillRef idx="0"/>
+    <cs:effectRef idx="0"/>
+    <cs:fontRef idx="minor">
+      <a:schemeClr val="tx1"/>
+    </cs:fontRef>
+    <cs:spPr>
+      <a:ln w="9525" cap="flat" cmpd="sng" algn="ctr">
+        <a:solidFill>
+          <a:schemeClr val="tx1">
+            <a:lumMod val="75000"/>
+            <a:lumOff val="25000"/>
+          </a:schemeClr>
+        </a:solidFill>
+        <a:round/>
+      </a:ln>
+    </cs:spPr>
+  </cs:hiLoLine>
+  <cs:leaderLine>
+    <cs:lnRef idx="0"/>
+    <cs:fillRef idx="0"/>
+    <cs:effectRef idx="0"/>
+    <cs:fontRef idx="minor">
+      <a:schemeClr val="tx1"/>
+    </cs:fontRef>
+    <cs:spPr>
+      <a:ln w="9525" cap="flat" cmpd="sng" algn="ctr">
+        <a:solidFill>
+          <a:schemeClr val="tx1">
+            <a:lumMod val="35000"/>
+            <a:lumOff val="65000"/>
+          </a:schemeClr>
+        </a:solidFill>
+        <a:round/>
+      </a:ln>
+    </cs:spPr>
+  </cs:leaderLine>
+  <cs:legend>
+    <cs:lnRef idx="0"/>
+    <cs:fillRef idx="0"/>
+    <cs:effectRef idx="0"/>
+    <cs:fontRef idx="minor">
+      <a:schemeClr val="tx1">
+        <a:lumMod val="65000"/>
+        <a:lumOff val="35000"/>
+      </a:schemeClr>
+    </cs:fontRef>
+    <cs:defRPr sz="900" kern="1200"/>
+  </cs:legend>
+  <cs:plotArea mods="allowNoFillOverride allowNoLineOverride">
+    <cs:lnRef idx="0"/>
+    <cs:fillRef idx="0"/>
+    <cs:effectRef idx="0"/>
+    <cs:fontRef idx="minor">
+      <a:schemeClr val="tx1"/>
+    </cs:fontRef>
+  </cs:plotArea>
+  <cs:plotArea3D mods="allowNoFillOverride allowNoLineOverride">
+    <cs:lnRef idx="0"/>
+    <cs:fillRef idx="0"/>
+    <cs:effectRef idx="0"/>
+    <cs:fontRef idx="minor">
+      <a:schemeClr val="tx1"/>
+    </cs:fontRef>
+  </cs:plotArea3D>
+  <cs:seriesAxis>
+    <cs:lnRef idx="0"/>
+    <cs:fillRef idx="0"/>
+    <cs:effectRef idx="0"/>
+    <cs:fontRef idx="minor">
+      <a:schemeClr val="tx1">
+        <a:lumMod val="65000"/>
+        <a:lumOff val="35000"/>
+      </a:schemeClr>
+    </cs:fontRef>
+    <cs:defRPr sz="900" kern="1200"/>
+  </cs:seriesAxis>
+  <cs:seriesLine>
+    <cs:lnRef idx="0"/>
+    <cs:fillRef idx="0"/>
+    <cs:effectRef idx="0"/>
+    <cs:fontRef idx="minor">
+      <a:schemeClr val="tx1"/>
+    </cs:fontRef>
+    <cs:spPr>
+      <a:ln w="9525" cap="flat" cmpd="sng" algn="ctr">
+        <a:solidFill>
+          <a:schemeClr val="tx1">
+            <a:lumMod val="35000"/>
+            <a:lumOff val="65000"/>
+          </a:schemeClr>
+        </a:solidFill>
+        <a:round/>
+      </a:ln>
+    </cs:spPr>
+  </cs:seriesLine>
+  <cs:title>
+    <cs:lnRef idx="0"/>
+    <cs:fillRef idx="0"/>
+    <cs:effectRef idx="0"/>
+    <cs:fontRef idx="minor">
+      <a:schemeClr val="tx1">
+        <a:lumMod val="65000"/>
+        <a:lumOff val="35000"/>
+      </a:schemeClr>
+    </cs:fontRef>
+    <cs:defRPr sz="1400" b="0" kern="1200" spc="0" baseline="0"/>
+  </cs:title>
+  <cs:trendline>
+    <cs:lnRef idx="0">
+      <cs:styleClr val="auto"/>
+    </cs:lnRef>
+    <cs:fillRef idx="0"/>
+    <cs:effectRef idx="0"/>
+    <cs:fontRef idx="minor">
+      <a:schemeClr val="tx1"/>
+    </cs:fontRef>
+    <cs:spPr>
+      <a:ln w="19050" cap="rnd">
+        <a:solidFill>
+          <a:schemeClr val="phClr"/>
+        </a:solidFill>
+        <a:prstDash val="sysDot"/>
+      </a:ln>
+    </cs:spPr>
+  </cs:trendline>
+  <cs:trendlineLabel>
+    <cs:lnRef idx="0"/>
+    <cs:fillRef idx="0"/>
+    <cs:effectRef idx="0"/>
+    <cs:fontRef idx="minor">
+      <a:schemeClr val="tx1">
+        <a:lumMod val="65000"/>
+        <a:lumOff val="35000"/>
+      </a:schemeClr>
+    </cs:fontRef>
+    <cs:defRPr sz="900" kern="1200"/>
+  </cs:trendlineLabel>
+  <cs:upBar>
+    <cs:lnRef idx="0"/>
+    <cs:fillRef idx="0"/>
+    <cs:effectRef idx="0"/>
+    <cs:fontRef idx="minor">
+      <a:schemeClr val="dk1"/>
+    </cs:fontRef>
+    <cs:spPr>
+      <a:solidFill>
+        <a:schemeClr val="lt1"/>
+      </a:solidFill>
+      <a:ln w="9525">
+        <a:solidFill>
+          <a:schemeClr val="tx1">
+            <a:lumMod val="15000"/>
+            <a:lumOff val="85000"/>
+          </a:schemeClr>
+        </a:solidFill>
+      </a:ln>
+    </cs:spPr>
+  </cs:upBar>
+  <cs:valueAxis>
+    <cs:lnRef idx="0"/>
+    <cs:fillRef idx="0"/>
+    <cs:effectRef idx="0"/>
+    <cs:fontRef idx="minor">
+      <a:schemeClr val="tx1">
+        <a:lumMod val="65000"/>
+        <a:lumOff val="35000"/>
+      </a:schemeClr>
+    </cs:fontRef>
+    <cs:defRPr sz="900" kern="1200"/>
+  </cs:valueAxis>
+  <cs:wall>
+    <cs:lnRef idx="0"/>
+    <cs:fillRef idx="0"/>
+    <cs:effectRef idx="0"/>
+    <cs:fontRef idx="minor">
+      <a:schemeClr val="tx1"/>
+    </cs:fontRef>
+    <cs:spPr>
+      <a:noFill/>
+      <a:ln>
+        <a:noFill/>
+      </a:ln>
+    </cs:spPr>
+  </cs:wall>
+</cs:chartStyle>
 </file>
 
 <file path=word/theme/theme1.xml><?xml version="1.0" encoding="utf-8"?>
@@ -12530,7 +15381,368 @@
 </a:theme>
 </file>
 
+<file path=word/theme/themeOverride1.xml><?xml version="1.0" encoding="utf-8"?>
+<a:themeOverride xmlns:a="http://schemas.openxmlformats.org/drawingml/2006/main">
+  <a:clrScheme name="Escritório">
+    <a:dk1>
+      <a:srgbClr val="000000"/>
+    </a:dk1>
+    <a:lt1>
+      <a:srgbClr val="FFFFFF"/>
+    </a:lt1>
+    <a:dk2>
+      <a:srgbClr val="1F497D"/>
+    </a:dk2>
+    <a:lt2>
+      <a:srgbClr val="EEECE1"/>
+    </a:lt2>
+    <a:accent1>
+      <a:srgbClr val="4F81BD"/>
+    </a:accent1>
+    <a:accent2>
+      <a:srgbClr val="C0504D"/>
+    </a:accent2>
+    <a:accent3>
+      <a:srgbClr val="9BBB59"/>
+    </a:accent3>
+    <a:accent4>
+      <a:srgbClr val="8064A2"/>
+    </a:accent4>
+    <a:accent5>
+      <a:srgbClr val="4BACC6"/>
+    </a:accent5>
+    <a:accent6>
+      <a:srgbClr val="F79646"/>
+    </a:accent6>
+    <a:hlink>
+      <a:srgbClr val="0000FF"/>
+    </a:hlink>
+    <a:folHlink>
+      <a:srgbClr val="800080"/>
+    </a:folHlink>
+  </a:clrScheme>
+  <a:fontScheme name="Escritório">
+    <a:majorFont>
+      <a:latin typeface="Cambria"/>
+      <a:ea typeface=""/>
+      <a:cs typeface=""/>
+    </a:majorFont>
+    <a:minorFont>
+      <a:latin typeface="Calibri"/>
+      <a:ea typeface=""/>
+      <a:cs typeface=""/>
+    </a:minorFont>
+  </a:fontScheme>
+  <a:fmtScheme>
+    <a:fillStyleLst>
+      <a:solidFill>
+        <a:schemeClr val="phClr"/>
+      </a:solidFill>
+      <a:gradFill>
+        <a:gsLst>
+          <a:gs pos="0">
+            <a:schemeClr val="phClr">
+              <a:tint val="50000"/>
+            </a:schemeClr>
+          </a:gs>
+          <a:gs pos="35000">
+            <a:schemeClr val="phClr">
+              <a:tint val="37000"/>
+            </a:schemeClr>
+          </a:gs>
+          <a:gs pos="100000">
+            <a:schemeClr val="phClr">
+              <a:tint val="15000"/>
+            </a:schemeClr>
+          </a:gs>
+        </a:gsLst>
+        <a:lin ang="16200000" scaled="1"/>
+        <a:tileRect/>
+      </a:gradFill>
+      <a:gradFill>
+        <a:gsLst>
+          <a:gs pos="0">
+            <a:schemeClr val="phClr">
+              <a:shade val="51000"/>
+            </a:schemeClr>
+          </a:gs>
+          <a:gs pos="80000">
+            <a:schemeClr val="phClr">
+              <a:shade val="93000"/>
+            </a:schemeClr>
+          </a:gs>
+          <a:gs pos="100000">
+            <a:schemeClr val="phClr">
+              <a:shade val="94000"/>
+            </a:schemeClr>
+          </a:gs>
+        </a:gsLst>
+        <a:lin ang="16200000" scaled="0"/>
+        <a:tileRect/>
+      </a:gradFill>
+    </a:fillStyleLst>
+    <a:lnStyleLst>
+      <a:ln w="9525" cap="flat" cmpd="sng" algn="ctr">
+        <a:prstDash val="solid"/>
+      </a:ln>
+      <a:ln w="25400" cap="flat" cmpd="sng" algn="ctr">
+        <a:prstDash val="solid"/>
+      </a:ln>
+      <a:ln w="38100" cap="flat" cmpd="sng" algn="ctr">
+        <a:prstDash val="solid"/>
+      </a:ln>
+    </a:lnStyleLst>
+    <a:effectStyleLst>
+      <a:effectStyle>
+        <a:effectLst/>
+      </a:effectStyle>
+      <a:effectStyle>
+        <a:effectLst/>
+      </a:effectStyle>
+      <a:effectStyle>
+        <a:effectLst/>
+      </a:effectStyle>
+    </a:effectStyleLst>
+    <a:bgFillStyleLst>
+      <a:solidFill>
+        <a:schemeClr val="phClr"/>
+      </a:solidFill>
+      <a:gradFill>
+        <a:gsLst>
+          <a:gs pos="0">
+            <a:schemeClr val="phClr">
+              <a:tint val="40000"/>
+            </a:schemeClr>
+          </a:gs>
+          <a:gs pos="40000">
+            <a:schemeClr val="phClr">
+              <a:tint val="45000"/>
+              <a:shade val="99000"/>
+            </a:schemeClr>
+          </a:gs>
+          <a:gs pos="100000">
+            <a:schemeClr val="phClr">
+              <a:shade val="20000"/>
+            </a:schemeClr>
+          </a:gs>
+        </a:gsLst>
+        <a:path path="circle">
+          <a:fillToRect l="50000" t="-80000" r="50000" b="180000"/>
+        </a:path>
+        <a:tileRect/>
+      </a:gradFill>
+      <a:gradFill>
+        <a:gsLst>
+          <a:gs pos="0">
+            <a:schemeClr val="phClr">
+              <a:tint val="80000"/>
+            </a:schemeClr>
+          </a:gs>
+          <a:gs pos="100000">
+            <a:schemeClr val="phClr">
+              <a:shade val="30000"/>
+            </a:schemeClr>
+          </a:gs>
+        </a:gsLst>
+        <a:path path="circle">
+          <a:fillToRect l="50000" t="50000" r="50000" b="50000"/>
+        </a:path>
+        <a:tileRect/>
+      </a:gradFill>
+    </a:bgFillStyleLst>
+  </a:fmtScheme>
+</a:themeOverride>
+</file>
+
+<file path=word/theme/themeOverride2.xml><?xml version="1.0" encoding="utf-8"?>
+<a:themeOverride xmlns:a="http://schemas.openxmlformats.org/drawingml/2006/main">
+  <a:clrScheme name="Escritório">
+    <a:dk1>
+      <a:srgbClr val="000000"/>
+    </a:dk1>
+    <a:lt1>
+      <a:srgbClr val="FFFFFF"/>
+    </a:lt1>
+    <a:dk2>
+      <a:srgbClr val="1F497D"/>
+    </a:dk2>
+    <a:lt2>
+      <a:srgbClr val="EEECE1"/>
+    </a:lt2>
+    <a:accent1>
+      <a:srgbClr val="4F81BD"/>
+    </a:accent1>
+    <a:accent2>
+      <a:srgbClr val="C0504D"/>
+    </a:accent2>
+    <a:accent3>
+      <a:srgbClr val="9BBB59"/>
+    </a:accent3>
+    <a:accent4>
+      <a:srgbClr val="8064A2"/>
+    </a:accent4>
+    <a:accent5>
+      <a:srgbClr val="4BACC6"/>
+    </a:accent5>
+    <a:accent6>
+      <a:srgbClr val="F79646"/>
+    </a:accent6>
+    <a:hlink>
+      <a:srgbClr val="0000FF"/>
+    </a:hlink>
+    <a:folHlink>
+      <a:srgbClr val="800080"/>
+    </a:folHlink>
+  </a:clrScheme>
+  <a:fontScheme name="Escritório">
+    <a:majorFont>
+      <a:latin typeface="Cambria"/>
+      <a:ea typeface=""/>
+      <a:cs typeface=""/>
+    </a:majorFont>
+    <a:minorFont>
+      <a:latin typeface="Calibri"/>
+      <a:ea typeface=""/>
+      <a:cs typeface=""/>
+    </a:minorFont>
+  </a:fontScheme>
+  <a:fmtScheme>
+    <a:fillStyleLst>
+      <a:solidFill>
+        <a:schemeClr val="phClr"/>
+      </a:solidFill>
+      <a:gradFill>
+        <a:gsLst>
+          <a:gs pos="0">
+            <a:schemeClr val="phClr">
+              <a:tint val="50000"/>
+            </a:schemeClr>
+          </a:gs>
+          <a:gs pos="35000">
+            <a:schemeClr val="phClr">
+              <a:tint val="37000"/>
+            </a:schemeClr>
+          </a:gs>
+          <a:gs pos="100000">
+            <a:schemeClr val="phClr">
+              <a:tint val="15000"/>
+            </a:schemeClr>
+          </a:gs>
+        </a:gsLst>
+        <a:lin ang="16200000" scaled="1"/>
+        <a:tileRect/>
+      </a:gradFill>
+      <a:gradFill>
+        <a:gsLst>
+          <a:gs pos="0">
+            <a:schemeClr val="phClr">
+              <a:shade val="51000"/>
+            </a:schemeClr>
+          </a:gs>
+          <a:gs pos="80000">
+            <a:schemeClr val="phClr">
+              <a:shade val="93000"/>
+            </a:schemeClr>
+          </a:gs>
+          <a:gs pos="100000">
+            <a:schemeClr val="phClr">
+              <a:shade val="94000"/>
+            </a:schemeClr>
+          </a:gs>
+        </a:gsLst>
+        <a:lin ang="16200000" scaled="0"/>
+        <a:tileRect/>
+      </a:gradFill>
+    </a:fillStyleLst>
+    <a:lnStyleLst>
+      <a:ln w="9525" cap="flat" cmpd="sng" algn="ctr">
+        <a:prstDash val="solid"/>
+      </a:ln>
+      <a:ln w="25400" cap="flat" cmpd="sng" algn="ctr">
+        <a:prstDash val="solid"/>
+      </a:ln>
+      <a:ln w="38100" cap="flat" cmpd="sng" algn="ctr">
+        <a:prstDash val="solid"/>
+      </a:ln>
+    </a:lnStyleLst>
+    <a:effectStyleLst>
+      <a:effectStyle>
+        <a:effectLst/>
+      </a:effectStyle>
+      <a:effectStyle>
+        <a:effectLst/>
+      </a:effectStyle>
+      <a:effectStyle>
+        <a:effectLst/>
+      </a:effectStyle>
+    </a:effectStyleLst>
+    <a:bgFillStyleLst>
+      <a:solidFill>
+        <a:schemeClr val="phClr"/>
+      </a:solidFill>
+      <a:gradFill>
+        <a:gsLst>
+          <a:gs pos="0">
+            <a:schemeClr val="phClr">
+              <a:tint val="40000"/>
+            </a:schemeClr>
+          </a:gs>
+          <a:gs pos="40000">
+            <a:schemeClr val="phClr">
+              <a:tint val="45000"/>
+              <a:shade val="99000"/>
+            </a:schemeClr>
+          </a:gs>
+          <a:gs pos="100000">
+            <a:schemeClr val="phClr">
+              <a:shade val="20000"/>
+            </a:schemeClr>
+          </a:gs>
+        </a:gsLst>
+        <a:path path="circle">
+          <a:fillToRect l="50000" t="-80000" r="50000" b="180000"/>
+        </a:path>
+        <a:tileRect/>
+      </a:gradFill>
+      <a:gradFill>
+        <a:gsLst>
+          <a:gs pos="0">
+            <a:schemeClr val="phClr">
+              <a:tint val="80000"/>
+            </a:schemeClr>
+          </a:gs>
+          <a:gs pos="100000">
+            <a:schemeClr val="phClr">
+              <a:shade val="30000"/>
+            </a:schemeClr>
+          </a:gs>
+        </a:gsLst>
+        <a:path path="circle">
+          <a:fillToRect l="50000" t="50000" r="50000" b="50000"/>
+        </a:path>
+        <a:tileRect/>
+      </a:gradFill>
+    </a:bgFillStyleLst>
+  </a:fmtScheme>
+</a:themeOverride>
+</file>
+
 <file path=customXml/item1.xml><?xml version="1.0" encoding="utf-8"?>
+<?mso-contentType ?>
+<FormTemplates xmlns="http://schemas.microsoft.com/sharepoint/v3/contenttype/forms">
+  <Display>DocumentLibraryForm</Display>
+  <Edit>DocumentLibraryForm</Edit>
+  <New>DocumentLibraryForm</New>
+</FormTemplates>
+</file>
+
+<file path=customXml/item2.xml><?xml version="1.0" encoding="utf-8"?>
+<p:properties xmlns:p="http://schemas.microsoft.com/office/2006/metadata/properties" xmlns:xsi="http://www.w3.org/2001/XMLSchema-instance" xmlns:pc="http://schemas.microsoft.com/office/infopath/2007/PartnerControls">
+  <documentManagement/>
+</p:properties>
+</file>
+
+<file path=customXml/item3.xml><?xml version="1.0" encoding="utf-8"?>
 <ct:contentTypeSchema xmlns:ct="http://schemas.microsoft.com/office/2006/metadata/contentType" xmlns:ma="http://schemas.microsoft.com/office/2006/metadata/properties/metaAttributes" ct:_="" ma:_="" ma:contentTypeName="Documento" ma:contentTypeID="0x0101008259E184F2BB9E47811CED70F4004A41" ma:contentTypeVersion="4" ma:contentTypeDescription="Crie um novo documento." ma:contentTypeScope="" ma:versionID="c64f2e1ca313a2d18f8fd526e7b6ca19">
   <xsd:schema xmlns:xsd="http://www.w3.org/2001/XMLSchema" xmlns:xs="http://www.w3.org/2001/XMLSchema" xmlns:p="http://schemas.microsoft.com/office/2006/metadata/properties" xmlns:ns2="2341cae1-8110-4543-a1e7-160f79d4d50c" targetNamespace="http://schemas.microsoft.com/office/2006/metadata/properties" ma:root="true" ma:fieldsID="7f6718cda7e62e360869323635f8c922" ns2:_="">
     <xsd:import namespace="2341cae1-8110-4543-a1e7-160f79d4d50c"/>
@@ -12674,26 +15886,28 @@
 </ct:contentTypeSchema>
 </file>
 
-<file path=customXml/item2.xml><?xml version="1.0" encoding="utf-8"?>
+<file path=customXml/item4.xml><?xml version="1.0" encoding="utf-8"?>
 <b:Sources xmlns:b="http://schemas.openxmlformats.org/officeDocument/2006/bibliography" xmlns="http://schemas.openxmlformats.org/officeDocument/2006/bibliography" SelectedStyle="\APA.XSL" StyleName="APA"/>
 </file>
 
-<file path=customXml/item3.xml><?xml version="1.0" encoding="utf-8"?>
-<?mso-contentType ?>
-<FormTemplates xmlns="http://schemas.microsoft.com/sharepoint/v3/contenttype/forms">
-  <Display>DocumentLibraryForm</Display>
-  <Edit>DocumentLibraryForm</Edit>
-  <New>DocumentLibraryForm</New>
-</FormTemplates>
+<file path=customXml/itemProps1.xml><?xml version="1.0" encoding="utf-8"?>
+<ds:datastoreItem xmlns:ds="http://schemas.openxmlformats.org/officeDocument/2006/customXml" ds:itemID="{FE1931C7-D34B-4BB4-92DB-3B6644EEED7E}">
+  <ds:schemaRefs>
+    <ds:schemaRef ds:uri="http://schemas.microsoft.com/sharepoint/v3/contenttype/forms"/>
+  </ds:schemaRefs>
+</ds:datastoreItem>
 </file>
 
-<file path=customXml/item4.xml><?xml version="1.0" encoding="utf-8"?>
-<p:properties xmlns:p="http://schemas.microsoft.com/office/2006/metadata/properties" xmlns:xsi="http://www.w3.org/2001/XMLSchema-instance" xmlns:pc="http://schemas.microsoft.com/office/infopath/2007/PartnerControls">
-  <documentManagement/>
-</p:properties>
+<file path=customXml/itemProps2.xml><?xml version="1.0" encoding="utf-8"?>
+<ds:datastoreItem xmlns:ds="http://schemas.openxmlformats.org/officeDocument/2006/customXml" ds:itemID="{5811CA26-2E37-41A8-96B9-A15F3DAFF900}">
+  <ds:schemaRefs>
+    <ds:schemaRef ds:uri="http://schemas.microsoft.com/office/2006/metadata/properties"/>
+    <ds:schemaRef ds:uri="http://schemas.microsoft.com/office/infopath/2007/PartnerControls"/>
+  </ds:schemaRefs>
+</ds:datastoreItem>
 </file>
 
-<file path=customXml/itemProps1.xml><?xml version="1.0" encoding="utf-8"?>
+<file path=customXml/itemProps3.xml><?xml version="1.0" encoding="utf-8"?>
 <ds:datastoreItem xmlns:ds="http://schemas.openxmlformats.org/officeDocument/2006/customXml" ds:itemID="{338D4E39-2C7E-4CEC-A75E-958A778FCA13}">
   <ds:schemaRefs>
     <ds:schemaRef ds:uri="http://schemas.microsoft.com/office/2006/metadata/contentType"/>
@@ -12711,27 +15925,10 @@
 </ds:datastoreItem>
 </file>
 
-<file path=customXml/itemProps2.xml><?xml version="1.0" encoding="utf-8"?>
+<file path=customXml/itemProps4.xml><?xml version="1.0" encoding="utf-8"?>
 <ds:datastoreItem xmlns:ds="http://schemas.openxmlformats.org/officeDocument/2006/customXml" ds:itemID="{3EDE0480-A3FD-42A6-8C2B-6DF8547AA9F3}">
   <ds:schemaRefs>
     <ds:schemaRef ds:uri="http://schemas.openxmlformats.org/officeDocument/2006/bibliography"/>
   </ds:schemaRefs>
 </ds:datastoreItem>
-</file>
-
-<file path=customXml/itemProps3.xml><?xml version="1.0" encoding="utf-8"?>
-<ds:datastoreItem xmlns:ds="http://schemas.openxmlformats.org/officeDocument/2006/customXml" ds:itemID="{FE1931C7-D34B-4BB4-92DB-3B6644EEED7E}">
-  <ds:schemaRefs>
-    <ds:schemaRef ds:uri="http://schemas.microsoft.com/sharepoint/v3/contenttype/forms"/>
-  </ds:schemaRefs>
-</ds:datastoreItem>
-</file>
-
-<file path=customXml/itemProps4.xml><?xml version="1.0" encoding="utf-8"?>
-<ds:datastoreItem xmlns:ds="http://schemas.openxmlformats.org/officeDocument/2006/customXml" ds:itemID="{5811CA26-2E37-41A8-96B9-A15F3DAFF900}">
-  <ds:schemaRefs>
-    <ds:schemaRef ds:uri="http://schemas.microsoft.com/office/2006/metadata/properties"/>
-    <ds:schemaRef ds:uri="http://schemas.microsoft.com/office/infopath/2007/PartnerControls"/>
-  </ds:schemaRefs>
-</ds:datastoreItem>
 </file>